--- a/Итоговый отчет. Козыренко.docx
+++ b/Итоговый отчет. Козыренко.docx
@@ -4,34 +4,916 @@
   <w:body>
     <w:p>
       <w:pPr>
-        <w:pStyle w:val="ds-markdown-paragraph"/>
-        <w:spacing w:before="0" w:beforeAutospacing="0" w:after="0" w:afterAutospacing="0" w:line="360" w:lineRule="exact"/>
+        <w:spacing w:line="360" w:lineRule="auto"/>
         <w:jc w:val="center"/>
         <w:rPr>
-          <w:b/>
-          <w:sz w:val="32"/>
-          <w:szCs w:val="32"/>
-        </w:rPr>
-      </w:pPr>
-    </w:p>
-    <w:p>
-      <w:pPr>
-        <w:rPr>
           <w:rFonts w:ascii="Times New Roman" w:eastAsia="Times New Roman" w:hAnsi="Times New Roman" w:cs="Times New Roman"/>
-          <w:b/>
+          <w:sz w:val="24"/>
+          <w:szCs w:val="24"/>
+          <w:lang w:eastAsia="ru-RU"/>
+        </w:rPr>
+      </w:pPr>
+      <w:r>
+        <w:rPr>
+          <w:rFonts w:ascii="Times New Roman" w:eastAsia="Times New Roman" w:hAnsi="Times New Roman" w:cs="Times New Roman"/>
+          <w:sz w:val="24"/>
+          <w:szCs w:val="24"/>
+          <w:lang w:eastAsia="ru-RU"/>
+        </w:rPr>
+        <w:t>МИНИСТЕРСТВО СВЯЗИ И ИНФОРМАТИЗАЦИИ РЕСПУБЛИКИ БЕЛАРУСЬ</w:t>
+      </w:r>
+    </w:p>
+    <w:p>
+      <w:pPr>
+        <w:spacing w:after="0" w:line="360" w:lineRule="auto"/>
+        <w:jc w:val="center"/>
+        <w:rPr>
+          <w:rFonts w:ascii="Times New Roman" w:eastAsia="Times New Roman" w:hAnsi="Times New Roman" w:cs="Times New Roman"/>
+          <w:sz w:val="24"/>
+          <w:szCs w:val="24"/>
+          <w:lang w:eastAsia="ru-RU"/>
+        </w:rPr>
+      </w:pPr>
+      <w:r>
+        <w:rPr>
+          <w:rFonts w:ascii="Times New Roman" w:eastAsia="Times New Roman" w:hAnsi="Times New Roman" w:cs="Times New Roman"/>
+          <w:sz w:val="24"/>
+          <w:szCs w:val="24"/>
+          <w:lang w:eastAsia="ru-RU"/>
+        </w:rPr>
+        <w:t>Учреждение образования</w:t>
+      </w:r>
+    </w:p>
+    <w:p>
+      <w:pPr>
+        <w:spacing w:after="0" w:line="360" w:lineRule="auto"/>
+        <w:jc w:val="center"/>
+        <w:rPr>
+          <w:rFonts w:ascii="Times New Roman" w:eastAsia="Times New Roman" w:hAnsi="Times New Roman" w:cs="Times New Roman"/>
+          <w:sz w:val="24"/>
+          <w:szCs w:val="24"/>
+          <w:lang w:eastAsia="ru-RU"/>
+        </w:rPr>
+      </w:pPr>
+      <w:r>
+        <w:rPr>
+          <w:rFonts w:ascii="Times New Roman" w:eastAsia="Times New Roman" w:hAnsi="Times New Roman" w:cs="Times New Roman"/>
+          <w:sz w:val="24"/>
+          <w:szCs w:val="24"/>
+          <w:lang w:eastAsia="ru-RU"/>
+        </w:rPr>
+        <w:t>«БЕЛОРУССКАЯ ГОСУДАРСТВЕННАЯ АКАДЕМИЯ СВЯЗИ»</w:t>
+      </w:r>
+    </w:p>
+    <w:p>
+      <w:pPr>
+        <w:spacing w:after="0" w:line="360" w:lineRule="auto"/>
+        <w:jc w:val="center"/>
+        <w:rPr>
+          <w:rFonts w:ascii="Times New Roman" w:eastAsia="Times New Roman" w:hAnsi="Times New Roman" w:cs="Times New Roman"/>
+          <w:sz w:val="24"/>
+          <w:szCs w:val="24"/>
+          <w:lang w:eastAsia="ru-RU"/>
+        </w:rPr>
+      </w:pPr>
+      <w:r>
+        <w:rPr>
+          <w:rFonts w:ascii="Times New Roman" w:eastAsia="Times New Roman" w:hAnsi="Times New Roman" w:cs="Times New Roman"/>
+          <w:sz w:val="24"/>
+          <w:szCs w:val="24"/>
+          <w:lang w:eastAsia="ru-RU"/>
+        </w:rPr>
+        <w:t>ОП «КОЛЛЕДЖ ИНФОРМАЦИОННО-КОММУНИКАЦИОННЫХ ТЕХНОЛОГИЙ»</w:t>
+      </w:r>
+    </w:p>
+    <w:p>
+      <w:pPr>
+        <w:tabs>
+          <w:tab w:val="left" w:pos="5289"/>
+        </w:tabs>
+        <w:spacing w:after="0" w:line="360" w:lineRule="auto"/>
+        <w:jc w:val="center"/>
+        <w:rPr>
+          <w:rFonts w:ascii="Times New Roman" w:eastAsia="Times New Roman" w:hAnsi="Times New Roman" w:cs="Times New Roman"/>
+          <w:b/>
+          <w:bCs/>
           <w:sz w:val="32"/>
           <w:szCs w:val="32"/>
           <w:lang w:eastAsia="ru-RU"/>
         </w:rPr>
       </w:pPr>
-      <w:r>
-        <w:rPr>
-          <w:b/>
+    </w:p>
+    <w:p>
+      <w:pPr>
+        <w:tabs>
+          <w:tab w:val="left" w:pos="5289"/>
+        </w:tabs>
+        <w:spacing w:after="0" w:line="360" w:lineRule="auto"/>
+        <w:jc w:val="center"/>
+        <w:rPr>
+          <w:rFonts w:ascii="Times New Roman" w:eastAsia="Times New Roman" w:hAnsi="Times New Roman" w:cs="Times New Roman"/>
+          <w:b/>
+          <w:bCs/>
           <w:sz w:val="32"/>
           <w:szCs w:val="32"/>
-        </w:rPr>
-        <w:br w:type="page"/>
-      </w:r>
+          <w:lang w:eastAsia="ru-RU"/>
+        </w:rPr>
+      </w:pPr>
+    </w:p>
+    <w:p>
+      <w:pPr>
+        <w:tabs>
+          <w:tab w:val="left" w:pos="5289"/>
+        </w:tabs>
+        <w:spacing w:after="0" w:line="360" w:lineRule="auto"/>
+        <w:jc w:val="center"/>
+        <w:rPr>
+          <w:rFonts w:ascii="Times New Roman" w:eastAsia="Times New Roman" w:hAnsi="Times New Roman" w:cs="Times New Roman"/>
+          <w:b/>
+          <w:bCs/>
+          <w:sz w:val="32"/>
+          <w:szCs w:val="32"/>
+          <w:lang w:eastAsia="ru-RU"/>
+        </w:rPr>
+      </w:pPr>
+    </w:p>
+    <w:p>
+      <w:pPr>
+        <w:tabs>
+          <w:tab w:val="left" w:pos="5289"/>
+        </w:tabs>
+        <w:spacing w:after="0" w:line="360" w:lineRule="auto"/>
+        <w:jc w:val="center"/>
+        <w:rPr>
+          <w:rFonts w:ascii="Times New Roman" w:eastAsia="Times New Roman" w:hAnsi="Times New Roman" w:cs="Times New Roman"/>
+          <w:bCs/>
+          <w:sz w:val="24"/>
+          <w:szCs w:val="24"/>
+          <w:lang w:eastAsia="ru-RU"/>
+        </w:rPr>
+      </w:pPr>
+      <w:r>
+        <w:rPr>
+          <w:rFonts w:ascii="Times New Roman" w:eastAsia="Times New Roman" w:hAnsi="Times New Roman" w:cs="Times New Roman"/>
+          <w:bCs/>
+          <w:sz w:val="24"/>
+          <w:szCs w:val="24"/>
+          <w:lang w:eastAsia="ru-RU"/>
+        </w:rPr>
+        <w:t>ОТЧЕТ</w:t>
+      </w:r>
+      <w:r>
+        <w:rPr>
+          <w:rFonts w:ascii="MingLiU" w:eastAsia="MingLiU" w:hAnsi="MingLiU" w:cs="Times New Roman"/>
+          <w:bCs/>
+          <w:sz w:val="24"/>
+          <w:szCs w:val="24"/>
+          <w:lang w:eastAsia="ru-RU"/>
+        </w:rPr>
+        <w:br/>
+      </w:r>
+      <w:r>
+        <w:rPr>
+          <w:rFonts w:ascii="Times New Roman" w:eastAsia="Times New Roman" w:hAnsi="Times New Roman" w:cs="Times New Roman"/>
+          <w:bCs/>
+          <w:sz w:val="24"/>
+          <w:szCs w:val="24"/>
+          <w:lang w:eastAsia="ru-RU"/>
+        </w:rPr>
+        <w:t xml:space="preserve">О ПРОХОЖДЕНИИ </w:t>
+      </w:r>
+      <w:r>
+        <w:rPr>
+          <w:rFonts w:ascii="Times New Roman" w:eastAsia="Times New Roman" w:hAnsi="Times New Roman" w:cs="Times New Roman"/>
+          <w:bCs/>
+          <w:i/>
+          <w:sz w:val="24"/>
+          <w:szCs w:val="24"/>
+          <w:u w:val="single"/>
+          <w:lang w:eastAsia="ru-RU"/>
+        </w:rPr>
+        <w:t>технологической практики</w:t>
+      </w:r>
+    </w:p>
+    <w:p>
+      <w:pPr>
+        <w:tabs>
+          <w:tab w:val="left" w:pos="5289"/>
+        </w:tabs>
+        <w:spacing w:after="0" w:line="360" w:lineRule="auto"/>
+        <w:jc w:val="center"/>
+        <w:rPr>
+          <w:rFonts w:ascii="Times New Roman" w:eastAsia="Times New Roman" w:hAnsi="Times New Roman" w:cs="Times New Roman"/>
+          <w:b/>
+          <w:bCs/>
+          <w:sz w:val="32"/>
+          <w:szCs w:val="32"/>
+          <w:lang w:eastAsia="ru-RU"/>
+        </w:rPr>
+      </w:pPr>
+    </w:p>
+    <w:p>
+      <w:pPr>
+        <w:tabs>
+          <w:tab w:val="left" w:pos="5289"/>
+        </w:tabs>
+        <w:spacing w:after="0" w:line="360" w:lineRule="auto"/>
+        <w:jc w:val="both"/>
+        <w:rPr>
+          <w:rFonts w:ascii="Times New Roman" w:eastAsia="Times New Roman" w:hAnsi="Times New Roman" w:cs="Times New Roman"/>
+          <w:sz w:val="24"/>
+          <w:szCs w:val="24"/>
+          <w:lang w:eastAsia="ru-RU"/>
+        </w:rPr>
+      </w:pPr>
+      <w:r>
+        <w:rPr>
+          <w:rFonts w:ascii="Times New Roman" w:eastAsia="Times New Roman" w:hAnsi="Times New Roman" w:cs="Times New Roman"/>
+          <w:sz w:val="24"/>
+          <w:szCs w:val="24"/>
+          <w:lang w:eastAsia="ru-RU"/>
+        </w:rPr>
+        <w:t>Ф.И.О. учащегося _____________________________________________________________</w:t>
+      </w:r>
+    </w:p>
+    <w:p>
+      <w:pPr>
+        <w:tabs>
+          <w:tab w:val="left" w:pos="5289"/>
+        </w:tabs>
+        <w:spacing w:after="0" w:line="360" w:lineRule="auto"/>
+        <w:rPr>
+          <w:rFonts w:ascii="Times New Roman" w:eastAsia="Times New Roman" w:hAnsi="Times New Roman" w:cs="Times New Roman"/>
+          <w:sz w:val="24"/>
+          <w:szCs w:val="24"/>
+          <w:lang w:eastAsia="ru-RU"/>
+        </w:rPr>
+      </w:pPr>
+      <w:r>
+        <w:rPr>
+          <w:rFonts w:ascii="Times New Roman" w:eastAsia="Times New Roman" w:hAnsi="Times New Roman" w:cs="Times New Roman"/>
+          <w:sz w:val="24"/>
+          <w:szCs w:val="24"/>
+          <w:lang w:eastAsia="ru-RU"/>
+        </w:rPr>
+        <w:t>Группа _____________                              Подпись учащегося ____________________</w:t>
+      </w:r>
+    </w:p>
+    <w:p>
+      <w:pPr>
+        <w:tabs>
+          <w:tab w:val="left" w:pos="5289"/>
+        </w:tabs>
+        <w:spacing w:after="0" w:line="360" w:lineRule="auto"/>
+        <w:jc w:val="both"/>
+        <w:rPr>
+          <w:rFonts w:ascii="Times New Roman" w:eastAsia="Times New Roman" w:hAnsi="Times New Roman" w:cs="Times New Roman"/>
+          <w:sz w:val="24"/>
+          <w:szCs w:val="24"/>
+          <w:lang w:eastAsia="ru-RU"/>
+        </w:rPr>
+      </w:pPr>
+    </w:p>
+    <w:p>
+      <w:pPr>
+        <w:tabs>
+          <w:tab w:val="left" w:pos="5289"/>
+        </w:tabs>
+        <w:spacing w:after="0" w:line="360" w:lineRule="auto"/>
+        <w:jc w:val="both"/>
+        <w:rPr>
+          <w:rFonts w:ascii="Times New Roman" w:eastAsia="Times New Roman" w:hAnsi="Times New Roman" w:cs="Times New Roman"/>
+          <w:sz w:val="24"/>
+          <w:szCs w:val="24"/>
+          <w:lang w:eastAsia="ru-RU"/>
+        </w:rPr>
+      </w:pPr>
+    </w:p>
+    <w:p>
+      <w:pPr>
+        <w:tabs>
+          <w:tab w:val="left" w:pos="5289"/>
+        </w:tabs>
+        <w:spacing w:after="0" w:line="276" w:lineRule="auto"/>
+        <w:jc w:val="both"/>
+        <w:rPr>
+          <w:rFonts w:ascii="Times New Roman" w:eastAsia="Times New Roman" w:hAnsi="Times New Roman" w:cs="Times New Roman"/>
+          <w:sz w:val="24"/>
+          <w:szCs w:val="24"/>
+          <w:lang w:eastAsia="ru-RU"/>
+        </w:rPr>
+      </w:pPr>
+      <w:r>
+        <w:rPr>
+          <w:rFonts w:ascii="Times New Roman" w:eastAsia="Times New Roman" w:hAnsi="Times New Roman" w:cs="Times New Roman"/>
+          <w:sz w:val="24"/>
+          <w:szCs w:val="24"/>
+          <w:lang w:eastAsia="ru-RU"/>
+        </w:rPr>
+        <w:t>Наименование предприятия _____________________________________________________</w:t>
+      </w:r>
+    </w:p>
+    <w:p>
+      <w:pPr>
+        <w:tabs>
+          <w:tab w:val="left" w:pos="5289"/>
+        </w:tabs>
+        <w:spacing w:after="0" w:line="276" w:lineRule="auto"/>
+        <w:rPr>
+          <w:rFonts w:ascii="Times New Roman" w:eastAsia="Times New Roman" w:hAnsi="Times New Roman" w:cs="Times New Roman"/>
+          <w:sz w:val="24"/>
+          <w:szCs w:val="24"/>
+          <w:lang w:eastAsia="ru-RU"/>
+        </w:rPr>
+      </w:pPr>
+      <w:r>
+        <w:rPr>
+          <w:rFonts w:ascii="Times New Roman" w:eastAsia="Times New Roman" w:hAnsi="Times New Roman" w:cs="Times New Roman"/>
+          <w:sz w:val="24"/>
+          <w:szCs w:val="24"/>
+          <w:lang w:eastAsia="ru-RU"/>
+        </w:rPr>
+        <w:t>_____________________________________________________________________________</w:t>
+      </w:r>
+    </w:p>
+    <w:p>
+      <w:pPr>
+        <w:tabs>
+          <w:tab w:val="left" w:pos="5289"/>
+        </w:tabs>
+        <w:spacing w:after="0" w:line="360" w:lineRule="auto"/>
+        <w:rPr>
+          <w:rFonts w:ascii="Times New Roman" w:eastAsia="Times New Roman" w:hAnsi="Times New Roman" w:cs="Times New Roman"/>
+          <w:sz w:val="24"/>
+          <w:szCs w:val="24"/>
+          <w:lang w:eastAsia="ru-RU"/>
+        </w:rPr>
+      </w:pPr>
+      <w:r>
+        <w:rPr>
+          <w:rFonts w:ascii="Times New Roman" w:eastAsia="Times New Roman" w:hAnsi="Times New Roman" w:cs="Times New Roman"/>
+          <w:sz w:val="24"/>
+          <w:szCs w:val="24"/>
+          <w:lang w:eastAsia="ru-RU"/>
+        </w:rPr>
+        <w:t>Сроки практики_______________________________________</w:t>
+      </w:r>
+    </w:p>
+    <w:p>
+      <w:pPr>
+        <w:tabs>
+          <w:tab w:val="left" w:pos="5289"/>
+        </w:tabs>
+        <w:spacing w:after="0" w:line="240" w:lineRule="auto"/>
+        <w:rPr>
+          <w:rFonts w:ascii="Times New Roman" w:eastAsia="Times New Roman" w:hAnsi="Times New Roman" w:cs="Times New Roman"/>
+          <w:sz w:val="24"/>
+          <w:szCs w:val="24"/>
+          <w:lang w:eastAsia="ru-RU"/>
+        </w:rPr>
+      </w:pPr>
+    </w:p>
+    <w:p>
+      <w:pPr>
+        <w:tabs>
+          <w:tab w:val="left" w:pos="5289"/>
+        </w:tabs>
+        <w:spacing w:after="0" w:line="240" w:lineRule="auto"/>
+        <w:rPr>
+          <w:rFonts w:ascii="Times New Roman" w:eastAsia="Times New Roman" w:hAnsi="Times New Roman" w:cs="Times New Roman"/>
+          <w:sz w:val="24"/>
+          <w:szCs w:val="24"/>
+          <w:lang w:eastAsia="ru-RU"/>
+        </w:rPr>
+      </w:pPr>
+    </w:p>
+    <w:p>
+      <w:pPr>
+        <w:tabs>
+          <w:tab w:val="left" w:pos="5289"/>
+        </w:tabs>
+        <w:spacing w:after="0" w:line="240" w:lineRule="auto"/>
+        <w:rPr>
+          <w:rFonts w:ascii="Times New Roman" w:eastAsia="Times New Roman" w:hAnsi="Times New Roman" w:cs="Times New Roman"/>
+          <w:sz w:val="24"/>
+          <w:szCs w:val="24"/>
+          <w:lang w:eastAsia="ru-RU"/>
+        </w:rPr>
+      </w:pPr>
+      <w:r>
+        <w:rPr>
+          <w:rFonts w:ascii="Times New Roman" w:eastAsia="Times New Roman" w:hAnsi="Times New Roman" w:cs="Times New Roman"/>
+          <w:sz w:val="24"/>
+          <w:szCs w:val="24"/>
+          <w:lang w:eastAsia="ru-RU"/>
+        </w:rPr>
+        <w:t>Руководитель практики от предприятия   _______________          ______________________</w:t>
+      </w:r>
+    </w:p>
+    <w:p>
+      <w:pPr>
+        <w:spacing w:after="0" w:line="240" w:lineRule="auto"/>
+        <w:rPr>
+          <w:rFonts w:ascii="Times New Roman" w:eastAsia="Times New Roman" w:hAnsi="Times New Roman" w:cs="Times New Roman"/>
+          <w:sz w:val="20"/>
+          <w:szCs w:val="20"/>
+          <w:lang w:eastAsia="ru-RU"/>
+        </w:rPr>
+      </w:pPr>
+      <w:r>
+        <w:rPr>
+          <w:rFonts w:ascii="Times New Roman" w:eastAsia="Times New Roman" w:hAnsi="Times New Roman" w:cs="Times New Roman"/>
+          <w:sz w:val="24"/>
+          <w:szCs w:val="24"/>
+          <w:lang w:eastAsia="ru-RU"/>
+        </w:rPr>
+        <w:tab/>
+      </w:r>
+      <w:r>
+        <w:rPr>
+          <w:rFonts w:ascii="Times New Roman" w:eastAsia="Times New Roman" w:hAnsi="Times New Roman" w:cs="Times New Roman"/>
+          <w:sz w:val="24"/>
+          <w:szCs w:val="24"/>
+          <w:lang w:eastAsia="ru-RU"/>
+        </w:rPr>
+        <w:tab/>
+      </w:r>
+      <w:r>
+        <w:rPr>
+          <w:rFonts w:ascii="Times New Roman" w:eastAsia="Times New Roman" w:hAnsi="Times New Roman" w:cs="Times New Roman"/>
+          <w:sz w:val="24"/>
+          <w:szCs w:val="24"/>
+          <w:lang w:eastAsia="ru-RU"/>
+        </w:rPr>
+        <w:tab/>
+      </w:r>
+      <w:r>
+        <w:rPr>
+          <w:rFonts w:ascii="Times New Roman" w:eastAsia="Times New Roman" w:hAnsi="Times New Roman" w:cs="Times New Roman"/>
+          <w:sz w:val="24"/>
+          <w:szCs w:val="24"/>
+          <w:lang w:eastAsia="ru-RU"/>
+        </w:rPr>
+        <w:tab/>
+      </w:r>
+      <w:r>
+        <w:rPr>
+          <w:rFonts w:ascii="Times New Roman" w:eastAsia="Times New Roman" w:hAnsi="Times New Roman" w:cs="Times New Roman"/>
+          <w:sz w:val="24"/>
+          <w:szCs w:val="24"/>
+          <w:lang w:eastAsia="ru-RU"/>
+        </w:rPr>
+        <w:tab/>
+      </w:r>
+      <w:r>
+        <w:rPr>
+          <w:rFonts w:ascii="Times New Roman" w:eastAsia="Times New Roman" w:hAnsi="Times New Roman" w:cs="Times New Roman"/>
+          <w:sz w:val="24"/>
+          <w:szCs w:val="24"/>
+          <w:lang w:eastAsia="ru-RU"/>
+        </w:rPr>
+        <w:tab/>
+        <w:t xml:space="preserve">       </w:t>
+      </w:r>
+      <w:r>
+        <w:rPr>
+          <w:rFonts w:ascii="Times New Roman" w:eastAsia="Times New Roman" w:hAnsi="Times New Roman" w:cs="Times New Roman"/>
+          <w:sz w:val="20"/>
+          <w:szCs w:val="20"/>
+          <w:lang w:eastAsia="ru-RU"/>
+        </w:rPr>
+        <w:t>(подпись)</w:t>
+      </w:r>
+      <w:r>
+        <w:rPr>
+          <w:rFonts w:ascii="Times New Roman" w:eastAsia="Times New Roman" w:hAnsi="Times New Roman" w:cs="Times New Roman"/>
+          <w:sz w:val="20"/>
+          <w:szCs w:val="20"/>
+          <w:lang w:eastAsia="ru-RU"/>
+        </w:rPr>
+        <w:tab/>
+      </w:r>
+      <w:r>
+        <w:rPr>
+          <w:rFonts w:ascii="Times New Roman" w:eastAsia="Times New Roman" w:hAnsi="Times New Roman" w:cs="Times New Roman"/>
+          <w:sz w:val="20"/>
+          <w:szCs w:val="20"/>
+          <w:lang w:eastAsia="ru-RU"/>
+        </w:rPr>
+        <w:tab/>
+        <w:t xml:space="preserve"> </w:t>
+      </w:r>
+      <w:r>
+        <w:rPr>
+          <w:rFonts w:ascii="Times New Roman" w:eastAsia="Times New Roman" w:hAnsi="Times New Roman" w:cs="Times New Roman"/>
+          <w:sz w:val="20"/>
+          <w:szCs w:val="20"/>
+          <w:lang w:eastAsia="ru-RU"/>
+        </w:rPr>
+        <w:tab/>
+        <w:t xml:space="preserve">    </w:t>
+      </w:r>
+      <w:proofErr w:type="gramStart"/>
+      <w:r>
+        <w:rPr>
+          <w:rFonts w:ascii="Times New Roman" w:eastAsia="Times New Roman" w:hAnsi="Times New Roman" w:cs="Times New Roman"/>
+          <w:sz w:val="20"/>
+          <w:szCs w:val="20"/>
+          <w:lang w:eastAsia="ru-RU"/>
+        </w:rPr>
+        <w:t xml:space="preserve">   (</w:t>
+      </w:r>
+      <w:proofErr w:type="gramEnd"/>
+      <w:r>
+        <w:rPr>
+          <w:rFonts w:ascii="Times New Roman" w:eastAsia="Times New Roman" w:hAnsi="Times New Roman" w:cs="Times New Roman"/>
+          <w:sz w:val="20"/>
+          <w:szCs w:val="20"/>
+          <w:lang w:eastAsia="ru-RU"/>
+        </w:rPr>
+        <w:t>Ф.И.О.)</w:t>
+      </w:r>
+    </w:p>
+    <w:p>
+      <w:pPr>
+        <w:spacing w:after="0" w:line="240" w:lineRule="auto"/>
+        <w:rPr>
+          <w:rFonts w:ascii="Times New Roman" w:eastAsia="Times New Roman" w:hAnsi="Times New Roman" w:cs="Times New Roman"/>
+          <w:sz w:val="20"/>
+          <w:szCs w:val="20"/>
+          <w:lang w:eastAsia="ru-RU"/>
+        </w:rPr>
+      </w:pPr>
+    </w:p>
+    <w:p>
+      <w:pPr>
+        <w:tabs>
+          <w:tab w:val="left" w:pos="3420"/>
+        </w:tabs>
+        <w:spacing w:after="0" w:line="360" w:lineRule="auto"/>
+        <w:rPr>
+          <w:rFonts w:ascii="Times New Roman" w:eastAsia="Times New Roman" w:hAnsi="Times New Roman" w:cs="Times New Roman"/>
+          <w:sz w:val="20"/>
+          <w:szCs w:val="20"/>
+          <w:lang w:eastAsia="ru-RU"/>
+        </w:rPr>
+      </w:pPr>
+    </w:p>
+    <w:p>
+      <w:pPr>
+        <w:tabs>
+          <w:tab w:val="left" w:pos="3420"/>
+        </w:tabs>
+        <w:spacing w:after="0" w:line="360" w:lineRule="auto"/>
+        <w:rPr>
+          <w:rFonts w:ascii="Times New Roman" w:eastAsia="Times New Roman" w:hAnsi="Times New Roman" w:cs="Times New Roman"/>
+          <w:sz w:val="20"/>
+          <w:szCs w:val="20"/>
+          <w:lang w:eastAsia="ru-RU"/>
+        </w:rPr>
+      </w:pPr>
+      <w:r>
+        <w:rPr>
+          <w:rFonts w:ascii="Times New Roman" w:eastAsia="Times New Roman" w:hAnsi="Times New Roman" w:cs="Times New Roman"/>
+          <w:sz w:val="20"/>
+          <w:szCs w:val="20"/>
+          <w:lang w:eastAsia="ru-RU"/>
+        </w:rPr>
+        <w:tab/>
+      </w:r>
+      <w:r>
+        <w:rPr>
+          <w:rFonts w:ascii="Times New Roman" w:eastAsia="Times New Roman" w:hAnsi="Times New Roman" w:cs="Times New Roman"/>
+          <w:sz w:val="20"/>
+          <w:szCs w:val="20"/>
+          <w:lang w:eastAsia="ru-RU"/>
+        </w:rPr>
+        <w:tab/>
+      </w:r>
+      <w:r>
+        <w:rPr>
+          <w:rFonts w:ascii="Times New Roman" w:eastAsia="Times New Roman" w:hAnsi="Times New Roman" w:cs="Times New Roman"/>
+          <w:sz w:val="20"/>
+          <w:szCs w:val="20"/>
+          <w:lang w:eastAsia="ru-RU"/>
+        </w:rPr>
+        <w:tab/>
+      </w:r>
+      <w:r>
+        <w:rPr>
+          <w:rFonts w:ascii="Times New Roman" w:eastAsia="Times New Roman" w:hAnsi="Times New Roman" w:cs="Times New Roman"/>
+          <w:sz w:val="20"/>
+          <w:szCs w:val="20"/>
+          <w:lang w:eastAsia="ru-RU"/>
+        </w:rPr>
+        <w:tab/>
+        <w:t>М.П.</w:t>
+      </w:r>
+    </w:p>
+    <w:p>
+      <w:pPr>
+        <w:spacing w:after="0" w:line="360" w:lineRule="auto"/>
+        <w:rPr>
+          <w:rFonts w:ascii="Times New Roman" w:eastAsia="Times New Roman" w:hAnsi="Times New Roman" w:cs="Times New Roman"/>
+          <w:sz w:val="20"/>
+          <w:szCs w:val="20"/>
+          <w:lang w:eastAsia="ru-RU"/>
+        </w:rPr>
+      </w:pPr>
+    </w:p>
+    <w:p>
+      <w:pPr>
+        <w:spacing w:after="0" w:line="360" w:lineRule="auto"/>
+        <w:jc w:val="both"/>
+        <w:rPr>
+          <w:rFonts w:ascii="Times New Roman" w:eastAsia="Times New Roman" w:hAnsi="Times New Roman" w:cs="Times New Roman"/>
+          <w:sz w:val="24"/>
+          <w:szCs w:val="24"/>
+          <w:lang w:eastAsia="ru-RU"/>
+        </w:rPr>
+      </w:pPr>
+    </w:p>
+    <w:p>
+      <w:pPr>
+        <w:spacing w:after="0" w:line="360" w:lineRule="auto"/>
+        <w:jc w:val="both"/>
+        <w:rPr>
+          <w:rFonts w:ascii="Times New Roman" w:eastAsia="Times New Roman" w:hAnsi="Times New Roman" w:cs="Times New Roman"/>
+          <w:sz w:val="24"/>
+          <w:szCs w:val="24"/>
+          <w:lang w:eastAsia="ru-RU"/>
+        </w:rPr>
+      </w:pPr>
+    </w:p>
+    <w:p>
+      <w:pPr>
+        <w:spacing w:after="0" w:line="360" w:lineRule="auto"/>
+        <w:jc w:val="both"/>
+        <w:rPr>
+          <w:rFonts w:ascii="Times New Roman" w:eastAsia="Times New Roman" w:hAnsi="Times New Roman" w:cs="Times New Roman"/>
+          <w:sz w:val="24"/>
+          <w:szCs w:val="24"/>
+          <w:lang w:eastAsia="ru-RU"/>
+        </w:rPr>
+      </w:pPr>
+    </w:p>
+    <w:p>
+      <w:pPr>
+        <w:spacing w:after="0" w:line="360" w:lineRule="auto"/>
+        <w:jc w:val="both"/>
+        <w:rPr>
+          <w:rFonts w:ascii="Times New Roman" w:eastAsia="Times New Roman" w:hAnsi="Times New Roman" w:cs="Times New Roman"/>
+          <w:sz w:val="24"/>
+          <w:szCs w:val="24"/>
+          <w:lang w:eastAsia="ru-RU"/>
+        </w:rPr>
+      </w:pPr>
+    </w:p>
+    <w:p>
+      <w:pPr>
+        <w:spacing w:after="0" w:line="360" w:lineRule="auto"/>
+        <w:jc w:val="both"/>
+        <w:rPr>
+          <w:rFonts w:ascii="Times New Roman" w:eastAsia="Times New Roman" w:hAnsi="Times New Roman" w:cs="Times New Roman"/>
+          <w:sz w:val="24"/>
+          <w:szCs w:val="24"/>
+          <w:lang w:eastAsia="ru-RU"/>
+        </w:rPr>
+      </w:pPr>
+    </w:p>
+    <w:p>
+      <w:pPr>
+        <w:spacing w:after="0" w:line="240" w:lineRule="auto"/>
+        <w:jc w:val="both"/>
+        <w:rPr>
+          <w:rFonts w:ascii="Times New Roman" w:eastAsia="Times New Roman" w:hAnsi="Times New Roman" w:cs="Times New Roman"/>
+          <w:sz w:val="24"/>
+          <w:szCs w:val="24"/>
+          <w:lang w:eastAsia="ru-RU"/>
+        </w:rPr>
+      </w:pPr>
+      <w:r>
+        <w:rPr>
+          <w:rFonts w:ascii="Times New Roman" w:eastAsia="Times New Roman" w:hAnsi="Times New Roman" w:cs="Times New Roman"/>
+          <w:sz w:val="24"/>
+          <w:szCs w:val="24"/>
+          <w:lang w:eastAsia="ru-RU"/>
+        </w:rPr>
+        <w:t>Дифференцированный зачёт по практике    __________________   __________________</w:t>
+      </w:r>
+    </w:p>
+    <w:p>
+      <w:pPr>
+        <w:spacing w:after="0" w:line="240" w:lineRule="auto"/>
+        <w:jc w:val="both"/>
+        <w:rPr>
+          <w:rFonts w:ascii="Times New Roman" w:eastAsia="Times New Roman" w:hAnsi="Times New Roman" w:cs="Times New Roman"/>
+          <w:sz w:val="20"/>
+          <w:szCs w:val="20"/>
+          <w:lang w:eastAsia="ru-RU"/>
+        </w:rPr>
+      </w:pPr>
+      <w:r>
+        <w:rPr>
+          <w:rFonts w:ascii="Times New Roman" w:eastAsia="Times New Roman" w:hAnsi="Times New Roman" w:cs="Times New Roman"/>
+          <w:sz w:val="20"/>
+          <w:szCs w:val="20"/>
+          <w:lang w:eastAsia="ru-RU"/>
+        </w:rPr>
+        <w:t xml:space="preserve">                                                                                                 (</w:t>
+      </w:r>
+      <w:proofErr w:type="gramStart"/>
+      <w:r>
+        <w:rPr>
+          <w:rFonts w:ascii="Times New Roman" w:eastAsia="Times New Roman" w:hAnsi="Times New Roman" w:cs="Times New Roman"/>
+          <w:sz w:val="20"/>
+          <w:szCs w:val="20"/>
+          <w:lang w:eastAsia="ru-RU"/>
+        </w:rPr>
+        <w:t xml:space="preserve">отметка)   </w:t>
+      </w:r>
+      <w:proofErr w:type="gramEnd"/>
+      <w:r>
+        <w:rPr>
+          <w:rFonts w:ascii="Times New Roman" w:eastAsia="Times New Roman" w:hAnsi="Times New Roman" w:cs="Times New Roman"/>
+          <w:sz w:val="20"/>
+          <w:szCs w:val="20"/>
+          <w:lang w:eastAsia="ru-RU"/>
+        </w:rPr>
+        <w:t xml:space="preserve">                                 (дата)</w:t>
+      </w:r>
+    </w:p>
+    <w:p>
+      <w:pPr>
+        <w:tabs>
+          <w:tab w:val="left" w:pos="5289"/>
+        </w:tabs>
+        <w:spacing w:after="0" w:line="240" w:lineRule="auto"/>
+        <w:rPr>
+          <w:rFonts w:ascii="Times New Roman" w:eastAsia="Times New Roman" w:hAnsi="Times New Roman" w:cs="Times New Roman"/>
+          <w:sz w:val="24"/>
+          <w:szCs w:val="24"/>
+          <w:lang w:eastAsia="ru-RU"/>
+        </w:rPr>
+      </w:pPr>
+      <w:r>
+        <w:rPr>
+          <w:rFonts w:ascii="Times New Roman" w:eastAsia="Times New Roman" w:hAnsi="Times New Roman" w:cs="Times New Roman"/>
+          <w:sz w:val="24"/>
+          <w:szCs w:val="24"/>
+          <w:lang w:eastAsia="ru-RU"/>
+        </w:rPr>
+        <w:t>Руководитель практики от колледжа     __________________      _____________________</w:t>
+      </w:r>
+    </w:p>
+    <w:p>
+      <w:pPr>
+        <w:spacing w:after="0" w:line="240" w:lineRule="auto"/>
+        <w:rPr>
+          <w:rFonts w:ascii="Times New Roman" w:eastAsia="Times New Roman" w:hAnsi="Times New Roman" w:cs="Times New Roman"/>
+          <w:sz w:val="20"/>
+          <w:szCs w:val="20"/>
+          <w:lang w:eastAsia="ru-RU"/>
+        </w:rPr>
+      </w:pPr>
+      <w:r>
+        <w:rPr>
+          <w:rFonts w:ascii="Times New Roman" w:eastAsia="Times New Roman" w:hAnsi="Times New Roman" w:cs="Times New Roman"/>
+          <w:sz w:val="24"/>
+          <w:szCs w:val="24"/>
+          <w:lang w:eastAsia="ru-RU"/>
+        </w:rPr>
+        <w:tab/>
+      </w:r>
+      <w:r>
+        <w:rPr>
+          <w:rFonts w:ascii="Times New Roman" w:eastAsia="Times New Roman" w:hAnsi="Times New Roman" w:cs="Times New Roman"/>
+          <w:sz w:val="24"/>
+          <w:szCs w:val="24"/>
+          <w:lang w:eastAsia="ru-RU"/>
+        </w:rPr>
+        <w:tab/>
+      </w:r>
+      <w:r>
+        <w:rPr>
+          <w:rFonts w:ascii="Times New Roman" w:eastAsia="Times New Roman" w:hAnsi="Times New Roman" w:cs="Times New Roman"/>
+          <w:sz w:val="24"/>
+          <w:szCs w:val="24"/>
+          <w:lang w:eastAsia="ru-RU"/>
+        </w:rPr>
+        <w:tab/>
+      </w:r>
+      <w:r>
+        <w:rPr>
+          <w:rFonts w:ascii="Times New Roman" w:eastAsia="Times New Roman" w:hAnsi="Times New Roman" w:cs="Times New Roman"/>
+          <w:sz w:val="24"/>
+          <w:szCs w:val="24"/>
+          <w:lang w:eastAsia="ru-RU"/>
+        </w:rPr>
+        <w:tab/>
+      </w:r>
+      <w:r>
+        <w:rPr>
+          <w:rFonts w:ascii="Times New Roman" w:eastAsia="Times New Roman" w:hAnsi="Times New Roman" w:cs="Times New Roman"/>
+          <w:sz w:val="24"/>
+          <w:szCs w:val="24"/>
+          <w:lang w:eastAsia="ru-RU"/>
+        </w:rPr>
+        <w:tab/>
+        <w:t xml:space="preserve">                    </w:t>
+      </w:r>
+      <w:r>
+        <w:rPr>
+          <w:rFonts w:ascii="Times New Roman" w:eastAsia="Times New Roman" w:hAnsi="Times New Roman" w:cs="Times New Roman"/>
+          <w:sz w:val="20"/>
+          <w:szCs w:val="20"/>
+          <w:lang w:eastAsia="ru-RU"/>
+        </w:rPr>
+        <w:t>(подпись)</w:t>
+      </w:r>
+      <w:r>
+        <w:rPr>
+          <w:rFonts w:ascii="Times New Roman" w:eastAsia="Times New Roman" w:hAnsi="Times New Roman" w:cs="Times New Roman"/>
+          <w:sz w:val="20"/>
+          <w:szCs w:val="20"/>
+          <w:lang w:eastAsia="ru-RU"/>
+        </w:rPr>
+        <w:tab/>
+      </w:r>
+      <w:r>
+        <w:rPr>
+          <w:rFonts w:ascii="Times New Roman" w:eastAsia="Times New Roman" w:hAnsi="Times New Roman" w:cs="Times New Roman"/>
+          <w:sz w:val="20"/>
+          <w:szCs w:val="20"/>
+          <w:lang w:eastAsia="ru-RU"/>
+        </w:rPr>
+        <w:tab/>
+        <w:t xml:space="preserve">                 </w:t>
+      </w:r>
+      <w:proofErr w:type="gramStart"/>
+      <w:r>
+        <w:rPr>
+          <w:rFonts w:ascii="Times New Roman" w:eastAsia="Times New Roman" w:hAnsi="Times New Roman" w:cs="Times New Roman"/>
+          <w:sz w:val="20"/>
+          <w:szCs w:val="20"/>
+          <w:lang w:eastAsia="ru-RU"/>
+        </w:rPr>
+        <w:t xml:space="preserve">   (</w:t>
+      </w:r>
+      <w:proofErr w:type="gramEnd"/>
+      <w:r>
+        <w:rPr>
+          <w:rFonts w:ascii="Times New Roman" w:eastAsia="Times New Roman" w:hAnsi="Times New Roman" w:cs="Times New Roman"/>
+          <w:sz w:val="20"/>
+          <w:szCs w:val="20"/>
+          <w:lang w:eastAsia="ru-RU"/>
+        </w:rPr>
+        <w:t>Ф.И.О.)</w:t>
+      </w:r>
+    </w:p>
+    <w:p>
+      <w:pPr>
+        <w:spacing w:before="240" w:after="0" w:line="360" w:lineRule="auto"/>
+        <w:jc w:val="center"/>
+        <w:rPr>
+          <w:rFonts w:ascii="Times New Roman" w:eastAsia="Times New Roman" w:hAnsi="Times New Roman" w:cs="Times New Roman"/>
+          <w:sz w:val="24"/>
+          <w:szCs w:val="24"/>
+          <w:lang w:eastAsia="ru-RU"/>
+        </w:rPr>
+      </w:pPr>
+    </w:p>
+    <w:p>
+      <w:pPr>
+        <w:spacing w:before="240" w:after="0" w:line="360" w:lineRule="auto"/>
+        <w:jc w:val="center"/>
+        <w:rPr>
+          <w:rFonts w:ascii="Times New Roman" w:eastAsia="Times New Roman" w:hAnsi="Times New Roman" w:cs="Times New Roman"/>
+          <w:sz w:val="24"/>
+          <w:szCs w:val="24"/>
+          <w:lang w:val="en-US" w:eastAsia="ru-RU"/>
+        </w:rPr>
+      </w:pPr>
+      <w:r>
+        <w:rPr>
+          <w:rFonts w:ascii="Times New Roman" w:eastAsia="Times New Roman" w:hAnsi="Times New Roman" w:cs="Times New Roman"/>
+          <w:sz w:val="24"/>
+          <w:szCs w:val="24"/>
+          <w:lang w:eastAsia="ru-RU"/>
+        </w:rPr>
+        <w:t>Минск 20</w:t>
+      </w:r>
+      <w:r>
+        <w:rPr>
+          <w:rFonts w:ascii="Times New Roman" w:eastAsia="Times New Roman" w:hAnsi="Times New Roman" w:cs="Times New Roman"/>
+          <w:sz w:val="24"/>
+          <w:szCs w:val="24"/>
+          <w:lang w:eastAsia="ru-RU"/>
+        </w:rPr>
+        <w:t>26</w:t>
+      </w:r>
+      <w:bookmarkStart w:id="0" w:name="_GoBack"/>
+      <w:bookmarkEnd w:id="0"/>
     </w:p>
     <w:sdt>
       <w:sdtPr>
@@ -2378,8 +3260,6 @@
         </w:rPr>
         <w:t>а</w:t>
       </w:r>
-      <w:bookmarkStart w:id="0" w:name="_GoBack"/>
-      <w:bookmarkEnd w:id="0"/>
       <w:r>
         <w:rPr>
           <w:rFonts w:ascii="Times New Roman" w:hAnsi="Times New Roman"/>
@@ -7745,6 +8625,9 @@
         <w:jc w:val="center"/>
       </w:pPr>
       <w:r>
+        <w:rPr>
+          <w:noProof/>
+        </w:rPr>
         <w:drawing>
           <wp:inline distT="0" distB="0" distL="0" distR="0" wp14:anchorId="775A7B7E" wp14:editId="2692661A">
             <wp:extent cx="4640580" cy="3715440"/>
@@ -7884,6 +8767,9 @@
         <w:jc w:val="center"/>
       </w:pPr>
       <w:r>
+        <w:rPr>
+          <w:noProof/>
+        </w:rPr>
         <w:drawing>
           <wp:inline distT="0" distB="0" distL="0" distR="0" wp14:anchorId="04A3845A" wp14:editId="7AF90D3B">
             <wp:extent cx="4038600" cy="3847786"/>
@@ -8010,6 +8896,9 @@
         <w:jc w:val="center"/>
       </w:pPr>
       <w:r>
+        <w:rPr>
+          <w:noProof/>
+        </w:rPr>
         <w:lastRenderedPageBreak/>
         <w:drawing>
           <wp:inline distT="0" distB="0" distL="0" distR="0" wp14:anchorId="6754A309" wp14:editId="6C3740DB">
@@ -8126,6 +9015,9 @@
         <w:jc w:val="center"/>
       </w:pPr>
       <w:r>
+        <w:rPr>
+          <w:noProof/>
+        </w:rPr>
         <w:drawing>
           <wp:inline distT="0" distB="0" distL="0" distR="0" wp14:anchorId="65921AF3" wp14:editId="1DD1D502">
             <wp:extent cx="4655820" cy="2319698"/>
@@ -8284,6 +9176,9 @@
         <w:jc w:val="center"/>
       </w:pPr>
       <w:r>
+        <w:rPr>
+          <w:noProof/>
+        </w:rPr>
         <w:drawing>
           <wp:inline distT="0" distB="0" distL="0" distR="0" wp14:anchorId="0BB6F0B3" wp14:editId="1FD48290">
             <wp:extent cx="3291840" cy="8204911"/>
@@ -8420,6 +9315,9 @@
         <w:jc w:val="center"/>
       </w:pPr>
       <w:r>
+        <w:rPr>
+          <w:noProof/>
+        </w:rPr>
         <w:lastRenderedPageBreak/>
         <w:drawing>
           <wp:inline distT="0" distB="0" distL="0" distR="0" wp14:anchorId="2E161D90" wp14:editId="34DA30F1">
@@ -8547,6 +9445,9 @@
         <w:jc w:val="center"/>
       </w:pPr>
       <w:r>
+        <w:rPr>
+          <w:noProof/>
+        </w:rPr>
         <w:lastRenderedPageBreak/>
         <w:drawing>
           <wp:inline distT="0" distB="0" distL="0" distR="0" wp14:anchorId="0EFD92D0" wp14:editId="658C8FB5">
@@ -8680,6 +9581,9 @@
         <w:jc w:val="center"/>
       </w:pPr>
       <w:r>
+        <w:rPr>
+          <w:noProof/>
+        </w:rPr>
         <w:lastRenderedPageBreak/>
         <w:drawing>
           <wp:inline distT="0" distB="0" distL="0" distR="0" wp14:anchorId="23535F7E" wp14:editId="5428B42D">
@@ -9080,6 +9984,9 @@
         <w:jc w:val="center"/>
       </w:pPr>
       <w:r>
+        <w:rPr>
+          <w:noProof/>
+        </w:rPr>
         <w:drawing>
           <wp:inline distT="0" distB="0" distL="0" distR="0" wp14:anchorId="423ED5E2" wp14:editId="3C5CA20D">
             <wp:extent cx="961998" cy="2926080"/>
@@ -9409,6 +10316,9 @@
         <w:jc w:val="center"/>
       </w:pPr>
       <w:r>
+        <w:rPr>
+          <w:noProof/>
+        </w:rPr>
         <w:drawing>
           <wp:inline distT="0" distB="0" distL="0" distR="0" wp14:anchorId="42D344DF" wp14:editId="3E05F076">
             <wp:extent cx="2621280" cy="4126404"/>
@@ -10516,7 +11426,7 @@
             <w:sz w:val="24"/>
             <w:szCs w:val="24"/>
           </w:rPr>
-          <w:t>29</w:t>
+          <w:t>20</w:t>
         </w:r>
         <w:r>
           <w:rPr>
@@ -15067,7 +15977,7 @@
 </file>
 
 <file path=customXml/itemProps1.xml><?xml version="1.0" encoding="utf-8"?>
-<ds:datastoreItem xmlns:ds="http://schemas.openxmlformats.org/officeDocument/2006/customXml" ds:itemID="{ABBAD9E2-ED24-452B-95BA-47F1F05057F7}">
+<ds:datastoreItem xmlns:ds="http://schemas.openxmlformats.org/officeDocument/2006/customXml" ds:itemID="{6A1D5252-FAC8-437E-A06D-83D4EB109FAD}">
   <ds:schemaRefs>
     <ds:schemaRef ds:uri="http://schemas.openxmlformats.org/officeDocument/2006/bibliography"/>
   </ds:schemaRefs>

--- a/Итоговый отчет. Козыренко.docx
+++ b/Итоговый отчет. Козыренко.docx
@@ -4,7 +4,1162 @@
   <w:body>
     <w:p>
       <w:pPr>
-        <w:spacing w:line="360" w:lineRule="auto"/>
+        <w:spacing w:after="0" w:line="360" w:lineRule="exact"/>
+        <w:jc w:val="center"/>
+        <w:rPr>
+          <w:rFonts w:ascii="Times New Roman" w:eastAsia="Times New Roman" w:hAnsi="Times New Roman" w:cs="Times New Roman"/>
+          <w:sz w:val="28"/>
+          <w:szCs w:val="28"/>
+          <w:lang w:eastAsia="ru-RU"/>
+        </w:rPr>
+      </w:pPr>
+      <w:r>
+        <w:rPr>
+          <w:rFonts w:ascii="Times New Roman" w:eastAsia="Times New Roman" w:hAnsi="Times New Roman" w:cs="Times New Roman"/>
+          <w:sz w:val="28"/>
+          <w:szCs w:val="28"/>
+          <w:lang w:eastAsia="ru-RU"/>
+        </w:rPr>
+        <w:t>МИНИСТЕРСТВО СВЯЗИ И ИНФОРМАТИЗАЦИИ РЕСПУБЛИКИ БЕЛАРУСЬ</w:t>
+      </w:r>
+    </w:p>
+    <w:p>
+      <w:pPr>
+        <w:spacing w:after="0" w:line="360" w:lineRule="exact"/>
+        <w:jc w:val="center"/>
+        <w:rPr>
+          <w:rFonts w:ascii="Times New Roman" w:eastAsia="Times New Roman" w:hAnsi="Times New Roman" w:cs="Times New Roman"/>
+          <w:sz w:val="28"/>
+          <w:szCs w:val="28"/>
+          <w:lang w:eastAsia="ru-RU"/>
+        </w:rPr>
+      </w:pPr>
+      <w:r>
+        <w:rPr>
+          <w:rFonts w:ascii="Times New Roman" w:eastAsia="Times New Roman" w:hAnsi="Times New Roman" w:cs="Times New Roman"/>
+          <w:sz w:val="28"/>
+          <w:szCs w:val="28"/>
+          <w:lang w:eastAsia="ru-RU"/>
+        </w:rPr>
+        <w:t>Учреждение образования</w:t>
+      </w:r>
+    </w:p>
+    <w:p>
+      <w:pPr>
+        <w:spacing w:after="0" w:line="360" w:lineRule="exact"/>
+        <w:jc w:val="center"/>
+        <w:rPr>
+          <w:rFonts w:ascii="Times New Roman" w:eastAsia="Times New Roman" w:hAnsi="Times New Roman" w:cs="Times New Roman"/>
+          <w:sz w:val="28"/>
+          <w:szCs w:val="28"/>
+          <w:lang w:eastAsia="ru-RU"/>
+        </w:rPr>
+      </w:pPr>
+      <w:r>
+        <w:rPr>
+          <w:rFonts w:ascii="Times New Roman" w:eastAsia="Times New Roman" w:hAnsi="Times New Roman" w:cs="Times New Roman"/>
+          <w:sz w:val="28"/>
+          <w:szCs w:val="28"/>
+          <w:lang w:eastAsia="ru-RU"/>
+        </w:rPr>
+        <w:t>«БЕЛОРУССКАЯ ГОСУДАРСТВЕННАЯ АКАДЕМИЯ СВЯЗИ»</w:t>
+      </w:r>
+    </w:p>
+    <w:p>
+      <w:pPr>
+        <w:spacing w:after="0" w:line="360" w:lineRule="exact"/>
+        <w:jc w:val="center"/>
+        <w:rPr>
+          <w:rFonts w:ascii="Times New Roman" w:eastAsia="Times New Roman" w:hAnsi="Times New Roman" w:cs="Times New Roman"/>
+          <w:sz w:val="28"/>
+          <w:szCs w:val="28"/>
+          <w:lang w:eastAsia="ru-RU"/>
+        </w:rPr>
+      </w:pPr>
+      <w:r>
+        <w:rPr>
+          <w:rFonts w:ascii="Times New Roman" w:eastAsia="Times New Roman" w:hAnsi="Times New Roman" w:cs="Times New Roman"/>
+          <w:sz w:val="28"/>
+          <w:szCs w:val="28"/>
+          <w:lang w:eastAsia="ru-RU"/>
+        </w:rPr>
+        <w:t>ОП «КОЛЛЕДЖ ИНФОРМАЦИОННО-КОММУНИКАЦИОННЫХ ТЕХНОЛОГИЙ»</w:t>
+      </w:r>
+    </w:p>
+    <w:p>
+      <w:pPr>
+        <w:tabs>
+          <w:tab w:val="left" w:pos="5289"/>
+        </w:tabs>
+        <w:spacing w:after="0" w:line="360" w:lineRule="exact"/>
+        <w:jc w:val="center"/>
+        <w:rPr>
+          <w:rFonts w:ascii="Times New Roman" w:eastAsia="Times New Roman" w:hAnsi="Times New Roman" w:cs="Times New Roman"/>
+          <w:b/>
+          <w:bCs/>
+          <w:sz w:val="28"/>
+          <w:szCs w:val="28"/>
+          <w:lang w:eastAsia="ru-RU"/>
+        </w:rPr>
+      </w:pPr>
+    </w:p>
+    <w:p>
+      <w:pPr>
+        <w:tabs>
+          <w:tab w:val="left" w:pos="5289"/>
+        </w:tabs>
+        <w:spacing w:after="0" w:line="360" w:lineRule="exact"/>
+        <w:jc w:val="center"/>
+        <w:rPr>
+          <w:rFonts w:ascii="Times New Roman" w:eastAsia="Times New Roman" w:hAnsi="Times New Roman" w:cs="Times New Roman"/>
+          <w:b/>
+          <w:bCs/>
+          <w:sz w:val="28"/>
+          <w:szCs w:val="28"/>
+          <w:lang w:eastAsia="ru-RU"/>
+        </w:rPr>
+      </w:pPr>
+    </w:p>
+    <w:p>
+      <w:pPr>
+        <w:tabs>
+          <w:tab w:val="left" w:pos="5289"/>
+        </w:tabs>
+        <w:spacing w:after="0" w:line="360" w:lineRule="exact"/>
+        <w:jc w:val="center"/>
+        <w:rPr>
+          <w:rFonts w:ascii="Times New Roman" w:eastAsia="Times New Roman" w:hAnsi="Times New Roman" w:cs="Times New Roman"/>
+          <w:b/>
+          <w:bCs/>
+          <w:sz w:val="28"/>
+          <w:szCs w:val="28"/>
+          <w:lang w:eastAsia="ru-RU"/>
+        </w:rPr>
+      </w:pPr>
+    </w:p>
+    <w:p>
+      <w:pPr>
+        <w:tabs>
+          <w:tab w:val="left" w:pos="5289"/>
+        </w:tabs>
+        <w:spacing w:after="0" w:line="360" w:lineRule="exact"/>
+        <w:jc w:val="center"/>
+        <w:rPr>
+          <w:rFonts w:ascii="Times New Roman" w:eastAsia="Times New Roman" w:hAnsi="Times New Roman" w:cs="Times New Roman"/>
+          <w:bCs/>
+          <w:sz w:val="28"/>
+          <w:szCs w:val="28"/>
+          <w:lang w:eastAsia="ru-RU"/>
+        </w:rPr>
+      </w:pPr>
+      <w:r>
+        <w:rPr>
+          <w:rFonts w:ascii="Times New Roman" w:eastAsia="Times New Roman" w:hAnsi="Times New Roman" w:cs="Times New Roman"/>
+          <w:bCs/>
+          <w:sz w:val="28"/>
+          <w:szCs w:val="28"/>
+          <w:lang w:eastAsia="ru-RU"/>
+        </w:rPr>
+        <w:t>ОТЧЕТ</w:t>
+      </w:r>
+      <w:r>
+        <w:rPr>
+          <w:rFonts w:ascii="MingLiU" w:eastAsia="MingLiU" w:hAnsi="MingLiU" w:cs="Times New Roman"/>
+          <w:bCs/>
+          <w:sz w:val="28"/>
+          <w:szCs w:val="28"/>
+          <w:lang w:eastAsia="ru-RU"/>
+        </w:rPr>
+        <w:br/>
+      </w:r>
+      <w:r>
+        <w:rPr>
+          <w:rFonts w:ascii="Times New Roman" w:eastAsia="Times New Roman" w:hAnsi="Times New Roman" w:cs="Times New Roman"/>
+          <w:bCs/>
+          <w:sz w:val="28"/>
+          <w:szCs w:val="28"/>
+          <w:lang w:eastAsia="ru-RU"/>
+        </w:rPr>
+        <w:t xml:space="preserve">О ПРОХОЖДЕНИИ </w:t>
+      </w:r>
+      <w:r>
+        <w:rPr>
+          <w:rFonts w:ascii="Times New Roman" w:eastAsia="Times New Roman" w:hAnsi="Times New Roman" w:cs="Times New Roman"/>
+          <w:bCs/>
+          <w:i/>
+          <w:sz w:val="28"/>
+          <w:szCs w:val="28"/>
+          <w:u w:val="single"/>
+          <w:lang w:eastAsia="ru-RU"/>
+        </w:rPr>
+        <w:t>технологической практики</w:t>
+      </w:r>
+    </w:p>
+    <w:p>
+      <w:pPr>
+        <w:tabs>
+          <w:tab w:val="left" w:pos="5289"/>
+        </w:tabs>
+        <w:spacing w:after="0" w:line="360" w:lineRule="exact"/>
+        <w:jc w:val="center"/>
+        <w:rPr>
+          <w:rFonts w:ascii="Times New Roman" w:eastAsia="Times New Roman" w:hAnsi="Times New Roman" w:cs="Times New Roman"/>
+          <w:b/>
+          <w:bCs/>
+          <w:sz w:val="28"/>
+          <w:szCs w:val="28"/>
+          <w:lang w:eastAsia="ru-RU"/>
+        </w:rPr>
+      </w:pPr>
+    </w:p>
+    <w:p>
+      <w:pPr>
+        <w:tabs>
+          <w:tab w:val="left" w:pos="5289"/>
+        </w:tabs>
+        <w:spacing w:after="0" w:line="360" w:lineRule="exact"/>
+        <w:jc w:val="both"/>
+        <w:rPr>
+          <w:rFonts w:ascii="Times New Roman" w:eastAsia="Times New Roman" w:hAnsi="Times New Roman" w:cs="Times New Roman"/>
+          <w:sz w:val="28"/>
+          <w:szCs w:val="28"/>
+          <w:lang w:val="en-US" w:eastAsia="ru-RU"/>
+        </w:rPr>
+      </w:pPr>
+      <w:r>
+        <w:rPr>
+          <w:rFonts w:ascii="Times New Roman" w:eastAsia="Times New Roman" w:hAnsi="Times New Roman" w:cs="Times New Roman"/>
+          <w:sz w:val="28"/>
+          <w:szCs w:val="28"/>
+          <w:lang w:eastAsia="ru-RU"/>
+        </w:rPr>
+        <w:t>Ф.И.О.</w:t>
+      </w:r>
+      <w:r>
+        <w:rPr>
+          <w:rFonts w:ascii="Times New Roman" w:eastAsia="Times New Roman" w:hAnsi="Times New Roman" w:cs="Times New Roman"/>
+          <w:sz w:val="28"/>
+          <w:szCs w:val="28"/>
+          <w:lang w:eastAsia="ru-RU"/>
+        </w:rPr>
+        <w:t xml:space="preserve"> </w:t>
+      </w:r>
+      <w:r>
+        <w:rPr>
+          <w:rFonts w:ascii="Times New Roman" w:eastAsia="Times New Roman" w:hAnsi="Times New Roman" w:cs="Times New Roman"/>
+          <w:sz w:val="28"/>
+          <w:szCs w:val="28"/>
+          <w:lang w:eastAsia="ru-RU"/>
+        </w:rPr>
+        <w:t>учащегося</w:t>
+      </w:r>
+      <w:r>
+        <w:rPr>
+          <w:rFonts w:ascii="Times New Roman" w:eastAsia="Times New Roman" w:hAnsi="Times New Roman" w:cs="Times New Roman"/>
+          <w:sz w:val="28"/>
+          <w:szCs w:val="28"/>
+          <w:lang w:eastAsia="ru-RU"/>
+        </w:rPr>
+        <w:t xml:space="preserve"> </w:t>
+      </w:r>
+      <w:r>
+        <w:rPr>
+          <w:rFonts w:ascii="Times New Roman" w:eastAsia="Times New Roman" w:hAnsi="Times New Roman" w:cs="Times New Roman"/>
+          <w:sz w:val="28"/>
+          <w:szCs w:val="28"/>
+          <w:lang w:eastAsia="ru-RU"/>
+        </w:rPr>
+        <w:t>_____________________________</w:t>
+      </w:r>
+      <w:r>
+        <w:rPr>
+          <w:rFonts w:ascii="Times New Roman" w:eastAsia="Times New Roman" w:hAnsi="Times New Roman" w:cs="Times New Roman"/>
+          <w:sz w:val="28"/>
+          <w:szCs w:val="28"/>
+          <w:lang w:eastAsia="ru-RU"/>
+        </w:rPr>
+        <w:t>____________________</w:t>
+      </w:r>
+      <w:r>
+        <w:rPr>
+          <w:rFonts w:ascii="Times New Roman" w:eastAsia="Times New Roman" w:hAnsi="Times New Roman" w:cs="Times New Roman"/>
+          <w:sz w:val="28"/>
+          <w:szCs w:val="28"/>
+          <w:lang w:val="en-US" w:eastAsia="ru-RU"/>
+        </w:rPr>
+        <w:t>_</w:t>
+      </w:r>
+      <w:r>
+        <w:rPr>
+          <w:rFonts w:ascii="Times New Roman" w:eastAsia="Times New Roman" w:hAnsi="Times New Roman" w:cs="Times New Roman"/>
+          <w:sz w:val="28"/>
+          <w:szCs w:val="28"/>
+          <w:lang w:eastAsia="ru-RU"/>
+        </w:rPr>
+        <w:t>_</w:t>
+      </w:r>
+    </w:p>
+    <w:p>
+      <w:pPr>
+        <w:tabs>
+          <w:tab w:val="left" w:pos="5289"/>
+        </w:tabs>
+        <w:spacing w:after="0" w:line="360" w:lineRule="exact"/>
+        <w:rPr>
+          <w:rFonts w:ascii="Times New Roman" w:eastAsia="Times New Roman" w:hAnsi="Times New Roman" w:cs="Times New Roman"/>
+          <w:sz w:val="28"/>
+          <w:szCs w:val="28"/>
+          <w:lang w:val="en-US" w:eastAsia="ru-RU"/>
+        </w:rPr>
+      </w:pPr>
+      <w:r>
+        <w:rPr>
+          <w:rFonts w:ascii="Times New Roman" w:eastAsia="Times New Roman" w:hAnsi="Times New Roman" w:cs="Times New Roman"/>
+          <w:sz w:val="28"/>
+          <w:szCs w:val="28"/>
+          <w:lang w:eastAsia="ru-RU"/>
+        </w:rPr>
+        <w:t>Группа _____________                              Подпис</w:t>
+      </w:r>
+      <w:r>
+        <w:rPr>
+          <w:rFonts w:ascii="Times New Roman" w:eastAsia="Times New Roman" w:hAnsi="Times New Roman" w:cs="Times New Roman"/>
+          <w:sz w:val="28"/>
+          <w:szCs w:val="28"/>
+          <w:lang w:eastAsia="ru-RU"/>
+        </w:rPr>
+        <w:t>ь учащегося ______________</w:t>
+      </w:r>
+    </w:p>
+    <w:p>
+      <w:pPr>
+        <w:tabs>
+          <w:tab w:val="left" w:pos="5289"/>
+        </w:tabs>
+        <w:spacing w:after="0" w:line="360" w:lineRule="exact"/>
+        <w:jc w:val="both"/>
+        <w:rPr>
+          <w:rFonts w:ascii="Times New Roman" w:eastAsia="Times New Roman" w:hAnsi="Times New Roman" w:cs="Times New Roman"/>
+          <w:sz w:val="28"/>
+          <w:szCs w:val="28"/>
+          <w:lang w:eastAsia="ru-RU"/>
+        </w:rPr>
+      </w:pPr>
+    </w:p>
+    <w:p>
+      <w:pPr>
+        <w:tabs>
+          <w:tab w:val="left" w:pos="5289"/>
+        </w:tabs>
+        <w:spacing w:after="0" w:line="360" w:lineRule="exact"/>
+        <w:jc w:val="both"/>
+        <w:rPr>
+          <w:rFonts w:ascii="Times New Roman" w:eastAsia="Times New Roman" w:hAnsi="Times New Roman" w:cs="Times New Roman"/>
+          <w:sz w:val="28"/>
+          <w:szCs w:val="28"/>
+          <w:lang w:eastAsia="ru-RU"/>
+        </w:rPr>
+      </w:pPr>
+    </w:p>
+    <w:p>
+      <w:pPr>
+        <w:tabs>
+          <w:tab w:val="left" w:pos="5289"/>
+        </w:tabs>
+        <w:spacing w:after="0" w:line="360" w:lineRule="exact"/>
+        <w:jc w:val="both"/>
+        <w:rPr>
+          <w:rFonts w:ascii="Times New Roman" w:eastAsia="Times New Roman" w:hAnsi="Times New Roman" w:cs="Times New Roman"/>
+          <w:sz w:val="28"/>
+          <w:szCs w:val="28"/>
+          <w:lang w:val="en-US" w:eastAsia="ru-RU"/>
+        </w:rPr>
+      </w:pPr>
+      <w:r>
+        <w:rPr>
+          <w:rFonts w:ascii="Times New Roman" w:eastAsia="Times New Roman" w:hAnsi="Times New Roman" w:cs="Times New Roman"/>
+          <w:sz w:val="28"/>
+          <w:szCs w:val="28"/>
+          <w:lang w:eastAsia="ru-RU"/>
+        </w:rPr>
+        <w:t>Наименование предприятия _____________________</w:t>
+      </w:r>
+      <w:r>
+        <w:rPr>
+          <w:rFonts w:ascii="Times New Roman" w:eastAsia="Times New Roman" w:hAnsi="Times New Roman" w:cs="Times New Roman"/>
+          <w:sz w:val="28"/>
+          <w:szCs w:val="28"/>
+          <w:lang w:eastAsia="ru-RU"/>
+        </w:rPr>
+        <w:t>____________________</w:t>
+      </w:r>
+      <w:r>
+        <w:rPr>
+          <w:rFonts w:ascii="Times New Roman" w:eastAsia="Times New Roman" w:hAnsi="Times New Roman" w:cs="Times New Roman"/>
+          <w:sz w:val="28"/>
+          <w:szCs w:val="28"/>
+          <w:lang w:val="en-US" w:eastAsia="ru-RU"/>
+        </w:rPr>
+        <w:t>_</w:t>
+      </w:r>
+    </w:p>
+    <w:p>
+      <w:pPr>
+        <w:tabs>
+          <w:tab w:val="left" w:pos="5289"/>
+        </w:tabs>
+        <w:spacing w:after="0" w:line="360" w:lineRule="exact"/>
+        <w:rPr>
+          <w:rFonts w:ascii="Times New Roman" w:eastAsia="Times New Roman" w:hAnsi="Times New Roman" w:cs="Times New Roman"/>
+          <w:sz w:val="28"/>
+          <w:szCs w:val="28"/>
+          <w:lang w:val="en-US" w:eastAsia="ru-RU"/>
+        </w:rPr>
+      </w:pPr>
+      <w:r>
+        <w:rPr>
+          <w:rFonts w:ascii="Times New Roman" w:eastAsia="Times New Roman" w:hAnsi="Times New Roman" w:cs="Times New Roman"/>
+          <w:sz w:val="28"/>
+          <w:szCs w:val="28"/>
+          <w:lang w:eastAsia="ru-RU"/>
+        </w:rPr>
+        <w:t>_____________________________________________</w:t>
+      </w:r>
+      <w:r>
+        <w:rPr>
+          <w:rFonts w:ascii="Times New Roman" w:eastAsia="Times New Roman" w:hAnsi="Times New Roman" w:cs="Times New Roman"/>
+          <w:sz w:val="28"/>
+          <w:szCs w:val="28"/>
+          <w:lang w:eastAsia="ru-RU"/>
+        </w:rPr>
+        <w:t>_____________________</w:t>
+      </w:r>
+    </w:p>
+    <w:p>
+      <w:pPr>
+        <w:tabs>
+          <w:tab w:val="left" w:pos="5289"/>
+        </w:tabs>
+        <w:spacing w:after="0" w:line="360" w:lineRule="exact"/>
+        <w:rPr>
+          <w:rFonts w:ascii="Times New Roman" w:eastAsia="Times New Roman" w:hAnsi="Times New Roman" w:cs="Times New Roman"/>
+          <w:sz w:val="28"/>
+          <w:szCs w:val="28"/>
+          <w:lang w:eastAsia="ru-RU"/>
+        </w:rPr>
+      </w:pPr>
+      <w:r>
+        <w:rPr>
+          <w:rFonts w:ascii="Times New Roman" w:eastAsia="Times New Roman" w:hAnsi="Times New Roman" w:cs="Times New Roman"/>
+          <w:sz w:val="28"/>
+          <w:szCs w:val="28"/>
+          <w:lang w:eastAsia="ru-RU"/>
+        </w:rPr>
+        <w:t>Сроки практики_______________________________________</w:t>
+      </w:r>
+    </w:p>
+    <w:p>
+      <w:pPr>
+        <w:tabs>
+          <w:tab w:val="left" w:pos="5289"/>
+        </w:tabs>
+        <w:spacing w:after="0" w:line="360" w:lineRule="exact"/>
+        <w:rPr>
+          <w:rFonts w:ascii="Times New Roman" w:eastAsia="Times New Roman" w:hAnsi="Times New Roman" w:cs="Times New Roman"/>
+          <w:sz w:val="28"/>
+          <w:szCs w:val="28"/>
+          <w:lang w:eastAsia="ru-RU"/>
+        </w:rPr>
+      </w:pPr>
+    </w:p>
+    <w:p>
+      <w:pPr>
+        <w:tabs>
+          <w:tab w:val="left" w:pos="5289"/>
+        </w:tabs>
+        <w:spacing w:after="0" w:line="360" w:lineRule="exact"/>
+        <w:rPr>
+          <w:rFonts w:ascii="Times New Roman" w:eastAsia="Times New Roman" w:hAnsi="Times New Roman" w:cs="Times New Roman"/>
+          <w:sz w:val="28"/>
+          <w:szCs w:val="28"/>
+          <w:lang w:eastAsia="ru-RU"/>
+        </w:rPr>
+      </w:pPr>
+    </w:p>
+    <w:p>
+      <w:pPr>
+        <w:tabs>
+          <w:tab w:val="left" w:pos="5289"/>
+        </w:tabs>
+        <w:spacing w:after="0" w:line="360" w:lineRule="exact"/>
+        <w:rPr>
+          <w:rFonts w:ascii="Times New Roman" w:eastAsia="Times New Roman" w:hAnsi="Times New Roman" w:cs="Times New Roman"/>
+          <w:sz w:val="28"/>
+          <w:szCs w:val="28"/>
+          <w:lang w:eastAsia="ru-RU"/>
+        </w:rPr>
+      </w:pPr>
+      <w:r>
+        <w:rPr>
+          <w:rFonts w:ascii="Times New Roman" w:eastAsia="Times New Roman" w:hAnsi="Times New Roman" w:cs="Times New Roman"/>
+          <w:sz w:val="28"/>
+          <w:szCs w:val="28"/>
+          <w:lang w:eastAsia="ru-RU"/>
+        </w:rPr>
+        <w:t xml:space="preserve">Руководитель практики </w:t>
+      </w:r>
+      <w:r>
+        <w:rPr>
+          <w:rFonts w:ascii="Times New Roman" w:eastAsia="Times New Roman" w:hAnsi="Times New Roman" w:cs="Times New Roman"/>
+          <w:sz w:val="28"/>
+          <w:szCs w:val="28"/>
+          <w:lang w:eastAsia="ru-RU"/>
+        </w:rPr>
+        <w:t>от предприятия   _______</w:t>
+      </w:r>
+      <w:r>
+        <w:rPr>
+          <w:rFonts w:ascii="Times New Roman" w:eastAsia="Times New Roman" w:hAnsi="Times New Roman" w:cs="Times New Roman"/>
+          <w:sz w:val="28"/>
+          <w:szCs w:val="28"/>
+          <w:lang w:eastAsia="ru-RU"/>
+        </w:rPr>
+        <w:t xml:space="preserve">          </w:t>
+      </w:r>
+      <w:r>
+        <w:rPr>
+          <w:rFonts w:ascii="Times New Roman" w:eastAsia="Times New Roman" w:hAnsi="Times New Roman" w:cs="Times New Roman"/>
+          <w:sz w:val="28"/>
+          <w:szCs w:val="28"/>
+          <w:lang w:eastAsia="ru-RU"/>
+        </w:rPr>
+        <w:t>_</w:t>
+      </w:r>
+      <w:r>
+        <w:rPr>
+          <w:rFonts w:ascii="Times New Roman" w:eastAsia="Times New Roman" w:hAnsi="Times New Roman" w:cs="Times New Roman"/>
+          <w:sz w:val="28"/>
+          <w:szCs w:val="28"/>
+          <w:lang w:eastAsia="ru-RU"/>
+        </w:rPr>
+        <w:t>____</w:t>
+      </w:r>
+      <w:r>
+        <w:rPr>
+          <w:rFonts w:ascii="Times New Roman" w:eastAsia="Times New Roman" w:hAnsi="Times New Roman" w:cs="Times New Roman"/>
+          <w:sz w:val="28"/>
+          <w:szCs w:val="28"/>
+          <w:lang w:eastAsia="ru-RU"/>
+        </w:rPr>
+        <w:t>_____________</w:t>
+      </w:r>
+      <w:r>
+        <w:rPr>
+          <w:rFonts w:ascii="Times New Roman" w:eastAsia="Times New Roman" w:hAnsi="Times New Roman" w:cs="Times New Roman"/>
+          <w:sz w:val="28"/>
+          <w:szCs w:val="28"/>
+          <w:lang w:eastAsia="ru-RU"/>
+        </w:rPr>
+        <w:t>_</w:t>
+      </w:r>
+    </w:p>
+    <w:p>
+      <w:pPr>
+        <w:spacing w:after="0" w:line="360" w:lineRule="exact"/>
+        <w:rPr>
+          <w:rFonts w:ascii="Times New Roman" w:eastAsia="Times New Roman" w:hAnsi="Times New Roman" w:cs="Times New Roman"/>
+          <w:sz w:val="28"/>
+          <w:szCs w:val="28"/>
+          <w:lang w:eastAsia="ru-RU"/>
+        </w:rPr>
+      </w:pPr>
+      <w:r>
+        <w:rPr>
+          <w:rFonts w:ascii="Times New Roman" w:eastAsia="Times New Roman" w:hAnsi="Times New Roman" w:cs="Times New Roman"/>
+          <w:sz w:val="28"/>
+          <w:szCs w:val="28"/>
+          <w:lang w:eastAsia="ru-RU"/>
+        </w:rPr>
+        <w:tab/>
+      </w:r>
+      <w:r>
+        <w:rPr>
+          <w:rFonts w:ascii="Times New Roman" w:eastAsia="Times New Roman" w:hAnsi="Times New Roman" w:cs="Times New Roman"/>
+          <w:sz w:val="28"/>
+          <w:szCs w:val="28"/>
+          <w:lang w:eastAsia="ru-RU"/>
+        </w:rPr>
+        <w:tab/>
+      </w:r>
+      <w:r>
+        <w:rPr>
+          <w:rFonts w:ascii="Times New Roman" w:eastAsia="Times New Roman" w:hAnsi="Times New Roman" w:cs="Times New Roman"/>
+          <w:sz w:val="28"/>
+          <w:szCs w:val="28"/>
+          <w:lang w:eastAsia="ru-RU"/>
+        </w:rPr>
+        <w:tab/>
+      </w:r>
+      <w:r>
+        <w:rPr>
+          <w:rFonts w:ascii="Times New Roman" w:eastAsia="Times New Roman" w:hAnsi="Times New Roman" w:cs="Times New Roman"/>
+          <w:sz w:val="28"/>
+          <w:szCs w:val="28"/>
+          <w:lang w:eastAsia="ru-RU"/>
+        </w:rPr>
+        <w:tab/>
+      </w:r>
+      <w:r>
+        <w:rPr>
+          <w:rFonts w:ascii="Times New Roman" w:eastAsia="Times New Roman" w:hAnsi="Times New Roman" w:cs="Times New Roman"/>
+          <w:sz w:val="28"/>
+          <w:szCs w:val="28"/>
+          <w:lang w:eastAsia="ru-RU"/>
+        </w:rPr>
+        <w:tab/>
+      </w:r>
+      <w:r>
+        <w:rPr>
+          <w:rFonts w:ascii="Times New Roman" w:eastAsia="Times New Roman" w:hAnsi="Times New Roman" w:cs="Times New Roman"/>
+          <w:sz w:val="28"/>
+          <w:szCs w:val="28"/>
+          <w:lang w:eastAsia="ru-RU"/>
+        </w:rPr>
+        <w:tab/>
+      </w:r>
+      <w:r>
+        <w:rPr>
+          <w:rFonts w:ascii="Times New Roman" w:eastAsia="Times New Roman" w:hAnsi="Times New Roman" w:cs="Times New Roman"/>
+          <w:sz w:val="28"/>
+          <w:szCs w:val="28"/>
+          <w:lang w:eastAsia="ru-RU"/>
+        </w:rPr>
+        <w:t xml:space="preserve">         </w:t>
+      </w:r>
+      <w:r>
+        <w:rPr>
+          <w:rFonts w:ascii="Times New Roman" w:eastAsia="Times New Roman" w:hAnsi="Times New Roman" w:cs="Times New Roman"/>
+          <w:sz w:val="28"/>
+          <w:szCs w:val="28"/>
+          <w:lang w:eastAsia="ru-RU"/>
+        </w:rPr>
+        <w:t>(подпись)</w:t>
+      </w:r>
+      <w:r>
+        <w:rPr>
+          <w:rFonts w:ascii="Times New Roman" w:eastAsia="Times New Roman" w:hAnsi="Times New Roman" w:cs="Times New Roman"/>
+          <w:sz w:val="28"/>
+          <w:szCs w:val="28"/>
+          <w:lang w:eastAsia="ru-RU"/>
+        </w:rPr>
+        <w:tab/>
+      </w:r>
+      <w:r>
+        <w:rPr>
+          <w:rFonts w:ascii="Times New Roman" w:eastAsia="Times New Roman" w:hAnsi="Times New Roman" w:cs="Times New Roman"/>
+          <w:sz w:val="28"/>
+          <w:szCs w:val="28"/>
+          <w:lang w:eastAsia="ru-RU"/>
+        </w:rPr>
+        <w:tab/>
+      </w:r>
+      <w:r>
+        <w:rPr>
+          <w:rFonts w:ascii="Times New Roman" w:eastAsia="Times New Roman" w:hAnsi="Times New Roman" w:cs="Times New Roman"/>
+          <w:sz w:val="28"/>
+          <w:szCs w:val="28"/>
+          <w:lang w:eastAsia="ru-RU"/>
+        </w:rPr>
+        <w:t xml:space="preserve">      </w:t>
+      </w:r>
+      <w:r>
+        <w:rPr>
+          <w:rFonts w:ascii="Times New Roman" w:eastAsia="Times New Roman" w:hAnsi="Times New Roman" w:cs="Times New Roman"/>
+          <w:sz w:val="28"/>
+          <w:szCs w:val="28"/>
+          <w:lang w:eastAsia="ru-RU"/>
+        </w:rPr>
+        <w:t>(Ф.И.О.)</w:t>
+      </w:r>
+    </w:p>
+    <w:p>
+      <w:pPr>
+        <w:spacing w:after="0" w:line="360" w:lineRule="exact"/>
+        <w:rPr>
+          <w:rFonts w:ascii="Times New Roman" w:eastAsia="Times New Roman" w:hAnsi="Times New Roman" w:cs="Times New Roman"/>
+          <w:sz w:val="28"/>
+          <w:szCs w:val="28"/>
+          <w:lang w:eastAsia="ru-RU"/>
+        </w:rPr>
+      </w:pPr>
+    </w:p>
+    <w:p>
+      <w:pPr>
+        <w:tabs>
+          <w:tab w:val="left" w:pos="3420"/>
+        </w:tabs>
+        <w:spacing w:after="0" w:line="360" w:lineRule="exact"/>
+        <w:rPr>
+          <w:rFonts w:ascii="Times New Roman" w:eastAsia="Times New Roman" w:hAnsi="Times New Roman" w:cs="Times New Roman"/>
+          <w:sz w:val="28"/>
+          <w:szCs w:val="28"/>
+          <w:lang w:eastAsia="ru-RU"/>
+        </w:rPr>
+      </w:pPr>
+    </w:p>
+    <w:p>
+      <w:pPr>
+        <w:tabs>
+          <w:tab w:val="left" w:pos="3420"/>
+        </w:tabs>
+        <w:spacing w:after="0" w:line="360" w:lineRule="exact"/>
+        <w:rPr>
+          <w:rFonts w:ascii="Times New Roman" w:eastAsia="Times New Roman" w:hAnsi="Times New Roman" w:cs="Times New Roman"/>
+          <w:sz w:val="28"/>
+          <w:szCs w:val="28"/>
+          <w:lang w:eastAsia="ru-RU"/>
+        </w:rPr>
+      </w:pPr>
+      <w:r>
+        <w:rPr>
+          <w:rFonts w:ascii="Times New Roman" w:eastAsia="Times New Roman" w:hAnsi="Times New Roman" w:cs="Times New Roman"/>
+          <w:sz w:val="28"/>
+          <w:szCs w:val="28"/>
+          <w:lang w:eastAsia="ru-RU"/>
+        </w:rPr>
+        <w:tab/>
+      </w:r>
+      <w:r>
+        <w:rPr>
+          <w:rFonts w:ascii="Times New Roman" w:eastAsia="Times New Roman" w:hAnsi="Times New Roman" w:cs="Times New Roman"/>
+          <w:sz w:val="28"/>
+          <w:szCs w:val="28"/>
+          <w:lang w:eastAsia="ru-RU"/>
+        </w:rPr>
+        <w:tab/>
+      </w:r>
+      <w:r>
+        <w:rPr>
+          <w:rFonts w:ascii="Times New Roman" w:eastAsia="Times New Roman" w:hAnsi="Times New Roman" w:cs="Times New Roman"/>
+          <w:sz w:val="28"/>
+          <w:szCs w:val="28"/>
+          <w:lang w:eastAsia="ru-RU"/>
+        </w:rPr>
+        <w:tab/>
+      </w:r>
+      <w:r>
+        <w:rPr>
+          <w:rFonts w:ascii="Times New Roman" w:eastAsia="Times New Roman" w:hAnsi="Times New Roman" w:cs="Times New Roman"/>
+          <w:sz w:val="28"/>
+          <w:szCs w:val="28"/>
+          <w:lang w:eastAsia="ru-RU"/>
+        </w:rPr>
+        <w:tab/>
+      </w:r>
+      <w:r>
+        <w:rPr>
+          <w:rFonts w:ascii="Times New Roman" w:eastAsia="Times New Roman" w:hAnsi="Times New Roman" w:cs="Times New Roman"/>
+          <w:sz w:val="28"/>
+          <w:szCs w:val="28"/>
+          <w:lang w:eastAsia="ru-RU"/>
+        </w:rPr>
+        <w:t xml:space="preserve">   </w:t>
+      </w:r>
+      <w:r>
+        <w:rPr>
+          <w:rFonts w:ascii="Times New Roman" w:eastAsia="Times New Roman" w:hAnsi="Times New Roman" w:cs="Times New Roman"/>
+          <w:sz w:val="28"/>
+          <w:szCs w:val="28"/>
+          <w:lang w:eastAsia="ru-RU"/>
+        </w:rPr>
+        <w:t>М.П.</w:t>
+      </w:r>
+    </w:p>
+    <w:p>
+      <w:pPr>
+        <w:spacing w:after="0" w:line="360" w:lineRule="exact"/>
+        <w:rPr>
+          <w:rFonts w:ascii="Times New Roman" w:eastAsia="Times New Roman" w:hAnsi="Times New Roman" w:cs="Times New Roman"/>
+          <w:sz w:val="28"/>
+          <w:szCs w:val="28"/>
+          <w:lang w:eastAsia="ru-RU"/>
+        </w:rPr>
+      </w:pPr>
+    </w:p>
+    <w:p>
+      <w:pPr>
+        <w:spacing w:after="0" w:line="360" w:lineRule="exact"/>
+        <w:jc w:val="both"/>
+        <w:rPr>
+          <w:rFonts w:ascii="Times New Roman" w:eastAsia="Times New Roman" w:hAnsi="Times New Roman" w:cs="Times New Roman"/>
+          <w:sz w:val="28"/>
+          <w:szCs w:val="28"/>
+          <w:lang w:eastAsia="ru-RU"/>
+        </w:rPr>
+      </w:pPr>
+    </w:p>
+    <w:p>
+      <w:pPr>
+        <w:spacing w:after="0" w:line="360" w:lineRule="exact"/>
+        <w:jc w:val="both"/>
+        <w:rPr>
+          <w:rFonts w:ascii="Times New Roman" w:eastAsia="Times New Roman" w:hAnsi="Times New Roman" w:cs="Times New Roman"/>
+          <w:sz w:val="28"/>
+          <w:szCs w:val="28"/>
+          <w:lang w:eastAsia="ru-RU"/>
+        </w:rPr>
+      </w:pPr>
+    </w:p>
+    <w:p>
+      <w:pPr>
+        <w:spacing w:after="0" w:line="360" w:lineRule="exact"/>
+        <w:jc w:val="both"/>
+        <w:rPr>
+          <w:rFonts w:ascii="Times New Roman" w:eastAsia="Times New Roman" w:hAnsi="Times New Roman" w:cs="Times New Roman"/>
+          <w:sz w:val="28"/>
+          <w:szCs w:val="28"/>
+          <w:lang w:eastAsia="ru-RU"/>
+        </w:rPr>
+      </w:pPr>
+    </w:p>
+    <w:p>
+      <w:pPr>
+        <w:spacing w:after="0" w:line="360" w:lineRule="exact"/>
+        <w:jc w:val="both"/>
+        <w:rPr>
+          <w:rFonts w:ascii="Times New Roman" w:eastAsia="Times New Roman" w:hAnsi="Times New Roman" w:cs="Times New Roman"/>
+          <w:sz w:val="28"/>
+          <w:szCs w:val="28"/>
+          <w:lang w:eastAsia="ru-RU"/>
+        </w:rPr>
+      </w:pPr>
+    </w:p>
+    <w:p>
+      <w:pPr>
+        <w:spacing w:after="0" w:line="360" w:lineRule="exact"/>
+        <w:jc w:val="both"/>
+        <w:rPr>
+          <w:rFonts w:ascii="Times New Roman" w:eastAsia="Times New Roman" w:hAnsi="Times New Roman" w:cs="Times New Roman"/>
+          <w:sz w:val="28"/>
+          <w:szCs w:val="28"/>
+          <w:lang w:eastAsia="ru-RU"/>
+        </w:rPr>
+      </w:pPr>
+    </w:p>
+    <w:p>
+      <w:pPr>
+        <w:spacing w:after="0" w:line="360" w:lineRule="exact"/>
+        <w:jc w:val="both"/>
+        <w:rPr>
+          <w:rFonts w:ascii="Times New Roman" w:eastAsia="Times New Roman" w:hAnsi="Times New Roman" w:cs="Times New Roman"/>
+          <w:sz w:val="28"/>
+          <w:szCs w:val="28"/>
+          <w:lang w:eastAsia="ru-RU"/>
+        </w:rPr>
+      </w:pPr>
+      <w:r>
+        <w:rPr>
+          <w:rFonts w:ascii="Times New Roman" w:eastAsia="Times New Roman" w:hAnsi="Times New Roman" w:cs="Times New Roman"/>
+          <w:sz w:val="28"/>
+          <w:szCs w:val="28"/>
+          <w:lang w:eastAsia="ru-RU"/>
+        </w:rPr>
+        <w:t>Дифференцированный зачёт по практике    _______</w:t>
+      </w:r>
+      <w:r>
+        <w:rPr>
+          <w:rFonts w:ascii="Times New Roman" w:eastAsia="Times New Roman" w:hAnsi="Times New Roman" w:cs="Times New Roman"/>
+          <w:sz w:val="28"/>
+          <w:szCs w:val="28"/>
+          <w:lang w:eastAsia="ru-RU"/>
+        </w:rPr>
+        <w:t xml:space="preserve">____ </w:t>
+      </w:r>
+      <w:r>
+        <w:rPr>
+          <w:rFonts w:ascii="Times New Roman" w:eastAsia="Times New Roman" w:hAnsi="Times New Roman" w:cs="Times New Roman"/>
+          <w:sz w:val="28"/>
+          <w:szCs w:val="28"/>
+          <w:lang w:eastAsia="ru-RU"/>
+        </w:rPr>
+        <w:t xml:space="preserve">        </w:t>
+      </w:r>
+      <w:r>
+        <w:rPr>
+          <w:rFonts w:ascii="Times New Roman" w:eastAsia="Times New Roman" w:hAnsi="Times New Roman" w:cs="Times New Roman"/>
+          <w:sz w:val="28"/>
+          <w:szCs w:val="28"/>
+          <w:lang w:eastAsia="ru-RU"/>
+        </w:rPr>
+        <w:t>________________</w:t>
+      </w:r>
+    </w:p>
+    <w:p>
+      <w:pPr>
+        <w:spacing w:after="0" w:line="360" w:lineRule="exact"/>
+        <w:ind w:left="4248" w:firstLine="708"/>
+        <w:jc w:val="both"/>
+        <w:rPr>
+          <w:rFonts w:ascii="Times New Roman" w:eastAsia="Times New Roman" w:hAnsi="Times New Roman" w:cs="Times New Roman"/>
+          <w:sz w:val="28"/>
+          <w:szCs w:val="28"/>
+          <w:lang w:eastAsia="ru-RU"/>
+        </w:rPr>
+      </w:pPr>
+      <w:r>
+        <w:rPr>
+          <w:rFonts w:ascii="Times New Roman" w:eastAsia="Times New Roman" w:hAnsi="Times New Roman" w:cs="Times New Roman"/>
+          <w:sz w:val="28"/>
+          <w:szCs w:val="28"/>
+          <w:lang w:eastAsia="ru-RU"/>
+        </w:rPr>
+        <w:t xml:space="preserve">     </w:t>
+      </w:r>
+      <w:r>
+        <w:rPr>
+          <w:rFonts w:ascii="Times New Roman" w:eastAsia="Times New Roman" w:hAnsi="Times New Roman" w:cs="Times New Roman"/>
+          <w:sz w:val="28"/>
+          <w:szCs w:val="28"/>
+          <w:lang w:eastAsia="ru-RU"/>
+        </w:rPr>
+        <w:t>(отметка)</w:t>
+      </w:r>
+      <w:r>
+        <w:rPr>
+          <w:rFonts w:ascii="Times New Roman" w:eastAsia="Times New Roman" w:hAnsi="Times New Roman" w:cs="Times New Roman"/>
+          <w:sz w:val="28"/>
+          <w:szCs w:val="28"/>
+          <w:lang w:eastAsia="ru-RU"/>
+        </w:rPr>
+        <w:tab/>
+      </w:r>
+      <w:r>
+        <w:rPr>
+          <w:rFonts w:ascii="Times New Roman" w:eastAsia="Times New Roman" w:hAnsi="Times New Roman" w:cs="Times New Roman"/>
+          <w:sz w:val="28"/>
+          <w:szCs w:val="28"/>
+          <w:lang w:eastAsia="ru-RU"/>
+        </w:rPr>
+        <w:tab/>
+      </w:r>
+      <w:r>
+        <w:rPr>
+          <w:rFonts w:ascii="Times New Roman" w:eastAsia="Times New Roman" w:hAnsi="Times New Roman" w:cs="Times New Roman"/>
+          <w:sz w:val="28"/>
+          <w:szCs w:val="28"/>
+          <w:lang w:eastAsia="ru-RU"/>
+        </w:rPr>
+        <w:t>(дата)</w:t>
+      </w:r>
+    </w:p>
+    <w:p>
+      <w:pPr>
+        <w:tabs>
+          <w:tab w:val="left" w:pos="5289"/>
+        </w:tabs>
+        <w:spacing w:after="0" w:line="360" w:lineRule="exact"/>
+        <w:rPr>
+          <w:rFonts w:ascii="Times New Roman" w:eastAsia="Times New Roman" w:hAnsi="Times New Roman" w:cs="Times New Roman"/>
+          <w:sz w:val="28"/>
+          <w:szCs w:val="28"/>
+          <w:lang w:eastAsia="ru-RU"/>
+        </w:rPr>
+      </w:pPr>
+      <w:r>
+        <w:rPr>
+          <w:rFonts w:ascii="Times New Roman" w:eastAsia="Times New Roman" w:hAnsi="Times New Roman" w:cs="Times New Roman"/>
+          <w:sz w:val="28"/>
+          <w:szCs w:val="28"/>
+          <w:lang w:eastAsia="ru-RU"/>
+        </w:rPr>
+        <w:t>Руководитель практики от</w:t>
+      </w:r>
+      <w:r>
+        <w:rPr>
+          <w:rFonts w:ascii="Times New Roman" w:eastAsia="Times New Roman" w:hAnsi="Times New Roman" w:cs="Times New Roman"/>
+          <w:sz w:val="28"/>
+          <w:szCs w:val="28"/>
+          <w:lang w:eastAsia="ru-RU"/>
+        </w:rPr>
+        <w:t xml:space="preserve"> колледжа     ________</w:t>
+      </w:r>
+      <w:r>
+        <w:rPr>
+          <w:rFonts w:ascii="Times New Roman" w:eastAsia="Times New Roman" w:hAnsi="Times New Roman" w:cs="Times New Roman"/>
+          <w:sz w:val="28"/>
+          <w:szCs w:val="28"/>
+          <w:lang w:val="en-US" w:eastAsia="ru-RU"/>
+        </w:rPr>
+        <w:t>_</w:t>
+      </w:r>
+      <w:r>
+        <w:rPr>
+          <w:rFonts w:ascii="Times New Roman" w:eastAsia="Times New Roman" w:hAnsi="Times New Roman" w:cs="Times New Roman"/>
+          <w:sz w:val="28"/>
+          <w:szCs w:val="28"/>
+          <w:lang w:eastAsia="ru-RU"/>
+        </w:rPr>
+        <w:t xml:space="preserve">      _____________________</w:t>
+      </w:r>
+    </w:p>
+    <w:p>
+      <w:pPr>
+        <w:spacing w:after="0" w:line="360" w:lineRule="exact"/>
+        <w:rPr>
+          <w:rFonts w:ascii="Times New Roman" w:eastAsia="Times New Roman" w:hAnsi="Times New Roman" w:cs="Times New Roman"/>
+          <w:sz w:val="28"/>
+          <w:szCs w:val="28"/>
+          <w:lang w:eastAsia="ru-RU"/>
+        </w:rPr>
+      </w:pPr>
+      <w:r>
+        <w:rPr>
+          <w:rFonts w:ascii="Times New Roman" w:eastAsia="Times New Roman" w:hAnsi="Times New Roman" w:cs="Times New Roman"/>
+          <w:sz w:val="28"/>
+          <w:szCs w:val="28"/>
+          <w:lang w:eastAsia="ru-RU"/>
+        </w:rPr>
+        <w:tab/>
+      </w:r>
+      <w:r>
+        <w:rPr>
+          <w:rFonts w:ascii="Times New Roman" w:eastAsia="Times New Roman" w:hAnsi="Times New Roman" w:cs="Times New Roman"/>
+          <w:sz w:val="28"/>
+          <w:szCs w:val="28"/>
+          <w:lang w:eastAsia="ru-RU"/>
+        </w:rPr>
+        <w:tab/>
+      </w:r>
+      <w:r>
+        <w:rPr>
+          <w:rFonts w:ascii="Times New Roman" w:eastAsia="Times New Roman" w:hAnsi="Times New Roman" w:cs="Times New Roman"/>
+          <w:sz w:val="28"/>
+          <w:szCs w:val="28"/>
+          <w:lang w:eastAsia="ru-RU"/>
+        </w:rPr>
+        <w:tab/>
+      </w:r>
+      <w:r>
+        <w:rPr>
+          <w:rFonts w:ascii="Times New Roman" w:eastAsia="Times New Roman" w:hAnsi="Times New Roman" w:cs="Times New Roman"/>
+          <w:sz w:val="28"/>
+          <w:szCs w:val="28"/>
+          <w:lang w:eastAsia="ru-RU"/>
+        </w:rPr>
+        <w:tab/>
+      </w:r>
+      <w:r>
+        <w:rPr>
+          <w:rFonts w:ascii="Times New Roman" w:eastAsia="Times New Roman" w:hAnsi="Times New Roman" w:cs="Times New Roman"/>
+          <w:sz w:val="28"/>
+          <w:szCs w:val="28"/>
+          <w:lang w:eastAsia="ru-RU"/>
+        </w:rPr>
+        <w:tab/>
+      </w:r>
+      <w:r>
+        <w:rPr>
+          <w:rFonts w:ascii="Times New Roman" w:eastAsia="Times New Roman" w:hAnsi="Times New Roman" w:cs="Times New Roman"/>
+          <w:sz w:val="28"/>
+          <w:szCs w:val="28"/>
+          <w:lang w:eastAsia="ru-RU"/>
+        </w:rPr>
+        <w:tab/>
+      </w:r>
+      <w:r>
+        <w:rPr>
+          <w:rFonts w:ascii="Times New Roman" w:eastAsia="Times New Roman" w:hAnsi="Times New Roman" w:cs="Times New Roman"/>
+          <w:sz w:val="28"/>
+          <w:szCs w:val="28"/>
+          <w:lang w:val="en-US" w:eastAsia="ru-RU"/>
+        </w:rPr>
+        <w:t xml:space="preserve">        </w:t>
+      </w:r>
+      <w:r>
+        <w:rPr>
+          <w:rFonts w:ascii="Times New Roman" w:eastAsia="Times New Roman" w:hAnsi="Times New Roman" w:cs="Times New Roman"/>
+          <w:sz w:val="28"/>
+          <w:szCs w:val="28"/>
+          <w:lang w:eastAsia="ru-RU"/>
+        </w:rPr>
+        <w:t>(подпись)</w:t>
+      </w:r>
+      <w:r>
+        <w:rPr>
+          <w:rFonts w:ascii="Times New Roman" w:eastAsia="Times New Roman" w:hAnsi="Times New Roman" w:cs="Times New Roman"/>
+          <w:sz w:val="28"/>
+          <w:szCs w:val="28"/>
+          <w:lang w:eastAsia="ru-RU"/>
+        </w:rPr>
+        <w:tab/>
+      </w:r>
+      <w:r>
+        <w:rPr>
+          <w:rFonts w:ascii="Times New Roman" w:eastAsia="Times New Roman" w:hAnsi="Times New Roman" w:cs="Times New Roman"/>
+          <w:sz w:val="28"/>
+          <w:szCs w:val="28"/>
+          <w:lang w:eastAsia="ru-RU"/>
+        </w:rPr>
+        <w:tab/>
+      </w:r>
+      <w:r>
+        <w:rPr>
+          <w:rFonts w:ascii="Times New Roman" w:eastAsia="Times New Roman" w:hAnsi="Times New Roman" w:cs="Times New Roman"/>
+          <w:sz w:val="28"/>
+          <w:szCs w:val="28"/>
+          <w:lang w:val="en-US" w:eastAsia="ru-RU"/>
+        </w:rPr>
+        <w:t xml:space="preserve">    </w:t>
+      </w:r>
+      <w:r>
+        <w:rPr>
+          <w:rFonts w:ascii="Times New Roman" w:eastAsia="Times New Roman" w:hAnsi="Times New Roman" w:cs="Times New Roman"/>
+          <w:sz w:val="28"/>
+          <w:szCs w:val="28"/>
+          <w:lang w:eastAsia="ru-RU"/>
+        </w:rPr>
+        <w:t>(Ф.И.О.)</w:t>
+      </w:r>
+    </w:p>
+    <w:p>
+      <w:pPr>
+        <w:spacing w:after="0" w:line="360" w:lineRule="exact"/>
+        <w:jc w:val="center"/>
+        <w:rPr>
+          <w:rFonts w:ascii="Times New Roman" w:eastAsia="Times New Roman" w:hAnsi="Times New Roman" w:cs="Times New Roman"/>
+          <w:sz w:val="28"/>
+          <w:szCs w:val="28"/>
+          <w:lang w:eastAsia="ru-RU"/>
+        </w:rPr>
+      </w:pPr>
+    </w:p>
+    <w:p>
+      <w:pPr>
+        <w:spacing w:after="0" w:line="360" w:lineRule="exact"/>
+        <w:jc w:val="center"/>
+        <w:rPr>
+          <w:rFonts w:ascii="Times New Roman" w:eastAsia="Times New Roman" w:hAnsi="Times New Roman" w:cs="Times New Roman"/>
+          <w:sz w:val="28"/>
+          <w:szCs w:val="28"/>
+          <w:lang w:eastAsia="ru-RU"/>
+        </w:rPr>
+      </w:pPr>
+    </w:p>
+    <w:p>
+      <w:pPr>
+        <w:spacing w:after="0" w:line="360" w:lineRule="exact"/>
+        <w:jc w:val="center"/>
+        <w:rPr>
+          <w:rFonts w:ascii="Times New Roman" w:eastAsia="Times New Roman" w:hAnsi="Times New Roman" w:cs="Times New Roman"/>
+          <w:sz w:val="28"/>
+          <w:szCs w:val="28"/>
+          <w:lang w:eastAsia="ru-RU"/>
+        </w:rPr>
+      </w:pPr>
+    </w:p>
+    <w:p>
+      <w:pPr>
+        <w:spacing w:after="0" w:line="360" w:lineRule="exact"/>
         <w:jc w:val="center"/>
         <w:rPr>
           <w:rFonts w:ascii="Times New Roman" w:eastAsia="Times New Roman" w:hAnsi="Times New Roman" w:cs="Times New Roman"/>
@@ -16,904 +1171,21 @@
       <w:r>
         <w:rPr>
           <w:rFonts w:ascii="Times New Roman" w:eastAsia="Times New Roman" w:hAnsi="Times New Roman" w:cs="Times New Roman"/>
-          <w:sz w:val="24"/>
-          <w:szCs w:val="24"/>
+          <w:sz w:val="28"/>
+          <w:szCs w:val="28"/>
           <w:lang w:eastAsia="ru-RU"/>
         </w:rPr>
-        <w:t>МИНИСТЕРСТВО СВЯЗИ И ИНФОРМАТИЗАЦИИ РЕСПУБЛИКИ БЕЛАРУСЬ</w:t>
-      </w:r>
-    </w:p>
-    <w:p>
-      <w:pPr>
-        <w:spacing w:after="0" w:line="360" w:lineRule="auto"/>
-        <w:jc w:val="center"/>
+        <w:t>Минск 2026</w:t>
+      </w:r>
+      <w:r>
         <w:rPr>
           <w:rFonts w:ascii="Times New Roman" w:eastAsia="Times New Roman" w:hAnsi="Times New Roman" w:cs="Times New Roman"/>
           <w:sz w:val="24"/>
           <w:szCs w:val="24"/>
           <w:lang w:eastAsia="ru-RU"/>
         </w:rPr>
-      </w:pPr>
-      <w:r>
-        <w:rPr>
-          <w:rFonts w:ascii="Times New Roman" w:eastAsia="Times New Roman" w:hAnsi="Times New Roman" w:cs="Times New Roman"/>
-          <w:sz w:val="24"/>
-          <w:szCs w:val="24"/>
-          <w:lang w:eastAsia="ru-RU"/>
-        </w:rPr>
-        <w:t>Учреждение образования</w:t>
-      </w:r>
-    </w:p>
-    <w:p>
-      <w:pPr>
-        <w:spacing w:after="0" w:line="360" w:lineRule="auto"/>
-        <w:jc w:val="center"/>
-        <w:rPr>
-          <w:rFonts w:ascii="Times New Roman" w:eastAsia="Times New Roman" w:hAnsi="Times New Roman" w:cs="Times New Roman"/>
-          <w:sz w:val="24"/>
-          <w:szCs w:val="24"/>
-          <w:lang w:eastAsia="ru-RU"/>
-        </w:rPr>
-      </w:pPr>
-      <w:r>
-        <w:rPr>
-          <w:rFonts w:ascii="Times New Roman" w:eastAsia="Times New Roman" w:hAnsi="Times New Roman" w:cs="Times New Roman"/>
-          <w:sz w:val="24"/>
-          <w:szCs w:val="24"/>
-          <w:lang w:eastAsia="ru-RU"/>
-        </w:rPr>
-        <w:t>«БЕЛОРУССКАЯ ГОСУДАРСТВЕННАЯ АКАДЕМИЯ СВЯЗИ»</w:t>
-      </w:r>
-    </w:p>
-    <w:p>
-      <w:pPr>
-        <w:spacing w:after="0" w:line="360" w:lineRule="auto"/>
-        <w:jc w:val="center"/>
-        <w:rPr>
-          <w:rFonts w:ascii="Times New Roman" w:eastAsia="Times New Roman" w:hAnsi="Times New Roman" w:cs="Times New Roman"/>
-          <w:sz w:val="24"/>
-          <w:szCs w:val="24"/>
-          <w:lang w:eastAsia="ru-RU"/>
-        </w:rPr>
-      </w:pPr>
-      <w:r>
-        <w:rPr>
-          <w:rFonts w:ascii="Times New Roman" w:eastAsia="Times New Roman" w:hAnsi="Times New Roman" w:cs="Times New Roman"/>
-          <w:sz w:val="24"/>
-          <w:szCs w:val="24"/>
-          <w:lang w:eastAsia="ru-RU"/>
-        </w:rPr>
-        <w:t>ОП «КОЛЛЕДЖ ИНФОРМАЦИОННО-КОММУНИКАЦИОННЫХ ТЕХНОЛОГИЙ»</w:t>
-      </w:r>
-    </w:p>
-    <w:p>
-      <w:pPr>
-        <w:tabs>
-          <w:tab w:val="left" w:pos="5289"/>
-        </w:tabs>
-        <w:spacing w:after="0" w:line="360" w:lineRule="auto"/>
-        <w:jc w:val="center"/>
-        <w:rPr>
-          <w:rFonts w:ascii="Times New Roman" w:eastAsia="Times New Roman" w:hAnsi="Times New Roman" w:cs="Times New Roman"/>
-          <w:b/>
-          <w:bCs/>
-          <w:sz w:val="32"/>
-          <w:szCs w:val="32"/>
-          <w:lang w:eastAsia="ru-RU"/>
-        </w:rPr>
-      </w:pPr>
-    </w:p>
-    <w:p>
-      <w:pPr>
-        <w:tabs>
-          <w:tab w:val="left" w:pos="5289"/>
-        </w:tabs>
-        <w:spacing w:after="0" w:line="360" w:lineRule="auto"/>
-        <w:jc w:val="center"/>
-        <w:rPr>
-          <w:rFonts w:ascii="Times New Roman" w:eastAsia="Times New Roman" w:hAnsi="Times New Roman" w:cs="Times New Roman"/>
-          <w:b/>
-          <w:bCs/>
-          <w:sz w:val="32"/>
-          <w:szCs w:val="32"/>
-          <w:lang w:eastAsia="ru-RU"/>
-        </w:rPr>
-      </w:pPr>
-    </w:p>
-    <w:p>
-      <w:pPr>
-        <w:tabs>
-          <w:tab w:val="left" w:pos="5289"/>
-        </w:tabs>
-        <w:spacing w:after="0" w:line="360" w:lineRule="auto"/>
-        <w:jc w:val="center"/>
-        <w:rPr>
-          <w:rFonts w:ascii="Times New Roman" w:eastAsia="Times New Roman" w:hAnsi="Times New Roman" w:cs="Times New Roman"/>
-          <w:b/>
-          <w:bCs/>
-          <w:sz w:val="32"/>
-          <w:szCs w:val="32"/>
-          <w:lang w:eastAsia="ru-RU"/>
-        </w:rPr>
-      </w:pPr>
-    </w:p>
-    <w:p>
-      <w:pPr>
-        <w:tabs>
-          <w:tab w:val="left" w:pos="5289"/>
-        </w:tabs>
-        <w:spacing w:after="0" w:line="360" w:lineRule="auto"/>
-        <w:jc w:val="center"/>
-        <w:rPr>
-          <w:rFonts w:ascii="Times New Roman" w:eastAsia="Times New Roman" w:hAnsi="Times New Roman" w:cs="Times New Roman"/>
-          <w:bCs/>
-          <w:sz w:val="24"/>
-          <w:szCs w:val="24"/>
-          <w:lang w:eastAsia="ru-RU"/>
-        </w:rPr>
-      </w:pPr>
-      <w:r>
-        <w:rPr>
-          <w:rFonts w:ascii="Times New Roman" w:eastAsia="Times New Roman" w:hAnsi="Times New Roman" w:cs="Times New Roman"/>
-          <w:bCs/>
-          <w:sz w:val="24"/>
-          <w:szCs w:val="24"/>
-          <w:lang w:eastAsia="ru-RU"/>
-        </w:rPr>
-        <w:t>ОТЧЕТ</w:t>
-      </w:r>
-      <w:r>
-        <w:rPr>
-          <w:rFonts w:ascii="MingLiU" w:eastAsia="MingLiU" w:hAnsi="MingLiU" w:cs="Times New Roman"/>
-          <w:bCs/>
-          <w:sz w:val="24"/>
-          <w:szCs w:val="24"/>
-          <w:lang w:eastAsia="ru-RU"/>
-        </w:rPr>
-        <w:br/>
-      </w:r>
-      <w:r>
-        <w:rPr>
-          <w:rFonts w:ascii="Times New Roman" w:eastAsia="Times New Roman" w:hAnsi="Times New Roman" w:cs="Times New Roman"/>
-          <w:bCs/>
-          <w:sz w:val="24"/>
-          <w:szCs w:val="24"/>
-          <w:lang w:eastAsia="ru-RU"/>
-        </w:rPr>
-        <w:t xml:space="preserve">О ПРОХОЖДЕНИИ </w:t>
-      </w:r>
-      <w:r>
-        <w:rPr>
-          <w:rFonts w:ascii="Times New Roman" w:eastAsia="Times New Roman" w:hAnsi="Times New Roman" w:cs="Times New Roman"/>
-          <w:bCs/>
-          <w:i/>
-          <w:sz w:val="24"/>
-          <w:szCs w:val="24"/>
-          <w:u w:val="single"/>
-          <w:lang w:eastAsia="ru-RU"/>
-        </w:rPr>
-        <w:t>технологической практики</w:t>
-      </w:r>
-    </w:p>
-    <w:p>
-      <w:pPr>
-        <w:tabs>
-          <w:tab w:val="left" w:pos="5289"/>
-        </w:tabs>
-        <w:spacing w:after="0" w:line="360" w:lineRule="auto"/>
-        <w:jc w:val="center"/>
-        <w:rPr>
-          <w:rFonts w:ascii="Times New Roman" w:eastAsia="Times New Roman" w:hAnsi="Times New Roman" w:cs="Times New Roman"/>
-          <w:b/>
-          <w:bCs/>
-          <w:sz w:val="32"/>
-          <w:szCs w:val="32"/>
-          <w:lang w:eastAsia="ru-RU"/>
-        </w:rPr>
-      </w:pPr>
-    </w:p>
-    <w:p>
-      <w:pPr>
-        <w:tabs>
-          <w:tab w:val="left" w:pos="5289"/>
-        </w:tabs>
-        <w:spacing w:after="0" w:line="360" w:lineRule="auto"/>
-        <w:jc w:val="both"/>
-        <w:rPr>
-          <w:rFonts w:ascii="Times New Roman" w:eastAsia="Times New Roman" w:hAnsi="Times New Roman" w:cs="Times New Roman"/>
-          <w:sz w:val="24"/>
-          <w:szCs w:val="24"/>
-          <w:lang w:eastAsia="ru-RU"/>
-        </w:rPr>
-      </w:pPr>
-      <w:r>
-        <w:rPr>
-          <w:rFonts w:ascii="Times New Roman" w:eastAsia="Times New Roman" w:hAnsi="Times New Roman" w:cs="Times New Roman"/>
-          <w:sz w:val="24"/>
-          <w:szCs w:val="24"/>
-          <w:lang w:eastAsia="ru-RU"/>
-        </w:rPr>
-        <w:t>Ф.И.О. учащегося _____________________________________________________________</w:t>
-      </w:r>
-    </w:p>
-    <w:p>
-      <w:pPr>
-        <w:tabs>
-          <w:tab w:val="left" w:pos="5289"/>
-        </w:tabs>
-        <w:spacing w:after="0" w:line="360" w:lineRule="auto"/>
-        <w:rPr>
-          <w:rFonts w:ascii="Times New Roman" w:eastAsia="Times New Roman" w:hAnsi="Times New Roman" w:cs="Times New Roman"/>
-          <w:sz w:val="24"/>
-          <w:szCs w:val="24"/>
-          <w:lang w:eastAsia="ru-RU"/>
-        </w:rPr>
-      </w:pPr>
-      <w:r>
-        <w:rPr>
-          <w:rFonts w:ascii="Times New Roman" w:eastAsia="Times New Roman" w:hAnsi="Times New Roman" w:cs="Times New Roman"/>
-          <w:sz w:val="24"/>
-          <w:szCs w:val="24"/>
-          <w:lang w:eastAsia="ru-RU"/>
-        </w:rPr>
-        <w:t>Группа _____________                              Подпись учащегося ____________________</w:t>
-      </w:r>
-    </w:p>
-    <w:p>
-      <w:pPr>
-        <w:tabs>
-          <w:tab w:val="left" w:pos="5289"/>
-        </w:tabs>
-        <w:spacing w:after="0" w:line="360" w:lineRule="auto"/>
-        <w:jc w:val="both"/>
-        <w:rPr>
-          <w:rFonts w:ascii="Times New Roman" w:eastAsia="Times New Roman" w:hAnsi="Times New Roman" w:cs="Times New Roman"/>
-          <w:sz w:val="24"/>
-          <w:szCs w:val="24"/>
-          <w:lang w:eastAsia="ru-RU"/>
-        </w:rPr>
-      </w:pPr>
-    </w:p>
-    <w:p>
-      <w:pPr>
-        <w:tabs>
-          <w:tab w:val="left" w:pos="5289"/>
-        </w:tabs>
-        <w:spacing w:after="0" w:line="360" w:lineRule="auto"/>
-        <w:jc w:val="both"/>
-        <w:rPr>
-          <w:rFonts w:ascii="Times New Roman" w:eastAsia="Times New Roman" w:hAnsi="Times New Roman" w:cs="Times New Roman"/>
-          <w:sz w:val="24"/>
-          <w:szCs w:val="24"/>
-          <w:lang w:eastAsia="ru-RU"/>
-        </w:rPr>
-      </w:pPr>
-    </w:p>
-    <w:p>
-      <w:pPr>
-        <w:tabs>
-          <w:tab w:val="left" w:pos="5289"/>
-        </w:tabs>
-        <w:spacing w:after="0" w:line="276" w:lineRule="auto"/>
-        <w:jc w:val="both"/>
-        <w:rPr>
-          <w:rFonts w:ascii="Times New Roman" w:eastAsia="Times New Roman" w:hAnsi="Times New Roman" w:cs="Times New Roman"/>
-          <w:sz w:val="24"/>
-          <w:szCs w:val="24"/>
-          <w:lang w:eastAsia="ru-RU"/>
-        </w:rPr>
-      </w:pPr>
-      <w:r>
-        <w:rPr>
-          <w:rFonts w:ascii="Times New Roman" w:eastAsia="Times New Roman" w:hAnsi="Times New Roman" w:cs="Times New Roman"/>
-          <w:sz w:val="24"/>
-          <w:szCs w:val="24"/>
-          <w:lang w:eastAsia="ru-RU"/>
-        </w:rPr>
-        <w:t>Наименование предприятия _____________________________________________________</w:t>
-      </w:r>
-    </w:p>
-    <w:p>
-      <w:pPr>
-        <w:tabs>
-          <w:tab w:val="left" w:pos="5289"/>
-        </w:tabs>
-        <w:spacing w:after="0" w:line="276" w:lineRule="auto"/>
-        <w:rPr>
-          <w:rFonts w:ascii="Times New Roman" w:eastAsia="Times New Roman" w:hAnsi="Times New Roman" w:cs="Times New Roman"/>
-          <w:sz w:val="24"/>
-          <w:szCs w:val="24"/>
-          <w:lang w:eastAsia="ru-RU"/>
-        </w:rPr>
-      </w:pPr>
-      <w:r>
-        <w:rPr>
-          <w:rFonts w:ascii="Times New Roman" w:eastAsia="Times New Roman" w:hAnsi="Times New Roman" w:cs="Times New Roman"/>
-          <w:sz w:val="24"/>
-          <w:szCs w:val="24"/>
-          <w:lang w:eastAsia="ru-RU"/>
-        </w:rPr>
-        <w:t>_____________________________________________________________________________</w:t>
-      </w:r>
-    </w:p>
-    <w:p>
-      <w:pPr>
-        <w:tabs>
-          <w:tab w:val="left" w:pos="5289"/>
-        </w:tabs>
-        <w:spacing w:after="0" w:line="360" w:lineRule="auto"/>
-        <w:rPr>
-          <w:rFonts w:ascii="Times New Roman" w:eastAsia="Times New Roman" w:hAnsi="Times New Roman" w:cs="Times New Roman"/>
-          <w:sz w:val="24"/>
-          <w:szCs w:val="24"/>
-          <w:lang w:eastAsia="ru-RU"/>
-        </w:rPr>
-      </w:pPr>
-      <w:r>
-        <w:rPr>
-          <w:rFonts w:ascii="Times New Roman" w:eastAsia="Times New Roman" w:hAnsi="Times New Roman" w:cs="Times New Roman"/>
-          <w:sz w:val="24"/>
-          <w:szCs w:val="24"/>
-          <w:lang w:eastAsia="ru-RU"/>
-        </w:rPr>
-        <w:t>Сроки практики_______________________________________</w:t>
-      </w:r>
-    </w:p>
-    <w:p>
-      <w:pPr>
-        <w:tabs>
-          <w:tab w:val="left" w:pos="5289"/>
-        </w:tabs>
-        <w:spacing w:after="0" w:line="240" w:lineRule="auto"/>
-        <w:rPr>
-          <w:rFonts w:ascii="Times New Roman" w:eastAsia="Times New Roman" w:hAnsi="Times New Roman" w:cs="Times New Roman"/>
-          <w:sz w:val="24"/>
-          <w:szCs w:val="24"/>
-          <w:lang w:eastAsia="ru-RU"/>
-        </w:rPr>
-      </w:pPr>
-    </w:p>
-    <w:p>
-      <w:pPr>
-        <w:tabs>
-          <w:tab w:val="left" w:pos="5289"/>
-        </w:tabs>
-        <w:spacing w:after="0" w:line="240" w:lineRule="auto"/>
-        <w:rPr>
-          <w:rFonts w:ascii="Times New Roman" w:eastAsia="Times New Roman" w:hAnsi="Times New Roman" w:cs="Times New Roman"/>
-          <w:sz w:val="24"/>
-          <w:szCs w:val="24"/>
-          <w:lang w:eastAsia="ru-RU"/>
-        </w:rPr>
-      </w:pPr>
-    </w:p>
-    <w:p>
-      <w:pPr>
-        <w:tabs>
-          <w:tab w:val="left" w:pos="5289"/>
-        </w:tabs>
-        <w:spacing w:after="0" w:line="240" w:lineRule="auto"/>
-        <w:rPr>
-          <w:rFonts w:ascii="Times New Roman" w:eastAsia="Times New Roman" w:hAnsi="Times New Roman" w:cs="Times New Roman"/>
-          <w:sz w:val="24"/>
-          <w:szCs w:val="24"/>
-          <w:lang w:eastAsia="ru-RU"/>
-        </w:rPr>
-      </w:pPr>
-      <w:r>
-        <w:rPr>
-          <w:rFonts w:ascii="Times New Roman" w:eastAsia="Times New Roman" w:hAnsi="Times New Roman" w:cs="Times New Roman"/>
-          <w:sz w:val="24"/>
-          <w:szCs w:val="24"/>
-          <w:lang w:eastAsia="ru-RU"/>
-        </w:rPr>
-        <w:t>Руководитель практики от предприятия   _______________          ______________________</w:t>
-      </w:r>
-    </w:p>
-    <w:p>
-      <w:pPr>
-        <w:spacing w:after="0" w:line="240" w:lineRule="auto"/>
-        <w:rPr>
-          <w:rFonts w:ascii="Times New Roman" w:eastAsia="Times New Roman" w:hAnsi="Times New Roman" w:cs="Times New Roman"/>
-          <w:sz w:val="20"/>
-          <w:szCs w:val="20"/>
-          <w:lang w:eastAsia="ru-RU"/>
-        </w:rPr>
-      </w:pPr>
-      <w:r>
-        <w:rPr>
-          <w:rFonts w:ascii="Times New Roman" w:eastAsia="Times New Roman" w:hAnsi="Times New Roman" w:cs="Times New Roman"/>
-          <w:sz w:val="24"/>
-          <w:szCs w:val="24"/>
-          <w:lang w:eastAsia="ru-RU"/>
-        </w:rPr>
-        <w:tab/>
-      </w:r>
-      <w:r>
-        <w:rPr>
-          <w:rFonts w:ascii="Times New Roman" w:eastAsia="Times New Roman" w:hAnsi="Times New Roman" w:cs="Times New Roman"/>
-          <w:sz w:val="24"/>
-          <w:szCs w:val="24"/>
-          <w:lang w:eastAsia="ru-RU"/>
-        </w:rPr>
-        <w:tab/>
-      </w:r>
-      <w:r>
-        <w:rPr>
-          <w:rFonts w:ascii="Times New Roman" w:eastAsia="Times New Roman" w:hAnsi="Times New Roman" w:cs="Times New Roman"/>
-          <w:sz w:val="24"/>
-          <w:szCs w:val="24"/>
-          <w:lang w:eastAsia="ru-RU"/>
-        </w:rPr>
-        <w:tab/>
-      </w:r>
-      <w:r>
-        <w:rPr>
-          <w:rFonts w:ascii="Times New Roman" w:eastAsia="Times New Roman" w:hAnsi="Times New Roman" w:cs="Times New Roman"/>
-          <w:sz w:val="24"/>
-          <w:szCs w:val="24"/>
-          <w:lang w:eastAsia="ru-RU"/>
-        </w:rPr>
-        <w:tab/>
-      </w:r>
-      <w:r>
-        <w:rPr>
-          <w:rFonts w:ascii="Times New Roman" w:eastAsia="Times New Roman" w:hAnsi="Times New Roman" w:cs="Times New Roman"/>
-          <w:sz w:val="24"/>
-          <w:szCs w:val="24"/>
-          <w:lang w:eastAsia="ru-RU"/>
-        </w:rPr>
-        <w:tab/>
-      </w:r>
-      <w:r>
-        <w:rPr>
-          <w:rFonts w:ascii="Times New Roman" w:eastAsia="Times New Roman" w:hAnsi="Times New Roman" w:cs="Times New Roman"/>
-          <w:sz w:val="24"/>
-          <w:szCs w:val="24"/>
-          <w:lang w:eastAsia="ru-RU"/>
-        </w:rPr>
-        <w:tab/>
-        <w:t xml:space="preserve">       </w:t>
-      </w:r>
-      <w:r>
-        <w:rPr>
-          <w:rFonts w:ascii="Times New Roman" w:eastAsia="Times New Roman" w:hAnsi="Times New Roman" w:cs="Times New Roman"/>
-          <w:sz w:val="20"/>
-          <w:szCs w:val="20"/>
-          <w:lang w:eastAsia="ru-RU"/>
-        </w:rPr>
-        <w:t>(подпись)</w:t>
-      </w:r>
-      <w:r>
-        <w:rPr>
-          <w:rFonts w:ascii="Times New Roman" w:eastAsia="Times New Roman" w:hAnsi="Times New Roman" w:cs="Times New Roman"/>
-          <w:sz w:val="20"/>
-          <w:szCs w:val="20"/>
-          <w:lang w:eastAsia="ru-RU"/>
-        </w:rPr>
-        <w:tab/>
-      </w:r>
-      <w:r>
-        <w:rPr>
-          <w:rFonts w:ascii="Times New Roman" w:eastAsia="Times New Roman" w:hAnsi="Times New Roman" w:cs="Times New Roman"/>
-          <w:sz w:val="20"/>
-          <w:szCs w:val="20"/>
-          <w:lang w:eastAsia="ru-RU"/>
-        </w:rPr>
-        <w:tab/>
-        <w:t xml:space="preserve"> </w:t>
-      </w:r>
-      <w:r>
-        <w:rPr>
-          <w:rFonts w:ascii="Times New Roman" w:eastAsia="Times New Roman" w:hAnsi="Times New Roman" w:cs="Times New Roman"/>
-          <w:sz w:val="20"/>
-          <w:szCs w:val="20"/>
-          <w:lang w:eastAsia="ru-RU"/>
-        </w:rPr>
-        <w:tab/>
-        <w:t xml:space="preserve">    </w:t>
-      </w:r>
-      <w:proofErr w:type="gramStart"/>
-      <w:r>
-        <w:rPr>
-          <w:rFonts w:ascii="Times New Roman" w:eastAsia="Times New Roman" w:hAnsi="Times New Roman" w:cs="Times New Roman"/>
-          <w:sz w:val="20"/>
-          <w:szCs w:val="20"/>
-          <w:lang w:eastAsia="ru-RU"/>
-        </w:rPr>
-        <w:t xml:space="preserve">   (</w:t>
-      </w:r>
-      <w:proofErr w:type="gramEnd"/>
-      <w:r>
-        <w:rPr>
-          <w:rFonts w:ascii="Times New Roman" w:eastAsia="Times New Roman" w:hAnsi="Times New Roman" w:cs="Times New Roman"/>
-          <w:sz w:val="20"/>
-          <w:szCs w:val="20"/>
-          <w:lang w:eastAsia="ru-RU"/>
-        </w:rPr>
-        <w:t>Ф.И.О.)</w:t>
-      </w:r>
-    </w:p>
-    <w:p>
-      <w:pPr>
-        <w:spacing w:after="0" w:line="240" w:lineRule="auto"/>
-        <w:rPr>
-          <w:rFonts w:ascii="Times New Roman" w:eastAsia="Times New Roman" w:hAnsi="Times New Roman" w:cs="Times New Roman"/>
-          <w:sz w:val="20"/>
-          <w:szCs w:val="20"/>
-          <w:lang w:eastAsia="ru-RU"/>
-        </w:rPr>
-      </w:pPr>
-    </w:p>
-    <w:p>
-      <w:pPr>
-        <w:tabs>
-          <w:tab w:val="left" w:pos="3420"/>
-        </w:tabs>
-        <w:spacing w:after="0" w:line="360" w:lineRule="auto"/>
-        <w:rPr>
-          <w:rFonts w:ascii="Times New Roman" w:eastAsia="Times New Roman" w:hAnsi="Times New Roman" w:cs="Times New Roman"/>
-          <w:sz w:val="20"/>
-          <w:szCs w:val="20"/>
-          <w:lang w:eastAsia="ru-RU"/>
-        </w:rPr>
-      </w:pPr>
-    </w:p>
-    <w:p>
-      <w:pPr>
-        <w:tabs>
-          <w:tab w:val="left" w:pos="3420"/>
-        </w:tabs>
-        <w:spacing w:after="0" w:line="360" w:lineRule="auto"/>
-        <w:rPr>
-          <w:rFonts w:ascii="Times New Roman" w:eastAsia="Times New Roman" w:hAnsi="Times New Roman" w:cs="Times New Roman"/>
-          <w:sz w:val="20"/>
-          <w:szCs w:val="20"/>
-          <w:lang w:eastAsia="ru-RU"/>
-        </w:rPr>
-      </w:pPr>
-      <w:r>
-        <w:rPr>
-          <w:rFonts w:ascii="Times New Roman" w:eastAsia="Times New Roman" w:hAnsi="Times New Roman" w:cs="Times New Roman"/>
-          <w:sz w:val="20"/>
-          <w:szCs w:val="20"/>
-          <w:lang w:eastAsia="ru-RU"/>
-        </w:rPr>
-        <w:tab/>
-      </w:r>
-      <w:r>
-        <w:rPr>
-          <w:rFonts w:ascii="Times New Roman" w:eastAsia="Times New Roman" w:hAnsi="Times New Roman" w:cs="Times New Roman"/>
-          <w:sz w:val="20"/>
-          <w:szCs w:val="20"/>
-          <w:lang w:eastAsia="ru-RU"/>
-        </w:rPr>
-        <w:tab/>
-      </w:r>
-      <w:r>
-        <w:rPr>
-          <w:rFonts w:ascii="Times New Roman" w:eastAsia="Times New Roman" w:hAnsi="Times New Roman" w:cs="Times New Roman"/>
-          <w:sz w:val="20"/>
-          <w:szCs w:val="20"/>
-          <w:lang w:eastAsia="ru-RU"/>
-        </w:rPr>
-        <w:tab/>
-      </w:r>
-      <w:r>
-        <w:rPr>
-          <w:rFonts w:ascii="Times New Roman" w:eastAsia="Times New Roman" w:hAnsi="Times New Roman" w:cs="Times New Roman"/>
-          <w:sz w:val="20"/>
-          <w:szCs w:val="20"/>
-          <w:lang w:eastAsia="ru-RU"/>
-        </w:rPr>
-        <w:tab/>
-        <w:t>М.П.</w:t>
-      </w:r>
-    </w:p>
-    <w:p>
-      <w:pPr>
-        <w:spacing w:after="0" w:line="360" w:lineRule="auto"/>
-        <w:rPr>
-          <w:rFonts w:ascii="Times New Roman" w:eastAsia="Times New Roman" w:hAnsi="Times New Roman" w:cs="Times New Roman"/>
-          <w:sz w:val="20"/>
-          <w:szCs w:val="20"/>
-          <w:lang w:eastAsia="ru-RU"/>
-        </w:rPr>
-      </w:pPr>
-    </w:p>
-    <w:p>
-      <w:pPr>
-        <w:spacing w:after="0" w:line="360" w:lineRule="auto"/>
-        <w:jc w:val="both"/>
-        <w:rPr>
-          <w:rFonts w:ascii="Times New Roman" w:eastAsia="Times New Roman" w:hAnsi="Times New Roman" w:cs="Times New Roman"/>
-          <w:sz w:val="24"/>
-          <w:szCs w:val="24"/>
-          <w:lang w:eastAsia="ru-RU"/>
-        </w:rPr>
-      </w:pPr>
-    </w:p>
-    <w:p>
-      <w:pPr>
-        <w:spacing w:after="0" w:line="360" w:lineRule="auto"/>
-        <w:jc w:val="both"/>
-        <w:rPr>
-          <w:rFonts w:ascii="Times New Roman" w:eastAsia="Times New Roman" w:hAnsi="Times New Roman" w:cs="Times New Roman"/>
-          <w:sz w:val="24"/>
-          <w:szCs w:val="24"/>
-          <w:lang w:eastAsia="ru-RU"/>
-        </w:rPr>
-      </w:pPr>
-    </w:p>
-    <w:p>
-      <w:pPr>
-        <w:spacing w:after="0" w:line="360" w:lineRule="auto"/>
-        <w:jc w:val="both"/>
-        <w:rPr>
-          <w:rFonts w:ascii="Times New Roman" w:eastAsia="Times New Roman" w:hAnsi="Times New Roman" w:cs="Times New Roman"/>
-          <w:sz w:val="24"/>
-          <w:szCs w:val="24"/>
-          <w:lang w:eastAsia="ru-RU"/>
-        </w:rPr>
-      </w:pPr>
-    </w:p>
-    <w:p>
-      <w:pPr>
-        <w:spacing w:after="0" w:line="360" w:lineRule="auto"/>
-        <w:jc w:val="both"/>
-        <w:rPr>
-          <w:rFonts w:ascii="Times New Roman" w:eastAsia="Times New Roman" w:hAnsi="Times New Roman" w:cs="Times New Roman"/>
-          <w:sz w:val="24"/>
-          <w:szCs w:val="24"/>
-          <w:lang w:eastAsia="ru-RU"/>
-        </w:rPr>
-      </w:pPr>
-    </w:p>
-    <w:p>
-      <w:pPr>
-        <w:spacing w:after="0" w:line="360" w:lineRule="auto"/>
-        <w:jc w:val="both"/>
-        <w:rPr>
-          <w:rFonts w:ascii="Times New Roman" w:eastAsia="Times New Roman" w:hAnsi="Times New Roman" w:cs="Times New Roman"/>
-          <w:sz w:val="24"/>
-          <w:szCs w:val="24"/>
-          <w:lang w:eastAsia="ru-RU"/>
-        </w:rPr>
-      </w:pPr>
-    </w:p>
-    <w:p>
-      <w:pPr>
-        <w:spacing w:after="0" w:line="240" w:lineRule="auto"/>
-        <w:jc w:val="both"/>
-        <w:rPr>
-          <w:rFonts w:ascii="Times New Roman" w:eastAsia="Times New Roman" w:hAnsi="Times New Roman" w:cs="Times New Roman"/>
-          <w:sz w:val="24"/>
-          <w:szCs w:val="24"/>
-          <w:lang w:eastAsia="ru-RU"/>
-        </w:rPr>
-      </w:pPr>
-      <w:r>
-        <w:rPr>
-          <w:rFonts w:ascii="Times New Roman" w:eastAsia="Times New Roman" w:hAnsi="Times New Roman" w:cs="Times New Roman"/>
-          <w:sz w:val="24"/>
-          <w:szCs w:val="24"/>
-          <w:lang w:eastAsia="ru-RU"/>
-        </w:rPr>
-        <w:t>Дифференцированный зачёт по практике    __________________   __________________</w:t>
-      </w:r>
-    </w:p>
-    <w:p>
-      <w:pPr>
-        <w:spacing w:after="0" w:line="240" w:lineRule="auto"/>
-        <w:jc w:val="both"/>
-        <w:rPr>
-          <w:rFonts w:ascii="Times New Roman" w:eastAsia="Times New Roman" w:hAnsi="Times New Roman" w:cs="Times New Roman"/>
-          <w:sz w:val="20"/>
-          <w:szCs w:val="20"/>
-          <w:lang w:eastAsia="ru-RU"/>
-        </w:rPr>
-      </w:pPr>
-      <w:r>
-        <w:rPr>
-          <w:rFonts w:ascii="Times New Roman" w:eastAsia="Times New Roman" w:hAnsi="Times New Roman" w:cs="Times New Roman"/>
-          <w:sz w:val="20"/>
-          <w:szCs w:val="20"/>
-          <w:lang w:eastAsia="ru-RU"/>
-        </w:rPr>
-        <w:t xml:space="preserve">                                                                                                 (</w:t>
-      </w:r>
-      <w:proofErr w:type="gramStart"/>
-      <w:r>
-        <w:rPr>
-          <w:rFonts w:ascii="Times New Roman" w:eastAsia="Times New Roman" w:hAnsi="Times New Roman" w:cs="Times New Roman"/>
-          <w:sz w:val="20"/>
-          <w:szCs w:val="20"/>
-          <w:lang w:eastAsia="ru-RU"/>
-        </w:rPr>
-        <w:t xml:space="preserve">отметка)   </w:t>
-      </w:r>
-      <w:proofErr w:type="gramEnd"/>
-      <w:r>
-        <w:rPr>
-          <w:rFonts w:ascii="Times New Roman" w:eastAsia="Times New Roman" w:hAnsi="Times New Roman" w:cs="Times New Roman"/>
-          <w:sz w:val="20"/>
-          <w:szCs w:val="20"/>
-          <w:lang w:eastAsia="ru-RU"/>
-        </w:rPr>
-        <w:t xml:space="preserve">                                 (дата)</w:t>
-      </w:r>
-    </w:p>
-    <w:p>
-      <w:pPr>
-        <w:tabs>
-          <w:tab w:val="left" w:pos="5289"/>
-        </w:tabs>
-        <w:spacing w:after="0" w:line="240" w:lineRule="auto"/>
-        <w:rPr>
-          <w:rFonts w:ascii="Times New Roman" w:eastAsia="Times New Roman" w:hAnsi="Times New Roman" w:cs="Times New Roman"/>
-          <w:sz w:val="24"/>
-          <w:szCs w:val="24"/>
-          <w:lang w:eastAsia="ru-RU"/>
-        </w:rPr>
-      </w:pPr>
-      <w:r>
-        <w:rPr>
-          <w:rFonts w:ascii="Times New Roman" w:eastAsia="Times New Roman" w:hAnsi="Times New Roman" w:cs="Times New Roman"/>
-          <w:sz w:val="24"/>
-          <w:szCs w:val="24"/>
-          <w:lang w:eastAsia="ru-RU"/>
-        </w:rPr>
-        <w:t>Руководитель практики от колледжа     __________________      _____________________</w:t>
-      </w:r>
-    </w:p>
-    <w:p>
-      <w:pPr>
-        <w:spacing w:after="0" w:line="240" w:lineRule="auto"/>
-        <w:rPr>
-          <w:rFonts w:ascii="Times New Roman" w:eastAsia="Times New Roman" w:hAnsi="Times New Roman" w:cs="Times New Roman"/>
-          <w:sz w:val="20"/>
-          <w:szCs w:val="20"/>
-          <w:lang w:eastAsia="ru-RU"/>
-        </w:rPr>
-      </w:pPr>
-      <w:r>
-        <w:rPr>
-          <w:rFonts w:ascii="Times New Roman" w:eastAsia="Times New Roman" w:hAnsi="Times New Roman" w:cs="Times New Roman"/>
-          <w:sz w:val="24"/>
-          <w:szCs w:val="24"/>
-          <w:lang w:eastAsia="ru-RU"/>
-        </w:rPr>
-        <w:tab/>
-      </w:r>
-      <w:r>
-        <w:rPr>
-          <w:rFonts w:ascii="Times New Roman" w:eastAsia="Times New Roman" w:hAnsi="Times New Roman" w:cs="Times New Roman"/>
-          <w:sz w:val="24"/>
-          <w:szCs w:val="24"/>
-          <w:lang w:eastAsia="ru-RU"/>
-        </w:rPr>
-        <w:tab/>
-      </w:r>
-      <w:r>
-        <w:rPr>
-          <w:rFonts w:ascii="Times New Roman" w:eastAsia="Times New Roman" w:hAnsi="Times New Roman" w:cs="Times New Roman"/>
-          <w:sz w:val="24"/>
-          <w:szCs w:val="24"/>
-          <w:lang w:eastAsia="ru-RU"/>
-        </w:rPr>
-        <w:tab/>
-      </w:r>
-      <w:r>
-        <w:rPr>
-          <w:rFonts w:ascii="Times New Roman" w:eastAsia="Times New Roman" w:hAnsi="Times New Roman" w:cs="Times New Roman"/>
-          <w:sz w:val="24"/>
-          <w:szCs w:val="24"/>
-          <w:lang w:eastAsia="ru-RU"/>
-        </w:rPr>
-        <w:tab/>
-      </w:r>
-      <w:r>
-        <w:rPr>
-          <w:rFonts w:ascii="Times New Roman" w:eastAsia="Times New Roman" w:hAnsi="Times New Roman" w:cs="Times New Roman"/>
-          <w:sz w:val="24"/>
-          <w:szCs w:val="24"/>
-          <w:lang w:eastAsia="ru-RU"/>
-        </w:rPr>
-        <w:tab/>
-        <w:t xml:space="preserve">                    </w:t>
-      </w:r>
-      <w:r>
-        <w:rPr>
-          <w:rFonts w:ascii="Times New Roman" w:eastAsia="Times New Roman" w:hAnsi="Times New Roman" w:cs="Times New Roman"/>
-          <w:sz w:val="20"/>
-          <w:szCs w:val="20"/>
-          <w:lang w:eastAsia="ru-RU"/>
-        </w:rPr>
-        <w:t>(подпись)</w:t>
-      </w:r>
-      <w:r>
-        <w:rPr>
-          <w:rFonts w:ascii="Times New Roman" w:eastAsia="Times New Roman" w:hAnsi="Times New Roman" w:cs="Times New Roman"/>
-          <w:sz w:val="20"/>
-          <w:szCs w:val="20"/>
-          <w:lang w:eastAsia="ru-RU"/>
-        </w:rPr>
-        <w:tab/>
-      </w:r>
-      <w:r>
-        <w:rPr>
-          <w:rFonts w:ascii="Times New Roman" w:eastAsia="Times New Roman" w:hAnsi="Times New Roman" w:cs="Times New Roman"/>
-          <w:sz w:val="20"/>
-          <w:szCs w:val="20"/>
-          <w:lang w:eastAsia="ru-RU"/>
-        </w:rPr>
-        <w:tab/>
-        <w:t xml:space="preserve">                 </w:t>
-      </w:r>
-      <w:proofErr w:type="gramStart"/>
-      <w:r>
-        <w:rPr>
-          <w:rFonts w:ascii="Times New Roman" w:eastAsia="Times New Roman" w:hAnsi="Times New Roman" w:cs="Times New Roman"/>
-          <w:sz w:val="20"/>
-          <w:szCs w:val="20"/>
-          <w:lang w:eastAsia="ru-RU"/>
-        </w:rPr>
-        <w:t xml:space="preserve">   (</w:t>
-      </w:r>
-      <w:proofErr w:type="gramEnd"/>
-      <w:r>
-        <w:rPr>
-          <w:rFonts w:ascii="Times New Roman" w:eastAsia="Times New Roman" w:hAnsi="Times New Roman" w:cs="Times New Roman"/>
-          <w:sz w:val="20"/>
-          <w:szCs w:val="20"/>
-          <w:lang w:eastAsia="ru-RU"/>
-        </w:rPr>
-        <w:t>Ф.И.О.)</w:t>
-      </w:r>
-    </w:p>
-    <w:p>
-      <w:pPr>
-        <w:spacing w:before="240" w:after="0" w:line="360" w:lineRule="auto"/>
-        <w:jc w:val="center"/>
-        <w:rPr>
-          <w:rFonts w:ascii="Times New Roman" w:eastAsia="Times New Roman" w:hAnsi="Times New Roman" w:cs="Times New Roman"/>
-          <w:sz w:val="24"/>
-          <w:szCs w:val="24"/>
-          <w:lang w:eastAsia="ru-RU"/>
-        </w:rPr>
-      </w:pPr>
-    </w:p>
-    <w:p>
-      <w:pPr>
-        <w:spacing w:before="240" w:after="0" w:line="360" w:lineRule="auto"/>
-        <w:jc w:val="center"/>
-        <w:rPr>
-          <w:rFonts w:ascii="Times New Roman" w:eastAsia="Times New Roman" w:hAnsi="Times New Roman" w:cs="Times New Roman"/>
-          <w:sz w:val="24"/>
-          <w:szCs w:val="24"/>
-          <w:lang w:val="en-US" w:eastAsia="ru-RU"/>
-        </w:rPr>
-      </w:pPr>
-      <w:r>
-        <w:rPr>
-          <w:rFonts w:ascii="Times New Roman" w:eastAsia="Times New Roman" w:hAnsi="Times New Roman" w:cs="Times New Roman"/>
-          <w:sz w:val="24"/>
-          <w:szCs w:val="24"/>
-          <w:lang w:eastAsia="ru-RU"/>
-        </w:rPr>
-        <w:t>Минск 20</w:t>
-      </w:r>
-      <w:r>
-        <w:rPr>
-          <w:rFonts w:ascii="Times New Roman" w:eastAsia="Times New Roman" w:hAnsi="Times New Roman" w:cs="Times New Roman"/>
-          <w:sz w:val="24"/>
-          <w:szCs w:val="24"/>
-          <w:lang w:eastAsia="ru-RU"/>
-        </w:rPr>
-        <w:t>26</w:t>
-      </w:r>
-      <w:bookmarkStart w:id="0" w:name="_GoBack"/>
-      <w:bookmarkEnd w:id="0"/>
+        <w:br w:type="page"/>
+      </w:r>
     </w:p>
     <w:sdt>
       <w:sdtPr>
@@ -3009,23 +3281,7 @@
           <w:rFonts w:ascii="Times New Roman" w:hAnsi="Times New Roman"/>
           <w:sz w:val="28"/>
         </w:rPr>
-        <w:t xml:space="preserve"> РУП «</w:t>
-      </w:r>
-      <w:proofErr w:type="spellStart"/>
-      <w:r>
-        <w:rPr>
-          <w:rFonts w:ascii="Times New Roman" w:hAnsi="Times New Roman"/>
-          <w:sz w:val="28"/>
-        </w:rPr>
-        <w:t>Белтелеком</w:t>
-      </w:r>
-      <w:proofErr w:type="spellEnd"/>
-      <w:r>
-        <w:rPr>
-          <w:rFonts w:ascii="Times New Roman" w:hAnsi="Times New Roman"/>
-          <w:sz w:val="28"/>
-        </w:rPr>
-        <w:t>», правила внутреннего трудового распорядка, инструкции по охране труда и технике безопасности. Изучены структура и организация работы ИТ-отдела предприятия, а также норма</w:t>
+        <w:t xml:space="preserve"> РУП «Белтелеком», правила внутреннего трудового распорядка, инструкции по охране труда и технике безопасности. Изучены структура и организация работы ИТ-отдела предприятия, а также норма</w:t>
       </w:r>
       <w:r>
         <w:rPr>
@@ -3071,23 +3327,7 @@
           <w:rFonts w:ascii="Times New Roman" w:hAnsi="Times New Roman"/>
           <w:sz w:val="28"/>
         </w:rPr>
-        <w:t xml:space="preserve">ационными сервисами </w:t>
-      </w:r>
-      <w:proofErr w:type="spellStart"/>
-      <w:r>
-        <w:rPr>
-          <w:rFonts w:ascii="Times New Roman" w:hAnsi="Times New Roman"/>
-          <w:sz w:val="28"/>
-        </w:rPr>
-        <w:t>Белтелеком</w:t>
-      </w:r>
-      <w:proofErr w:type="spellEnd"/>
-      <w:r>
-        <w:rPr>
-          <w:rFonts w:ascii="Times New Roman" w:hAnsi="Times New Roman"/>
-          <w:sz w:val="28"/>
-        </w:rPr>
-        <w:t>.</w:t>
+        <w:t>ационными сервисами Белтелеком.</w:t>
       </w:r>
     </w:p>
     <w:p>
@@ -3119,23 +3359,7 @@
           <w:rFonts w:ascii="Times New Roman" w:hAnsi="Times New Roman"/>
           <w:sz w:val="28"/>
         </w:rPr>
-        <w:t xml:space="preserve">н анализ текущих страниц раздела «Пакеты», созданы прототипы и макеты новых страниц, спроектирована база данных </w:t>
-      </w:r>
-      <w:proofErr w:type="spellStart"/>
-      <w:r>
-        <w:rPr>
-          <w:rFonts w:ascii="Times New Roman" w:hAnsi="Times New Roman"/>
-          <w:sz w:val="28"/>
-        </w:rPr>
-        <w:t>MySQL</w:t>
-      </w:r>
-      <w:proofErr w:type="spellEnd"/>
-      <w:r>
-        <w:rPr>
-          <w:rFonts w:ascii="Times New Roman" w:hAnsi="Times New Roman"/>
-          <w:sz w:val="28"/>
-        </w:rPr>
-        <w:t>, реализован веб-сайт с четырьмя страницами, включающий фильт</w:t>
+        <w:t>н анализ текущих страниц раздела «Пакеты», созданы прототипы и макеты новых страниц, спроектирована база данных MySQL, реализован веб-сайт с четырьмя страницами, включающий фильт</w:t>
       </w:r>
       <w:r>
         <w:rPr>
@@ -3341,7 +3565,7 @@
           <w:b/>
         </w:rPr>
       </w:pPr>
-      <w:bookmarkStart w:id="1" w:name="_Toc241680987"/>
+      <w:bookmarkStart w:id="0" w:name="_Toc241680987"/>
       <w:r>
         <w:rPr>
           <w:rFonts w:ascii="Times New Roman" w:hAnsi="Times New Roman" w:cs="Times New Roman"/>
@@ -3351,7 +3575,7 @@
         <w:lastRenderedPageBreak/>
         <w:t>ВВЕДЕНИЕ</w:t>
       </w:r>
-      <w:bookmarkEnd w:id="1"/>
+      <w:bookmarkEnd w:id="0"/>
     </w:p>
     <w:p>
       <w:pPr>
@@ -3416,23 +3640,7 @@
           <w:sz w:val="28"/>
           <w:szCs w:val="28"/>
         </w:rPr>
-        <w:t xml:space="preserve"> «</w:t>
-      </w:r>
-      <w:proofErr w:type="spellStart"/>
-      <w:r>
-        <w:rPr>
-          <w:sz w:val="28"/>
-          <w:szCs w:val="28"/>
-        </w:rPr>
-        <w:t>Белтелеком</w:t>
-      </w:r>
-      <w:proofErr w:type="spellEnd"/>
-      <w:r>
-        <w:rPr>
-          <w:sz w:val="28"/>
-          <w:szCs w:val="28"/>
-        </w:rPr>
-        <w:t>»</w:t>
+        <w:t xml:space="preserve"> «Белтелеком»</w:t>
       </w:r>
       <w:r>
         <w:rPr>
@@ -3493,23 +3701,7 @@
           <w:sz w:val="28"/>
           <w:szCs w:val="28"/>
         </w:rPr>
-        <w:t>Республиканское унитарное предприятие электросвязи «</w:t>
-      </w:r>
-      <w:proofErr w:type="spellStart"/>
-      <w:r>
-        <w:rPr>
-          <w:sz w:val="28"/>
-          <w:szCs w:val="28"/>
-        </w:rPr>
-        <w:t>Белтелеком</w:t>
-      </w:r>
-      <w:proofErr w:type="spellEnd"/>
-      <w:r>
-        <w:rPr>
-          <w:sz w:val="28"/>
-          <w:szCs w:val="28"/>
-        </w:rPr>
-        <w:t>» – современная телекоммуникационная компания с многолетней историей, персонал которой обеспечивает и развивает важные для государства, общества, частных и корпоративных клиентов технологии связи. Компания занимает лидирующую позицию на телекоммуникационном рынке Республики Беларусь, являясь крупнейшим оператором электросвязи на территории нашей страны.</w:t>
+        <w:t>Республиканское унитарное предприятие электросвязи «Белтелеком» – современная телекоммуникационная компания с многолетней историей, персонал которой обеспечивает и развивает важные для государства, общества, частных и корпоративных клиентов технологии связи. Компания занимает лидирующую позицию на телекоммуникационном рынке Республики Беларусь, являясь крупнейшим оператором электросвязи на территории нашей страны.</w:t>
       </w:r>
     </w:p>
     <w:p>
@@ -3561,23 +3753,7 @@
           <w:sz w:val="28"/>
           <w:szCs w:val="28"/>
         </w:rPr>
-        <w:t>Миссия компании «</w:t>
-      </w:r>
-      <w:proofErr w:type="spellStart"/>
-      <w:r>
-        <w:rPr>
-          <w:sz w:val="28"/>
-          <w:szCs w:val="28"/>
-        </w:rPr>
-        <w:t>Белтелеком</w:t>
-      </w:r>
-      <w:proofErr w:type="spellEnd"/>
-      <w:r>
-        <w:rPr>
-          <w:sz w:val="28"/>
-          <w:szCs w:val="28"/>
-        </w:rPr>
-        <w:t>» –</w:t>
+        <w:t>Миссия компании «Белтелеком» –</w:t>
       </w:r>
       <w:r>
         <w:t xml:space="preserve"> </w:t>
@@ -3634,39 +3810,7 @@
           <w:sz w:val="28"/>
           <w:szCs w:val="28"/>
         </w:rPr>
-        <w:t>Бренд-портфель компании складывается из бренда «</w:t>
-      </w:r>
-      <w:proofErr w:type="spellStart"/>
-      <w:r>
-        <w:rPr>
-          <w:sz w:val="28"/>
-          <w:szCs w:val="28"/>
-        </w:rPr>
-        <w:t>Белтелеком</w:t>
-      </w:r>
-      <w:proofErr w:type="spellEnd"/>
-      <w:r>
-        <w:rPr>
-          <w:sz w:val="28"/>
-          <w:szCs w:val="28"/>
-        </w:rPr>
-        <w:t xml:space="preserve">», которым представлена голосовая связь, передача данных, хостинг и ряд других услуг, а также брендов </w:t>
-      </w:r>
-      <w:proofErr w:type="spellStart"/>
-      <w:r>
-        <w:rPr>
-          <w:sz w:val="28"/>
-          <w:szCs w:val="28"/>
-        </w:rPr>
-        <w:t>byfly</w:t>
-      </w:r>
-      <w:proofErr w:type="spellEnd"/>
-      <w:r>
-        <w:rPr>
-          <w:sz w:val="28"/>
-          <w:szCs w:val="28"/>
-        </w:rPr>
-        <w:t xml:space="preserve"> (высокоскоростной доступ в Интернет) </w:t>
+        <w:t xml:space="preserve">Бренд-портфель компании складывается из бренда «Белтелеком», которым представлена голосовая связь, передача данных, хостинг и ряд других услуг, а также брендов byfly (высокоскоростной доступ в Интернет) </w:t>
       </w:r>
       <w:r>
         <w:rPr>
@@ -3699,23 +3843,7 @@
           <w:sz w:val="28"/>
           <w:szCs w:val="28"/>
         </w:rPr>
-        <w:t>Для удобства своих клиентов «</w:t>
-      </w:r>
-      <w:proofErr w:type="spellStart"/>
-      <w:r>
-        <w:rPr>
-          <w:sz w:val="28"/>
-          <w:szCs w:val="28"/>
-        </w:rPr>
-        <w:t>Белтелеком</w:t>
-      </w:r>
-      <w:proofErr w:type="spellEnd"/>
-      <w:r>
-        <w:rPr>
-          <w:sz w:val="28"/>
-          <w:szCs w:val="28"/>
-        </w:rPr>
-        <w:t>» содержит сеть сервисных пунктов и центров на территории всей страны.</w:t>
+        <w:t>Для удобства своих клиентов «Белтелеком» содержит сеть сервисных пунктов и центров на территории всей страны.</w:t>
       </w:r>
     </w:p>
     <w:p>
@@ -3734,55 +3862,7 @@
           <w:sz w:val="28"/>
           <w:szCs w:val="28"/>
         </w:rPr>
-        <w:t>В настоящее время РУП «</w:t>
-      </w:r>
-      <w:proofErr w:type="spellStart"/>
-      <w:r>
-        <w:rPr>
-          <w:sz w:val="28"/>
-          <w:szCs w:val="28"/>
-        </w:rPr>
-        <w:t>Белтелеком</w:t>
-      </w:r>
-      <w:proofErr w:type="spellEnd"/>
-      <w:r>
-        <w:rPr>
-          <w:sz w:val="28"/>
-          <w:szCs w:val="28"/>
-        </w:rPr>
-        <w:t>» обеспечивает передачу телевизионных и радиовещательных программ по каналам связи от аппаратно-студийных комплексов (АСК) телерадиокомпаний до радиотелевизионных передающих станций (РТПС). По заявкам телерадиокомпаний организовывается подача внеплановых телевизионных передач, «</w:t>
-      </w:r>
-      <w:proofErr w:type="spellStart"/>
-      <w:r>
-        <w:rPr>
-          <w:sz w:val="28"/>
-          <w:szCs w:val="28"/>
-        </w:rPr>
-        <w:t>видеомостов</w:t>
-      </w:r>
-      <w:proofErr w:type="spellEnd"/>
-      <w:r>
-        <w:rPr>
-          <w:sz w:val="28"/>
-          <w:szCs w:val="28"/>
-        </w:rPr>
-        <w:t>» и «</w:t>
-      </w:r>
-      <w:proofErr w:type="spellStart"/>
-      <w:r>
-        <w:rPr>
-          <w:sz w:val="28"/>
-          <w:szCs w:val="28"/>
-        </w:rPr>
-        <w:t>видеоперегонов</w:t>
-      </w:r>
-      <w:proofErr w:type="spellEnd"/>
-      <w:r>
-        <w:rPr>
-          <w:sz w:val="28"/>
-          <w:szCs w:val="28"/>
-        </w:rPr>
-        <w:t>» с мест проведени</w:t>
+        <w:t>В настоящее время РУП «Белтелеком» обеспечивает передачу телевизионных и радиовещательных программ по каналам связи от аппаратно-студийных комплексов (АСК) телерадиокомпаний до радиотелевизионных передающих станций (РТПС). По заявкам телерадиокомпаний организовывается подача внеплановых телевизионных передач, «видеомостов» и «видеоперегонов» с мест проведени</w:t>
       </w:r>
       <w:r>
         <w:rPr>
@@ -4152,23 +4232,7 @@
         </w:sectPr>
       </w:pPr>
       <w:r>
-        <w:t xml:space="preserve">Руководителем практики от предприятия было разработано индивидуальное задание, которое заключается в </w:t>
-      </w:r>
-      <w:proofErr w:type="spellStart"/>
-      <w:r>
-        <w:t>редизайне</w:t>
-      </w:r>
-      <w:proofErr w:type="spellEnd"/>
-      <w:r>
-        <w:t xml:space="preserve"> и проектировании контента и структуры веб-страницы для презентации услуг РУП «</w:t>
-      </w:r>
-      <w:proofErr w:type="spellStart"/>
-      <w:r>
-        <w:t>Белтелеком</w:t>
-      </w:r>
-      <w:proofErr w:type="spellEnd"/>
-      <w:r>
-        <w:t>» на осн</w:t>
+        <w:t>Руководителем практики от предприятия было разработано индивидуальное задание, которое заключается в редизайне и проектировании контента и структуры веб-страницы для презентации услуг РУП «Белтелеком» на осн</w:t>
       </w:r>
       <w:r>
         <w:t>ове анализа действующих тарифов.</w:t>
@@ -4185,7 +4249,7 @@
           <w:color w:val="auto"/>
         </w:rPr>
       </w:pPr>
-      <w:bookmarkStart w:id="2" w:name="_Toc241680988"/>
+      <w:bookmarkStart w:id="1" w:name="_Toc241680988"/>
       <w:r>
         <w:rPr>
           <w:rFonts w:ascii="Times New Roman" w:hAnsi="Times New Roman" w:cs="Times New Roman"/>
@@ -4213,7 +4277,7 @@
         </w:rPr>
         <w:t>ИНСТРУКТАЖ ПО ПРАВИЛАМ ТЕХНИЧЕСКОЙ БЕЗОПАСНОСТИ</w:t>
       </w:r>
-      <w:bookmarkEnd w:id="2"/>
+      <w:bookmarkEnd w:id="1"/>
     </w:p>
     <w:p>
       <w:pPr>
@@ -4239,7 +4303,7 @@
           <w:szCs w:val="28"/>
         </w:rPr>
       </w:pPr>
-      <w:bookmarkStart w:id="3" w:name="_Toc241680989"/>
+      <w:bookmarkStart w:id="2" w:name="_Toc241680989"/>
       <w:r>
         <w:rPr>
           <w:rFonts w:ascii="Times New Roman" w:hAnsi="Times New Roman" w:cs="Times New Roman"/>
@@ -4260,7 +4324,7 @@
         </w:rPr>
         <w:t>Назначение и структура базовой организации</w:t>
       </w:r>
-      <w:bookmarkEnd w:id="3"/>
+      <w:bookmarkEnd w:id="2"/>
     </w:p>
     <w:p>
       <w:pPr>
@@ -4297,31 +4361,15 @@
         <w:t>одразделения р</w:t>
       </w:r>
       <w:r>
-        <w:t>еспубликанского унитарного предприятия электросвязи «</w:t>
-      </w:r>
-      <w:proofErr w:type="spellStart"/>
-      <w:r>
-        <w:t>Белтелеком</w:t>
-      </w:r>
-      <w:proofErr w:type="spellEnd"/>
-      <w:r>
-        <w:t>».</w:t>
-      </w:r>
-    </w:p>
-    <w:p>
-      <w:pPr>
-        <w:pStyle w:val="a3"/>
-      </w:pPr>
-      <w:r>
-        <w:t>РУП «</w:t>
-      </w:r>
-      <w:proofErr w:type="spellStart"/>
-      <w:r>
-        <w:t>Белтелеком</w:t>
-      </w:r>
-      <w:proofErr w:type="spellEnd"/>
-      <w:r>
-        <w:t xml:space="preserve">» – современная телекоммуникационная компания </w:t>
+        <w:t>еспубликанского унитарного предприятия электросвязи «Белтелеком».</w:t>
+      </w:r>
+    </w:p>
+    <w:p>
+      <w:pPr>
+        <w:pStyle w:val="a3"/>
+      </w:pPr>
+      <w:r>
+        <w:t xml:space="preserve">РУП «Белтелеком» – современная телекоммуникационная компания </w:t>
       </w:r>
       <w:r>
         <w:br/>
@@ -4357,15 +4405,7 @@
         <w:br/>
       </w:r>
       <w:r>
-        <w:t>в 2025 году, в преддверии 30-летия РУП «</w:t>
-      </w:r>
-      <w:proofErr w:type="spellStart"/>
-      <w:r>
-        <w:t>Белтелеком</w:t>
-      </w:r>
-      <w:proofErr w:type="spellEnd"/>
-      <w:r>
-        <w:t>».</w:t>
+        <w:t>в 2025 году, в преддверии 30-летия РУП «Белтелеком».</w:t>
       </w:r>
     </w:p>
     <w:p>
@@ -4381,15 +4421,7 @@
         <w:pStyle w:val="a3"/>
       </w:pPr>
       <w:r>
-        <w:t>Главной целью деятельности РУП «</w:t>
-      </w:r>
-      <w:proofErr w:type="spellStart"/>
-      <w:r>
-        <w:t>Белтелеком</w:t>
-      </w:r>
-      <w:proofErr w:type="spellEnd"/>
-      <w:r>
-        <w:t>» является обеспечение долгосрочной конкурентоспособности и повышение экономической эффективности компании путем своевременного и полного удовлетворения спроса на современные и доступные услуги электросвязи.</w:t>
+        <w:t>Главной целью деятельности РУП «Белтелеком» является обеспечение долгосрочной конкурентоспособности и повышение экономической эффективности компании путем своевременного и полного удовлетворения спроса на современные и доступные услуги электросвязи.</w:t>
       </w:r>
     </w:p>
     <w:p>
@@ -4409,15 +4441,7 @@
         <w:t xml:space="preserve"> цифровых технологий</w:t>
       </w:r>
       <w:r>
-        <w:t xml:space="preserve"> является обеспечение автоматизированной обработки технологической и планово-экономической информации структурных подразделений и филиалов РУП «</w:t>
-      </w:r>
-      <w:proofErr w:type="spellStart"/>
-      <w:r>
-        <w:t>Белтелеком</w:t>
-      </w:r>
-      <w:proofErr w:type="spellEnd"/>
-      <w:r>
-        <w:t>», проведение расчетных операций с клиентами, разработка программного обеспечения, а также его сопровождение и обеспечение защиты информации.</w:t>
+        <w:t xml:space="preserve"> является обеспечение автоматизированной обработки технологической и планово-экономической информации структурных подразделений и филиалов РУП «Белтелеком», проведение расчетных операций с клиентами, разработка программного обеспечения, а также его сопровождение и обеспечение защиты информации.</w:t>
       </w:r>
     </w:p>
     <w:p>
@@ -4428,15 +4452,7 @@
         <w:t>К</w:t>
       </w:r>
       <w:r>
-        <w:t>омпания «</w:t>
-      </w:r>
-      <w:proofErr w:type="spellStart"/>
-      <w:r>
-        <w:t>Белтелеком</w:t>
-      </w:r>
-      <w:proofErr w:type="spellEnd"/>
-      <w:r>
-        <w:t xml:space="preserve">» </w:t>
+        <w:t xml:space="preserve">омпания «Белтелеком» </w:t>
       </w:r>
       <w:r>
         <w:t xml:space="preserve">включает </w:t>
@@ -4601,15 +4617,7 @@
         </w:numPr>
       </w:pPr>
       <w:r>
-        <w:t xml:space="preserve">Центр </w:t>
-      </w:r>
-      <w:proofErr w:type="spellStart"/>
-      <w:r>
-        <w:t>кибербезопасности</w:t>
-      </w:r>
-      <w:proofErr w:type="spellEnd"/>
-      <w:r>
-        <w:t>;</w:t>
+        <w:t>Центр кибербезопасности;</w:t>
       </w:r>
     </w:p>
     <w:p>
@@ -4707,15 +4715,7 @@
         <w:pStyle w:val="a3"/>
       </w:pPr>
       <w:r>
-        <w:t>На рисунке 1.1 представлена структура аппарата управления головного предприятия РУП «</w:t>
-      </w:r>
-      <w:proofErr w:type="spellStart"/>
-      <w:r>
-        <w:t>Белтелеком</w:t>
-      </w:r>
-      <w:proofErr w:type="spellEnd"/>
-      <w:r>
-        <w:t>».</w:t>
+        <w:t>На рисунке 1.1 представлена структура аппарата управления головного предприятия РУП «Белтелеком».</w:t>
       </w:r>
     </w:p>
     <w:p>
@@ -4792,25 +4792,7 @@
           <w:sz w:val="24"/>
           <w:szCs w:val="24"/>
         </w:rPr>
-        <w:t>Рисунок 1.1 – Структура аппарата управления РУП «</w:t>
-      </w:r>
-      <w:proofErr w:type="spellStart"/>
-      <w:r>
-        <w:rPr>
-          <w:b/>
-          <w:sz w:val="24"/>
-          <w:szCs w:val="24"/>
-        </w:rPr>
-        <w:t>Белтелеком</w:t>
-      </w:r>
-      <w:proofErr w:type="spellEnd"/>
-      <w:r>
-        <w:rPr>
-          <w:b/>
-          <w:sz w:val="24"/>
-          <w:szCs w:val="24"/>
-        </w:rPr>
-        <w:t>»</w:t>
+        <w:t>Рисунок 1.1 – Структура аппарата управления РУП «Белтелеком»</w:t>
       </w:r>
     </w:p>
     <w:p>
@@ -4827,7 +4809,7 @@
           <w:szCs w:val="28"/>
         </w:rPr>
       </w:pPr>
-      <w:bookmarkStart w:id="4" w:name="_Toc241680990"/>
+      <w:bookmarkStart w:id="3" w:name="_Toc241680990"/>
       <w:r>
         <w:rPr>
           <w:rFonts w:ascii="Times New Roman" w:hAnsi="Times New Roman" w:cs="Times New Roman"/>
@@ -4849,7 +4831,7 @@
         </w:rPr>
         <w:t>Изучение инструкций и правил техники безопасности</w:t>
       </w:r>
-      <w:bookmarkEnd w:id="4"/>
+      <w:bookmarkEnd w:id="3"/>
     </w:p>
     <w:p>
       <w:pPr>
@@ -5123,15 +5105,7 @@
         <w:br/>
       </w:r>
       <w:r>
-        <w:t>РУП «</w:t>
-      </w:r>
-      <w:proofErr w:type="spellStart"/>
-      <w:r>
-        <w:t>Белтелеком</w:t>
-      </w:r>
-      <w:proofErr w:type="spellEnd"/>
-      <w:r>
-        <w:t xml:space="preserve">», наниматель обязуется обеспечивать безопасность работников при эксплуатации производственных зданий, сооружений, оборудования и технологических процессов, а также применение </w:t>
+        <w:t xml:space="preserve">РУП «Белтелеком», наниматель обязуется обеспечивать безопасность работников при эксплуатации производственных зданий, сооружений, оборудования и технологических процессов, а также применение </w:t>
       </w:r>
       <w:r>
         <w:br/>
@@ -5174,7 +5148,7 @@
           <w:szCs w:val="28"/>
         </w:rPr>
       </w:pPr>
-      <w:bookmarkStart w:id="5" w:name="_Toc241680991"/>
+      <w:bookmarkStart w:id="4" w:name="_Toc241680991"/>
       <w:r>
         <w:rPr>
           <w:rFonts w:ascii="Times New Roman" w:hAnsi="Times New Roman" w:cs="Times New Roman"/>
@@ -5195,7 +5169,7 @@
         </w:rPr>
         <w:t>Структура и организация работы ИТ-отдела предприятия. Ознакомление с нормативно-правовыми актами в сфере ИТ, используемыми на предприятии</w:t>
       </w:r>
-      <w:bookmarkEnd w:id="5"/>
+      <w:bookmarkEnd w:id="4"/>
     </w:p>
     <w:p>
       <w:pPr>
@@ -5479,15 +5453,7 @@
         <w:pStyle w:val="a3"/>
       </w:pPr>
       <w:r>
-        <w:t>В своей деятельности РУП «</w:t>
-      </w:r>
-      <w:proofErr w:type="spellStart"/>
-      <w:r>
-        <w:t>Белтелеком</w:t>
-      </w:r>
-      <w:proofErr w:type="spellEnd"/>
-      <w:r>
-        <w:t>» руководствуется следующими нормативными правовыми актами:</w:t>
+        <w:t>В своей деятельности РУП «Белтелеком» руководствуется следующими нормативными правовыми актами:</w:t>
       </w:r>
     </w:p>
     <w:p>
@@ -5571,15 +5537,7 @@
         <w:br/>
       </w:r>
       <w:r>
-        <w:t>в РУП «</w:t>
-      </w:r>
-      <w:proofErr w:type="spellStart"/>
-      <w:r>
-        <w:t>Белтелеком</w:t>
-      </w:r>
-      <w:proofErr w:type="spellEnd"/>
-      <w:r>
-        <w:t>» (Минск, 2017);</w:t>
+        <w:t>в РУП «Белтелеком» (Минск, 2017);</w:t>
       </w:r>
     </w:p>
     <w:p>
@@ -5591,15 +5549,7 @@
         </w:numPr>
       </w:pPr>
       <w:r>
-        <w:t>Положение о коммерческой тайне РУП «</w:t>
-      </w:r>
-      <w:proofErr w:type="spellStart"/>
-      <w:r>
-        <w:t>Белтелеком</w:t>
-      </w:r>
-      <w:proofErr w:type="spellEnd"/>
-      <w:r>
-        <w:t>».</w:t>
+        <w:t>Положение о коммерческой тайне РУП «Белтелеком».</w:t>
       </w:r>
       <w:r>
         <w:br w:type="page"/>
@@ -5617,7 +5567,7 @@
           <w:color w:val="auto"/>
         </w:rPr>
       </w:pPr>
-      <w:bookmarkStart w:id="6" w:name="_Toc241680992"/>
+      <w:bookmarkStart w:id="5" w:name="_Toc241680992"/>
       <w:r>
         <w:rPr>
           <w:rFonts w:ascii="Times New Roman" w:hAnsi="Times New Roman" w:cs="Times New Roman"/>
@@ -5635,7 +5585,7 @@
         </w:rPr>
         <w:t>ПРИОБРЕТЕНИЕ ПРОФЕССИОНАЛЬНЫХ УМЕНИЙ И НАВЫКОВ ПО СПЕЦИАЛЬНОСТИ</w:t>
       </w:r>
-      <w:bookmarkEnd w:id="6"/>
+      <w:bookmarkEnd w:id="5"/>
     </w:p>
     <w:p>
       <w:pPr>
@@ -5687,7 +5637,7 @@
         </w:rPr>
         <w:t xml:space="preserve"> </w:t>
       </w:r>
-      <w:bookmarkStart w:id="7" w:name="_Toc241680993"/>
+      <w:bookmarkStart w:id="6" w:name="_Toc241680993"/>
       <w:r>
         <w:rPr>
           <w:rFonts w:ascii="Times New Roman" w:hAnsi="Times New Roman" w:cs="Times New Roman"/>
@@ -5708,7 +5658,7 @@
         </w:rPr>
         <w:t>Изучение используемого программного и аппаратного обеспечения предприятия</w:t>
       </w:r>
-      <w:bookmarkEnd w:id="7"/>
+      <w:bookmarkEnd w:id="6"/>
     </w:p>
     <w:p>
       <w:pPr>
@@ -5732,47 +5682,7 @@
         <w:t xml:space="preserve"> цифровых технологий</w:t>
       </w:r>
       <w:r>
-        <w:t xml:space="preserve"> включает персональные компьютеры на базе процессоров </w:t>
-      </w:r>
-      <w:proofErr w:type="spellStart"/>
-      <w:r>
-        <w:t>Intel</w:t>
-      </w:r>
-      <w:proofErr w:type="spellEnd"/>
-      <w:r>
-        <w:t xml:space="preserve"> </w:t>
-      </w:r>
-      <w:proofErr w:type="spellStart"/>
-      <w:r>
-        <w:t>Celeron</w:t>
-      </w:r>
-      <w:proofErr w:type="spellEnd"/>
-      <w:r>
-        <w:t xml:space="preserve">, оснащенные оперативной памятью объемом 2048 Мб, жесткими дисками объемом 160 Гб, видеокартами семейства </w:t>
-      </w:r>
-      <w:proofErr w:type="spellStart"/>
-      <w:r>
-        <w:t>Intel</w:t>
-      </w:r>
-      <w:proofErr w:type="spellEnd"/>
-      <w:r>
-        <w:t xml:space="preserve"> HD </w:t>
-      </w:r>
-      <w:proofErr w:type="spellStart"/>
-      <w:r>
-        <w:t>Graphics</w:t>
-      </w:r>
-      <w:proofErr w:type="spellEnd"/>
-      <w:r>
-        <w:t xml:space="preserve"> с объемом видеопамяти 256 Мб. На рабочих местах установлена операционная система </w:t>
-      </w:r>
-      <w:proofErr w:type="spellStart"/>
-      <w:r>
-        <w:t>Windows</w:t>
-      </w:r>
-      <w:proofErr w:type="spellEnd"/>
-      <w:r>
-        <w:t xml:space="preserve"> 8. Используются стандартные офисные клавиатуры и мыши без дополнительных кнопок.</w:t>
+        <w:t xml:space="preserve"> включает персональные компьютеры на базе процессоров Intel Celeron, оснащенные оперативной памятью объемом 2048 Мб, жесткими дисками объемом 160 Гб, видеокартами семейства Intel HD Graphics с объемом видеопамяти 256 Мб. На рабочих местах установлена операционная система Windows 8. Используются стандартные офисные клавиатуры и мыши без дополнительных кнопок.</w:t>
       </w:r>
     </w:p>
     <w:p>
@@ -5784,15 +5694,7 @@
       </w:r>
       <w:r>
         <w:br/>
-        <w:t>РУП «</w:t>
-      </w:r>
-      <w:proofErr w:type="spellStart"/>
-      <w:r>
-        <w:t>Белтелеком</w:t>
-      </w:r>
-      <w:proofErr w:type="spellEnd"/>
-      <w:r>
-        <w:t>», что обеспечивает доступ к используемым информационным система</w:t>
+        <w:t>РУП «Белтелеком», что обеспечивает доступ к используемым информационным система</w:t>
       </w:r>
       <w:r>
         <w:t xml:space="preserve">м и базам данных. Для работы </w:t>
@@ -5953,13 +5855,8 @@
           <w:numId w:val="12"/>
         </w:numPr>
       </w:pPr>
-      <w:proofErr w:type="spellStart"/>
-      <w:r>
-        <w:t>БелПАК</w:t>
-      </w:r>
-      <w:proofErr w:type="spellEnd"/>
-      <w:r>
-        <w:t>.</w:t>
+      <w:r>
+        <w:t>БелПАК.</w:t>
       </w:r>
     </w:p>
     <w:p>
@@ -6009,15 +5906,7 @@
         </w:numPr>
       </w:pPr>
       <w:r>
-        <w:t>автоматизированная система комплексных расчетов за услуги электросвязи «</w:t>
-      </w:r>
-      <w:proofErr w:type="spellStart"/>
-      <w:r>
-        <w:t>Облтелеком</w:t>
-      </w:r>
-      <w:proofErr w:type="spellEnd"/>
-      <w:r>
-        <w:t>» – для услуг телефонии;</w:t>
+        <w:t>автоматизированная система комплексных расчетов за услуги электросвязи «Облтелеком» – для услуг телефонии;</w:t>
       </w:r>
     </w:p>
     <w:p>
@@ -6049,27 +5938,11 @@
         <w:pStyle w:val="a3"/>
       </w:pPr>
       <w:r>
-        <w:t>В качестве платежной системы используется автоматизированная система комплексных расчетов за услуги электросвязи «</w:t>
-      </w:r>
-      <w:proofErr w:type="spellStart"/>
-      <w:r>
-        <w:t>Облтелеком</w:t>
-      </w:r>
-      <w:proofErr w:type="spellEnd"/>
-      <w:r>
-        <w:t xml:space="preserve">». Она занимает одно из центральных мест в комплексе систем, эксплуатируемых </w:t>
+        <w:t xml:space="preserve">В качестве платежной системы используется автоматизированная система комплексных расчетов за услуги электросвязи «Облтелеком». Она занимает одно из центральных мест в комплексе систем, эксплуатируемых </w:t>
       </w:r>
       <w:r>
         <w:br/>
-        <w:t>в РУП «</w:t>
-      </w:r>
-      <w:proofErr w:type="spellStart"/>
-      <w:r>
-        <w:t>Белтелеком</w:t>
-      </w:r>
-      <w:proofErr w:type="spellEnd"/>
-      <w:r>
-        <w:t xml:space="preserve">». В ее состав входит пять основных подсистем (не считая подсистемы «Справка 09»). Все эти системы взаимосвязаны между собой </w:t>
+        <w:t xml:space="preserve">в РУП «Белтелеком». В ее состав входит пять основных подсистем (не считая подсистемы «Справка 09»). Все эти системы взаимосвязаны между собой </w:t>
       </w:r>
       <w:r>
         <w:br/>
@@ -6105,7 +5978,7 @@
           <w:szCs w:val="28"/>
         </w:rPr>
       </w:pPr>
-      <w:bookmarkStart w:id="8" w:name="_Toc241680994"/>
+      <w:bookmarkStart w:id="7" w:name="_Toc241680994"/>
       <w:r>
         <w:rPr>
           <w:rFonts w:ascii="Times New Roman" w:hAnsi="Times New Roman" w:cs="Times New Roman"/>
@@ -6126,7 +5999,7 @@
         </w:rPr>
         <w:t>Изучение методов обеспечения информационной безопасности на предприятии</w:t>
       </w:r>
-      <w:bookmarkEnd w:id="8"/>
+      <w:bookmarkEnd w:id="7"/>
     </w:p>
     <w:p>
       <w:pPr>
@@ -6174,23 +6047,7 @@
         </w:numPr>
       </w:pPr>
       <w:r>
-        <w:t xml:space="preserve">использования на рабочих местах антивируса </w:t>
-      </w:r>
-      <w:proofErr w:type="spellStart"/>
-      <w:r>
-        <w:t>Trend</w:t>
-      </w:r>
-      <w:proofErr w:type="spellEnd"/>
-      <w:r>
-        <w:t xml:space="preserve"> </w:t>
-      </w:r>
-      <w:proofErr w:type="spellStart"/>
-      <w:r>
-        <w:t>Micro</w:t>
-      </w:r>
-      <w:proofErr w:type="spellEnd"/>
-      <w:r>
-        <w:t>;</w:t>
+        <w:t>использования на рабочих местах антивируса Trend Micro;</w:t>
       </w:r>
     </w:p>
     <w:p>
@@ -6237,15 +6094,7 @@
         <w:br/>
       </w:r>
       <w:r>
-        <w:t>РУП «</w:t>
-      </w:r>
-      <w:proofErr w:type="spellStart"/>
-      <w:r>
-        <w:t>Белтелеком</w:t>
-      </w:r>
-      <w:proofErr w:type="spellEnd"/>
-      <w:r>
-        <w:t>»»;</w:t>
+        <w:t>РУП «Белтелеком»»;</w:t>
       </w:r>
     </w:p>
     <w:p>
@@ -6257,15 +6106,7 @@
         </w:numPr>
       </w:pPr>
       <w:r>
-        <w:t>Положением о коммерческой тайне РУП «</w:t>
-      </w:r>
-      <w:proofErr w:type="spellStart"/>
-      <w:r>
-        <w:t>Белтелеком</w:t>
-      </w:r>
-      <w:proofErr w:type="spellEnd"/>
-      <w:r>
-        <w:t>»;</w:t>
+        <w:t>Положением о коммерческой тайне РУП «Белтелеком»;</w:t>
       </w:r>
     </w:p>
     <w:p>
@@ -6280,15 +6121,7 @@
         <w:t>Приказом «Перечень сведений, составляющих комм</w:t>
       </w:r>
       <w:r>
-        <w:t>ерческую тайну РУП «</w:t>
-      </w:r>
-      <w:proofErr w:type="spellStart"/>
-      <w:r>
-        <w:t>Белтелеком</w:t>
-      </w:r>
-      <w:proofErr w:type="spellEnd"/>
-      <w:r>
-        <w:t>»</w:t>
+        <w:t>ерческую тайну РУП «Белтелеком»</w:t>
       </w:r>
       <w:r>
         <w:t>.</w:t>
@@ -6505,15 +6338,7 @@
         <w:pStyle w:val="a3"/>
       </w:pPr>
       <w:r>
-        <w:t>Также в РУП «</w:t>
-      </w:r>
-      <w:proofErr w:type="spellStart"/>
-      <w:r>
-        <w:t>Белтелеком</w:t>
-      </w:r>
-      <w:proofErr w:type="spellEnd"/>
-      <w:r>
-        <w:t xml:space="preserve">», и в частности в </w:t>
+        <w:t xml:space="preserve">Также в РУП «Белтелеком», и в частности в </w:t>
       </w:r>
       <w:r>
         <w:t>Центр</w:t>
@@ -6525,18 +6350,10 @@
         <w:t xml:space="preserve"> цифровых технологий</w:t>
       </w:r>
       <w:r>
-        <w:t xml:space="preserve">, проводится проверка </w:t>
-      </w:r>
-      <w:proofErr w:type="gramStart"/>
-      <w:r>
-        <w:t xml:space="preserve">всех </w:t>
-      </w:r>
-      <w:r>
-        <w:t>баз</w:t>
-      </w:r>
-      <w:proofErr w:type="gramEnd"/>
-      <w:r>
-        <w:t xml:space="preserve"> данных на целостность и полноту информации. Контроль проводится путем сопоставления контрольных цифр различных протоколов, полученных на этапах формирования, а также отчетов об изменениях в таблицах баз данных. Доступ пользователей к системе автоматизированных комплексных расчетов за услуги электросвязи осуществляется через систему паролей, что включает в себя название группы пользователей, номер пользователя в группе, номер терминальной линии </w:t>
+        <w:t xml:space="preserve">, проводится проверка всех </w:t>
+      </w:r>
+      <w:r>
+        <w:t xml:space="preserve">баз данных на целостность и полноту информации. Контроль проводится путем сопоставления контрольных цифр различных протоколов, полученных на этапах формирования, а также отчетов об изменениях в таблицах баз данных. Доступ пользователей к системе автоматизированных комплексных расчетов за услуги электросвязи осуществляется через систему паролей, что включает в себя название группы пользователей, номер пользователя в группе, номер терминальной линии </w:t>
       </w:r>
       <w:r>
         <w:br/>
@@ -6564,7 +6381,7 @@
           <w:szCs w:val="28"/>
         </w:rPr>
       </w:pPr>
-      <w:bookmarkStart w:id="9" w:name="_Toc241680995"/>
+      <w:bookmarkStart w:id="8" w:name="_Toc241680995"/>
       <w:r>
         <w:rPr>
           <w:rFonts w:ascii="Times New Roman" w:hAnsi="Times New Roman" w:cs="Times New Roman"/>
@@ -6585,7 +6402,7 @@
         </w:rPr>
         <w:t>Знакомство с технологическим программным обеспечением предприятия</w:t>
       </w:r>
-      <w:bookmarkEnd w:id="9"/>
+      <w:bookmarkEnd w:id="8"/>
     </w:p>
     <w:p>
       <w:pPr>
@@ -6626,15 +6443,7 @@
         <w:br/>
       </w:r>
       <w:r>
-        <w:t>РУП «</w:t>
-      </w:r>
-      <w:proofErr w:type="spellStart"/>
-      <w:r>
-        <w:t>Белтелеком</w:t>
-      </w:r>
-      <w:proofErr w:type="spellEnd"/>
-      <w:r>
-        <w:t>» по заключению договоров на услуги электросвязи, формирования статистических отч</w:t>
+        <w:t>РУП «Белтелеком» по заключению договоров на услуги электросвязи, формирования статистических отч</w:t>
       </w:r>
       <w:r>
         <w:t>е</w:t>
@@ -6646,15 +6455,7 @@
         <w:br/>
       </w:r>
       <w:r>
-        <w:t>и обслуживания клиентов РУП «</w:t>
-      </w:r>
-      <w:proofErr w:type="spellStart"/>
-      <w:r>
-        <w:t>Белтелеком</w:t>
-      </w:r>
-      <w:proofErr w:type="spellEnd"/>
-      <w:r>
-        <w:t>» как первая централизованная система, включающая в себя абонентские картотеки всех реги</w:t>
+        <w:t>и обслуживания клиентов РУП «Белтелеком» как первая централизованная система, включающая в себя абонентские картотеки всех реги</w:t>
       </w:r>
       <w:r>
         <w:t>ональных информационных систем.</w:t>
@@ -6677,15 +6478,7 @@
         <w:t>–</w:t>
       </w:r>
       <w:r>
-        <w:t xml:space="preserve"> система, предназначенная для ведения технической информации об оборудовании РУП «</w:t>
-      </w:r>
-      <w:proofErr w:type="spellStart"/>
-      <w:r>
-        <w:t>Белтелеком</w:t>
-      </w:r>
-      <w:proofErr w:type="spellEnd"/>
-      <w:r>
-        <w:t>». Системы содержат в своей базе данны</w:t>
+        <w:t xml:space="preserve"> система, предназначенная для ведения технической информации об оборудовании РУП «Белтелеком». Системы содержат в своей базе данны</w:t>
       </w:r>
       <w:r>
         <w:t>х информацию о филиале</w:t>
@@ -6863,15 +6656,7 @@
         <w:t>–</w:t>
       </w:r>
       <w:r>
-        <w:t xml:space="preserve"> </w:t>
-      </w:r>
-      <w:proofErr w:type="spellStart"/>
-      <w:r>
-        <w:t>биллинговая</w:t>
-      </w:r>
-      <w:proofErr w:type="spellEnd"/>
-      <w:r>
-        <w:t xml:space="preserve"> система. Ядро системы обеспечивает автоматизацию действий персонала </w:t>
+        <w:t xml:space="preserve"> биллинговая система. Ядро системы обеспечивает автоматизацию действий персонала </w:t>
       </w:r>
       <w:r>
         <w:br/>
@@ -6883,15 +6668,7 @@
         <w:t>е</w:t>
       </w:r>
       <w:r>
-        <w:t xml:space="preserve">та, ведения списков услуг и тарифов, тарификации и </w:t>
-      </w:r>
-      <w:proofErr w:type="spellStart"/>
-      <w:r>
-        <w:t>биллинга</w:t>
-      </w:r>
-      <w:proofErr w:type="spellEnd"/>
-      <w:r>
-        <w:t>, выставления счетов, регистрации платежей и контроля оплаты, хранения технических параметров, формирования отч</w:t>
+        <w:t>та, ведения списков услуг и тарифов, тарификации и биллинга, выставления счетов, регистрации платежей и контроля оплаты, хранения технических параметров, формирования отч</w:t>
       </w:r>
       <w:r>
         <w:t>е</w:t>
@@ -6940,23 +6717,7 @@
         <w:t>Присутствует к</w:t>
       </w:r>
       <w:r>
-        <w:t xml:space="preserve">онвергентный </w:t>
-      </w:r>
-      <w:proofErr w:type="spellStart"/>
-      <w:r>
-        <w:t>биллинг</w:t>
-      </w:r>
-      <w:proofErr w:type="spellEnd"/>
-      <w:r>
-        <w:t xml:space="preserve"> всех предоставляемых интернет-услуг. Возможность единого </w:t>
-      </w:r>
-      <w:proofErr w:type="spellStart"/>
-      <w:r>
-        <w:t>биллинга</w:t>
-      </w:r>
-      <w:proofErr w:type="spellEnd"/>
-      <w:r>
-        <w:t xml:space="preserve"> любых интернет-услуг достигается благодаря двухступенчатой системе обработки статистических данных. Первая ступень </w:t>
+        <w:t xml:space="preserve">онвергентный биллинг всех предоставляемых интернет-услуг. Возможность единого биллинга любых интернет-услуг достигается благодаря двухступенчатой системе обработки статистических данных. Первая ступень </w:t>
       </w:r>
       <w:r>
         <w:t>–</w:t>
@@ -7018,23 +6779,7 @@
         <w:t>тов. Используется модифицированный RADIUS-сервер</w:t>
       </w:r>
       <w:r>
-        <w:t xml:space="preserve">, который обеспечивает авторизацию и управление доступом </w:t>
-      </w:r>
-      <w:proofErr w:type="spellStart"/>
-      <w:r>
-        <w:t>dial-up</w:t>
-      </w:r>
-      <w:proofErr w:type="spellEnd"/>
-      <w:r>
-        <w:t xml:space="preserve"> и </w:t>
-      </w:r>
-      <w:proofErr w:type="spellStart"/>
-      <w:r>
-        <w:t>VoIP</w:t>
-      </w:r>
-      <w:proofErr w:type="spellEnd"/>
-      <w:r>
-        <w:t>-клиентов в режиме реального времени. В то же время для клиентов, работающих в кредит, возможна отложенная тарификация, что обеспечивает оптимальное распределение системной нагрузки.</w:t>
+        <w:t>, который обеспечивает авторизацию и управление доступом dial-up и VoIP-клиентов в режиме реального времени. В то же время для клиентов, работающих в кредит, возможна отложенная тарификация, что обеспечивает оптимальное распределение системной нагрузки.</w:t>
       </w:r>
     </w:p>
     <w:p>
@@ -7113,15 +6858,7 @@
         <w:t>–</w:t>
       </w:r>
       <w:r>
-        <w:t xml:space="preserve"> система, обеспечивающая унифицированное централизованное ведение адресов, предоставляющая нормативно-справочной информацией системы, работающие с адресами, и имеющая представление, совместимое с адресной системой органов государственного управления. Система позволяет организовать единую систему кодирования и представления адресных данных в автоматизированных системах РУП «</w:t>
-      </w:r>
-      <w:proofErr w:type="spellStart"/>
-      <w:r>
-        <w:t>Белтелеком</w:t>
-      </w:r>
-      <w:proofErr w:type="spellEnd"/>
-      <w:r>
-        <w:t>», а также предоставляет возможность организации обмена информацией с автоматизированными системами других предприятий, использующих информацию Национального кадастрового агентства для кодирования и</w:t>
+        <w:t xml:space="preserve"> система, обеспечивающая унифицированное централизованное ведение адресов, предоставляющая нормативно-справочной информацией системы, работающие с адресами, и имеющая представление, совместимое с адресной системой органов государственного управления. Система позволяет организовать единую систему кодирования и представления адресных данных в автоматизированных системах РУП «Белтелеком», а также предоставляет возможность организации обмена информацией с автоматизированными системами других предприятий, использующих информацию Национального кадастрового агентства для кодирования и</w:t>
       </w:r>
       <w:r>
         <w:t xml:space="preserve"> представления адресных данных.</w:t>
@@ -7132,15 +6869,7 @@
         <w:pStyle w:val="a3"/>
       </w:pPr>
       <w:r>
-        <w:t xml:space="preserve">Система электронного документооборота </w:t>
-      </w:r>
-      <w:proofErr w:type="spellStart"/>
-      <w:r>
-        <w:t>LanDocs</w:t>
-      </w:r>
-      <w:proofErr w:type="spellEnd"/>
-      <w:r>
-        <w:t xml:space="preserve"> </w:t>
+        <w:t xml:space="preserve">Система электронного документооборота LanDocs </w:t>
       </w:r>
       <w:r>
         <w:t>–</w:t>
@@ -7174,7 +6903,7 @@
           <w:szCs w:val="28"/>
         </w:rPr>
       </w:pPr>
-      <w:bookmarkStart w:id="10" w:name="_Toc241680996"/>
+      <w:bookmarkStart w:id="9" w:name="_Toc241680996"/>
       <w:r>
         <w:rPr>
           <w:rFonts w:ascii="Times New Roman" w:hAnsi="Times New Roman" w:cs="Times New Roman"/>
@@ -7195,7 +6924,7 @@
         </w:rPr>
         <w:t>Изучение документации на технологическое программное обеспечение</w:t>
       </w:r>
-      <w:bookmarkEnd w:id="10"/>
+      <w:bookmarkEnd w:id="9"/>
     </w:p>
     <w:p>
       <w:pPr>
@@ -7247,23 +6976,7 @@
         <w:pStyle w:val="a3"/>
       </w:pPr>
       <w:r>
-        <w:t xml:space="preserve">Также была изучена документация на </w:t>
-      </w:r>
-      <w:proofErr w:type="spellStart"/>
-      <w:r>
-        <w:t>биллинговую</w:t>
-      </w:r>
-      <w:proofErr w:type="spellEnd"/>
-      <w:r>
-        <w:t xml:space="preserve"> систему автоматизированных расчетов «Абсолют», которая представляет собой решение для </w:t>
-      </w:r>
-      <w:proofErr w:type="spellStart"/>
-      <w:r>
-        <w:t>интернет-провайдеров</w:t>
-      </w:r>
-      <w:proofErr w:type="spellEnd"/>
-      <w:r>
-        <w:t xml:space="preserve"> и операторов IP-телефонии. Система имеет модульную архитектуру, что позволяет заказчику выбирать необходимые модули в зависимости от решаемых задач. Документация на данную систем</w:t>
+        <w:t>Также была изучена документация на биллинговую систему автоматизированных расчетов «Абсолют», которая представляет собой решение для интернет-провайдеров и операторов IP-телефонии. Система имеет модульную архитектуру, что позволяет заказчику выбирать необходимые модули в зависимости от решаемых задач. Документация на данную систем</w:t>
       </w:r>
       <w:r>
         <w:t>у включает описание ядра</w:t>
@@ -7272,15 +6985,7 @@
         <w:t>, модулей коммутируемого доступа, выделенных линий, у</w:t>
       </w:r>
       <w:r>
-        <w:t xml:space="preserve">слуг </w:t>
-      </w:r>
-      <w:proofErr w:type="spellStart"/>
-      <w:r>
-        <w:t>VoIP</w:t>
-      </w:r>
-      <w:proofErr w:type="spellEnd"/>
-      <w:r>
-        <w:t xml:space="preserve">, предоплаченных карт и </w:t>
+        <w:t xml:space="preserve">слуг VoIP, предоплаченных карт и </w:t>
       </w:r>
       <w:r>
         <w:t>веб-интерфейсов.</w:t>
@@ -7297,15 +7002,7 @@
         <w:br/>
       </w:r>
       <w:r>
-        <w:t>РУП «</w:t>
-      </w:r>
-      <w:proofErr w:type="spellStart"/>
-      <w:r>
-        <w:t>Белтелеком</w:t>
-      </w:r>
-      <w:proofErr w:type="spellEnd"/>
-      <w:r>
-        <w:t>». Данное руководство описывает технику п</w:t>
+        <w:t>РУП «Белтелеком». Данное руководство описывает технику п</w:t>
       </w:r>
       <w:r>
         <w:t>родаж услуг связи и включает разделы, описывающие</w:t>
@@ -7358,15 +7055,7 @@
         <w:t>–</w:t>
       </w:r>
       <w:r>
-        <w:t xml:space="preserve"> </w:t>
-      </w:r>
-      <w:proofErr w:type="spellStart"/>
-      <w:r>
-        <w:t>резюмирование</w:t>
-      </w:r>
-      <w:proofErr w:type="spellEnd"/>
-      <w:r>
-        <w:t xml:space="preserve"> и уточнение. Этап презентации услуги строится на знании про</w:t>
+        <w:t xml:space="preserve"> резюмирование и уточнение. Этап презентации услуги строится на знании про</w:t>
       </w:r>
       <w:r>
         <w:t>дукта и использовании техники «с</w:t>
@@ -7432,7 +7121,7 @@
           <w:szCs w:val="28"/>
         </w:rPr>
       </w:pPr>
-      <w:bookmarkStart w:id="11" w:name="_Toc241680997"/>
+      <w:bookmarkStart w:id="10" w:name="_Toc241680997"/>
       <w:r>
         <w:rPr>
           <w:rFonts w:ascii="Times New Roman" w:hAnsi="Times New Roman" w:cs="Times New Roman"/>
@@ -7464,7 +7153,7 @@
         <w:br/>
         <w:t>в качестве пользователя</w:t>
       </w:r>
-      <w:bookmarkEnd w:id="11"/>
+      <w:bookmarkEnd w:id="10"/>
     </w:p>
     <w:p>
       <w:pPr>
@@ -7514,15 +7203,7 @@
         <w:pStyle w:val="a3"/>
       </w:pPr>
       <w:r>
-        <w:t xml:space="preserve">Личный кабинет «Мой </w:t>
-      </w:r>
-      <w:proofErr w:type="spellStart"/>
-      <w:r>
-        <w:t>Белтелеком</w:t>
-      </w:r>
-      <w:proofErr w:type="spellEnd"/>
-      <w:r>
-        <w:t>» позволяет абонентам самостоятельно управлять услугами связи. А именно контролировать баланс лицевого счета, менять тарифные планы, подключать и отключать дополнительные услуги, пополнять счет, а также управлять услугами по нескольким договорам в одном аккаунте. Для пользователей предусматриваются как мобильное приложение, так и веб-версия.</w:t>
+        <w:t>Личный кабинет «Мой Белтелеком» позволяет абонентам самостоятельно управлять услугами связи. А именно контролировать баланс лицевого счета, менять тарифные планы, подключать и отключать дополнительные услуги, пополнять счет, а также управлять услугами по нескольким договорам в одном аккаунте. Для пользователей предусматриваются как мобильное приложение, так и веб-версия.</w:t>
       </w:r>
     </w:p>
     <w:p>
@@ -7548,7 +7229,7 @@
           <w:color w:val="auto"/>
         </w:rPr>
       </w:pPr>
-      <w:bookmarkStart w:id="12" w:name="_Toc241680998"/>
+      <w:bookmarkStart w:id="11" w:name="_Toc241680998"/>
       <w:r>
         <w:rPr>
           <w:rFonts w:ascii="Times New Roman" w:hAnsi="Times New Roman" w:cs="Times New Roman"/>
@@ -7566,7 +7247,7 @@
         </w:rPr>
         <w:t>ИНДИВИДУАЛЬНОЕ ЗАДАНИЕ РУКОВОДИТЕЛЯ ПРАКТИКИ ОТ ПРЕДПРИЯТИЯ</w:t>
       </w:r>
-      <w:bookmarkEnd w:id="12"/>
+      <w:bookmarkEnd w:id="11"/>
     </w:p>
     <w:p>
       <w:pPr>
@@ -7587,7 +7268,7 @@
           <w:szCs w:val="28"/>
         </w:rPr>
       </w:pPr>
-      <w:bookmarkStart w:id="13" w:name="_Toc241680999"/>
+      <w:bookmarkStart w:id="12" w:name="_Toc241680999"/>
       <w:r>
         <w:rPr>
           <w:rFonts w:ascii="Times New Roman" w:hAnsi="Times New Roman" w:cs="Times New Roman"/>
@@ -7608,7 +7289,7 @@
         </w:rPr>
         <w:t>Составление технологического задания на программное обеспечение</w:t>
       </w:r>
-      <w:bookmarkEnd w:id="13"/>
+      <w:bookmarkEnd w:id="12"/>
     </w:p>
     <w:p>
       <w:pPr>
@@ -7626,41 +7307,17 @@
         <w:t>–</w:t>
       </w:r>
       <w:r>
-        <w:t xml:space="preserve"> «</w:t>
-      </w:r>
-      <w:proofErr w:type="spellStart"/>
-      <w:r>
-        <w:t>Редизайн</w:t>
-      </w:r>
-      <w:proofErr w:type="spellEnd"/>
-      <w:r>
-        <w:t xml:space="preserve"> и проектирование контента </w:t>
+        <w:t xml:space="preserve"> «Редизайн и проектирование контента </w:t>
       </w:r>
       <w:r>
         <w:br/>
-        <w:t>и структуры веб-страницы для презентации услуг РУП "</w:t>
-      </w:r>
-      <w:proofErr w:type="spellStart"/>
-      <w:r>
-        <w:t>Белтелеком</w:t>
-      </w:r>
-      <w:proofErr w:type="spellEnd"/>
-      <w:r>
-        <w:t xml:space="preserve">" на основе анализа действующих тарифов». Основанием для выполнения является индивидуальное задание руководителя практики от предприятия. Исполнитель </w:t>
+        <w:t xml:space="preserve">и структуры веб-страницы для презентации услуг РУП "Белтелеком" на основе анализа действующих тарифов». Основанием для выполнения является индивидуальное задание руководителя практики от предприятия. Исполнитель </w:t>
       </w:r>
       <w:r>
         <w:t>–</w:t>
       </w:r>
       <w:r>
-        <w:t xml:space="preserve"> </w:t>
-      </w:r>
-      <w:proofErr w:type="spellStart"/>
-      <w:r>
-        <w:t>Козыренко</w:t>
-      </w:r>
-      <w:proofErr w:type="spellEnd"/>
-      <w:r>
-        <w:t xml:space="preserve"> Карина Сергеевна, учащаяся группы ВР311. Сроки выполнения </w:t>
+        <w:t xml:space="preserve"> Козыренко Карина Сергеевна, учащаяся группы ВР311. Сроки выполнения </w:t>
       </w:r>
       <w:r>
         <w:t>–</w:t>
@@ -7678,15 +7335,7 @@
       </w:r>
       <w:r>
         <w:br/>
-        <w:t>РУП «</w:t>
-      </w:r>
-      <w:proofErr w:type="spellStart"/>
-      <w:r>
-        <w:t>Белтелеком</w:t>
-      </w:r>
-      <w:proofErr w:type="spellEnd"/>
-      <w:r>
-        <w:t>» физическим лицам и должна обеспечивать удобный просмотр, сравнение и выбор тарифных планов. Целями разработки являются:</w:t>
+        <w:t>РУП «Белтелеком» физическим лицам и должна обеспечивать удобный просмотр, сравнение и выбор тарифных планов. Целями разработки являются:</w:t>
       </w:r>
     </w:p>
     <w:p>
@@ -7762,15 +7411,7 @@
         <w:pStyle w:val="a3"/>
       </w:pPr>
       <w:r>
-        <w:t>Объектом разработки является официальный сайт РУП «</w:t>
-      </w:r>
-      <w:proofErr w:type="spellStart"/>
-      <w:r>
-        <w:t>Белтелеком</w:t>
-      </w:r>
-      <w:proofErr w:type="spellEnd"/>
-      <w:r>
-        <w:t xml:space="preserve">» (beltelecom.by), раздел «Пакеты». Предметом разработки </w:t>
+        <w:t xml:space="preserve">Объектом разработки является официальный сайт РУП «Белтелеком» (beltelecom.by), раздел «Пакеты». Предметом разработки </w:t>
       </w:r>
       <w:r>
         <w:t>–</w:t>
@@ -7786,15 +7427,7 @@
         <w:t>е</w:t>
       </w:r>
       <w:r>
-        <w:t xml:space="preserve">х страниц: «Пакеты услуг», «Архив тарифов», «Инструкция», «Прочие пакеты </w:t>
-      </w:r>
-      <w:proofErr w:type="spellStart"/>
-      <w:r>
-        <w:t>Белтелеком</w:t>
-      </w:r>
-      <w:proofErr w:type="spellEnd"/>
-      <w:r>
-        <w:t>».</w:t>
+        <w:t>х страниц: «Пакеты услуг», «Архив тарифов», «Инструкция», «Прочие пакеты Белтелеком».</w:t>
       </w:r>
     </w:p>
     <w:p>
@@ -7816,7 +7449,7 @@
           <w:szCs w:val="28"/>
         </w:rPr>
       </w:pPr>
-      <w:bookmarkStart w:id="14" w:name="_Toc241681000"/>
+      <w:bookmarkStart w:id="13" w:name="_Toc241681000"/>
       <w:r>
         <w:rPr>
           <w:rFonts w:ascii="Times New Roman" w:hAnsi="Times New Roman" w:cs="Times New Roman"/>
@@ -7837,7 +7470,7 @@
         </w:rPr>
         <w:t>Постановка задачи</w:t>
       </w:r>
-      <w:bookmarkEnd w:id="14"/>
+      <w:bookmarkEnd w:id="13"/>
     </w:p>
     <w:p>
       <w:pPr>
@@ -7852,15 +7485,7 @@
         <w:t>Страница «Пакеты услуг» должна содержать карточки тарифов (ЯСНА, Семейн</w:t>
       </w:r>
       <w:r>
-        <w:t>ый), фильтры по технологии (PON/</w:t>
-      </w:r>
-      <w:proofErr w:type="spellStart"/>
-      <w:r>
-        <w:t>xDSL</w:t>
-      </w:r>
-      <w:proofErr w:type="spellEnd"/>
-      <w:r>
-        <w:t>/</w:t>
+        <w:t>ый), фильтры по технологии (PON/xDSL/</w:t>
       </w:r>
       <w:r>
         <w:t xml:space="preserve">LTE), по наличию телевидения и видеоконтроля, поиск по названию, а также блоки «Что такое пакет услуг?», преимуществ пакета ЯСНА, «Информация о блокировке» </w:t>
@@ -7911,15 +7536,7 @@
         <w:pStyle w:val="a3"/>
       </w:pPr>
       <w:r>
-        <w:t xml:space="preserve">Страница «Прочие пакеты </w:t>
-      </w:r>
-      <w:proofErr w:type="spellStart"/>
-      <w:r>
-        <w:t>Белтелеком</w:t>
-      </w:r>
-      <w:proofErr w:type="spellEnd"/>
-      <w:r>
-        <w:t>» должна содержать раскрывающийся список условий предоставления пакетов и карточку тарифа «Супер экспресс».</w:t>
+        <w:t>Страница «Прочие пакеты Белтелеком» должна содержать раскрывающийся список условий предоставления пакетов и карточку тарифа «Супер экспресс».</w:t>
       </w:r>
     </w:p>
     <w:p>
@@ -8052,15 +7669,7 @@
         <w:t xml:space="preserve"> для удаления из сравнения. Данные для таблицы берутся из карточек </w:t>
       </w:r>
       <w:r>
-        <w:t xml:space="preserve">тарифов (через </w:t>
-      </w:r>
-      <w:proofErr w:type="spellStart"/>
-      <w:r>
-        <w:t>data</w:t>
-      </w:r>
-      <w:proofErr w:type="spellEnd"/>
-      <w:r>
-        <w:t>- атрибуты).</w:t>
+        <w:t>тарифов (через data- атрибуты).</w:t>
       </w:r>
     </w:p>
     <w:p>
@@ -8074,29 +7683,13 @@
         <w:t xml:space="preserve"> (ИП) </w:t>
       </w:r>
       <w:r>
-        <w:t xml:space="preserve">– </w:t>
-      </w:r>
-      <w:proofErr w:type="spellStart"/>
-      <w:r>
-        <w:t>виджет</w:t>
-      </w:r>
-      <w:proofErr w:type="spellEnd"/>
-      <w:r>
-        <w:t xml:space="preserve"> </w:t>
+        <w:t xml:space="preserve">– виджет </w:t>
       </w:r>
       <w:r>
         <w:br/>
       </w:r>
       <w:r>
-        <w:t xml:space="preserve">в левом нижнем углу, который отвечает на часто задаваемые вопросы на основе базы данных (таблица </w:t>
-      </w:r>
-      <w:proofErr w:type="spellStart"/>
-      <w:r>
-        <w:t>faq</w:t>
-      </w:r>
-      <w:proofErr w:type="spellEnd"/>
-      <w:r>
-        <w:t>). Чат поддерживает интерактивное дерево вопросов (блоки «Тарифы», «Оплата», «Оборудование» и т.д.), быстрые кнопки и поле ввода произвольного вопроса. Поиск ответа осуществляется по ключевым словам с учетом стоп-слов. Если бот не находит ответа в базе, появляется форма для отправки вопроса оператору.</w:t>
+        <w:t>в левом нижнем углу, который отвечает на часто задаваемые вопросы на основе базы данных (таблица faq). Чат поддерживает интерактивное дерево вопросов (блоки «Тарифы», «Оплата», «Оборудование» и т.д.), быстрые кнопки и поле ввода произвольного вопроса. Поиск ответа осуществляется по ключевым словам с учетом стоп-слов. Если бот не находит ответа в базе, появляется форма для отправки вопроса оператору.</w:t>
       </w:r>
     </w:p>
     <w:p>
@@ -8110,37 +7703,13 @@
         <w:t>–</w:t>
       </w:r>
       <w:r>
-        <w:t xml:space="preserve"> фирменном цвете </w:t>
-      </w:r>
-      <w:proofErr w:type="spellStart"/>
-      <w:r>
-        <w:t>Белтелекома</w:t>
-      </w:r>
-      <w:proofErr w:type="spellEnd"/>
-      <w:r>
-        <w:t xml:space="preserve">. Дополнительными цветами являются синий, голубой и белый. Шрифты </w:t>
+        <w:t xml:space="preserve"> фирменном цвете Белтелекома. Дополнительными цветами являются синий, голубой и белый. Шрифты </w:t>
       </w:r>
       <w:r>
         <w:t>–</w:t>
       </w:r>
       <w:r>
-        <w:t xml:space="preserve"> без засечек (</w:t>
-      </w:r>
-      <w:proofErr w:type="spellStart"/>
-      <w:r>
-        <w:t>Inter</w:t>
-      </w:r>
-      <w:proofErr w:type="spellEnd"/>
-      <w:r>
-        <w:t xml:space="preserve"> для основного текста, </w:t>
-      </w:r>
-      <w:proofErr w:type="spellStart"/>
-      <w:r>
-        <w:t>Montserrat</w:t>
-      </w:r>
-      <w:proofErr w:type="spellEnd"/>
-      <w:r>
-        <w:t xml:space="preserve"> для заголовков). Страницы должны корректно отображаться на персональных компьютерах, планшетах и смартфонах. Предусматриваются плавные переходы при наведении на карточки, анимация открытия и закрытия фильтров, анимация работы ак</w:t>
+        <w:t xml:space="preserve"> без засечек (Inter для основного текста, Montserrat для заголовков). Страницы должны корректно отображаться на персональных компьютерах, планшетах и смартфонах. Предусматриваются плавные переходы при наведении на карточки, анимация открытия и закрытия фильтров, анимация работы ак</w:t>
       </w:r>
       <w:r>
         <w:t>кордеона.</w:t>
@@ -8151,266 +7720,138 @@
         <w:pStyle w:val="a3"/>
       </w:pPr>
       <w:r>
-        <w:t xml:space="preserve">Для хранения данных используется база данных </w:t>
-      </w:r>
-      <w:proofErr w:type="spellStart"/>
-      <w:r>
-        <w:t>MySQL</w:t>
-      </w:r>
-      <w:proofErr w:type="spellEnd"/>
-      <w:r>
-        <w:t xml:space="preserve">. Структура включает основные таблицы: </w:t>
-      </w:r>
-      <w:proofErr w:type="spellStart"/>
-      <w:r>
-        <w:t>tariffs</w:t>
-      </w:r>
-      <w:proofErr w:type="spellEnd"/>
-      <w:r>
-        <w:t xml:space="preserve"> (тарифы), </w:t>
-      </w:r>
-      <w:proofErr w:type="spellStart"/>
-      <w:r>
-        <w:t>additional_services</w:t>
-      </w:r>
-      <w:proofErr w:type="spellEnd"/>
-      <w:r>
-        <w:t xml:space="preserve"> (доп. услуги), </w:t>
-      </w:r>
-      <w:proofErr w:type="spellStart"/>
-      <w:r>
-        <w:t>faq</w:t>
-      </w:r>
-      <w:proofErr w:type="spellEnd"/>
-      <w:r>
-        <w:t xml:space="preserve"> (вопросы для чата) и таблицы переводов (</w:t>
-      </w:r>
-      <w:proofErr w:type="spellStart"/>
-      <w:r>
-        <w:t>tariffs_translations</w:t>
-      </w:r>
-      <w:proofErr w:type="spellEnd"/>
-      <w:r>
-        <w:t xml:space="preserve">, </w:t>
-      </w:r>
-      <w:proofErr w:type="spellStart"/>
-      <w:r>
-        <w:t>additional_services_translations</w:t>
-      </w:r>
-      <w:proofErr w:type="spellEnd"/>
-      <w:r>
-        <w:t xml:space="preserve">, </w:t>
-      </w:r>
-      <w:proofErr w:type="spellStart"/>
-      <w:r>
-        <w:t>translations</w:t>
-      </w:r>
-      <w:proofErr w:type="spellEnd"/>
-      <w:r>
-        <w:t>), что позволяет хранить контент на трех языках в едином месте.</w:t>
-      </w:r>
-    </w:p>
-    <w:p>
-      <w:pPr>
-        <w:pStyle w:val="a3"/>
-      </w:pPr>
-      <w:r>
-        <w:t xml:space="preserve">Программная реализация выполняется с использованием HTML5, CSS3, </w:t>
-      </w:r>
-      <w:proofErr w:type="spellStart"/>
-      <w:r>
-        <w:t>JavaScript</w:t>
-      </w:r>
-      <w:proofErr w:type="spellEnd"/>
-      <w:r>
-        <w:t xml:space="preserve"> и PHP. Серверная часть </w:t>
+        <w:t>Для хранения данных используется база данных MySQL. Структура включает основные таблицы: tariffs (тарифы), additional_services (доп. услуги), faq (вопросы для чата) и таблицы переводов (tariffs_translations, additional_services_translations, translations), что позволяет хранить контент на трех языках в едином месте.</w:t>
+      </w:r>
+    </w:p>
+    <w:p>
+      <w:pPr>
+        <w:pStyle w:val="a3"/>
+      </w:pPr>
+      <w:r>
+        <w:t xml:space="preserve">Программная реализация выполняется с использованием HTML5, CSS3, JavaScript и PHP. Серверная часть </w:t>
       </w:r>
       <w:r>
         <w:t>–</w:t>
       </w:r>
       <w:r>
-        <w:t xml:space="preserve"> на PHP. Предусматривается защита от SQL-инъекций через подготовленные запросы PDO и </w:t>
-      </w:r>
-      <w:proofErr w:type="spellStart"/>
-      <w:r>
-        <w:t>валидация</w:t>
-      </w:r>
-      <w:proofErr w:type="spellEnd"/>
-      <w:r>
-        <w:t xml:space="preserve"> вводимых </w:t>
+        <w:t xml:space="preserve"> на PHP. Предусматривается защита от SQL-инъекций через подготовленные запросы PDO и валидация вводимых </w:t>
       </w:r>
       <w:r>
         <w:lastRenderedPageBreak/>
         <w:t>данных. Страницы должны корректно работать в браузер</w:t>
       </w:r>
       <w:r>
-        <w:t xml:space="preserve">ах </w:t>
-      </w:r>
-      <w:proofErr w:type="spellStart"/>
-      <w:r>
-        <w:t>Chrome</w:t>
-      </w:r>
-      <w:proofErr w:type="spellEnd"/>
-      <w:r>
-        <w:t xml:space="preserve">, </w:t>
-      </w:r>
-      <w:proofErr w:type="spellStart"/>
-      <w:r>
-        <w:t>Firefox</w:t>
-      </w:r>
-      <w:proofErr w:type="spellEnd"/>
+        <w:t xml:space="preserve">ах Chrome, Firefox </w:t>
+      </w:r>
+      <w:r>
+        <w:br/>
+        <w:t>и Edge.</w:t>
+      </w:r>
+    </w:p>
+    <w:p>
+      <w:pPr>
+        <w:pStyle w:val="a3"/>
+      </w:pPr>
+      <w:r>
+        <w:t xml:space="preserve">Сайт поддерживает три языка: русский (RU), белорусский (BE), английский (EN). Переключение </w:t>
+      </w:r>
+      <w:r>
+        <w:t>через кнопки RU/BE/</w:t>
+      </w:r>
+      <w:r>
+        <w:t xml:space="preserve">EN в шапке сайта. </w:t>
+      </w:r>
+    </w:p>
+    <w:p>
+      <w:pPr>
+        <w:pStyle w:val="a3"/>
+      </w:pPr>
+      <w:r>
+        <w:t>Кнопка</w:t>
+      </w:r>
+      <w:r>
+        <w:t>-глазик</w:t>
+      </w:r>
+      <w:r>
+        <w:t xml:space="preserve"> в правом верхнем углу переключает тему. Стили для т</w:t>
+      </w:r>
+      <w:r>
+        <w:t>е</w:t>
+      </w:r>
+      <w:r>
+        <w:t>мной темы описаны в style.cs</w:t>
+      </w:r>
+      <w:r>
+        <w:t>s</w:t>
+      </w:r>
+      <w:r>
+        <w:t xml:space="preserve">. Выбор сохраняется в localStorage </w:t>
+      </w:r>
+      <w:r>
+        <w:t>–</w:t>
+      </w:r>
+      <w:r>
+        <w:t xml:space="preserve"> тема не сбрасыва</w:t>
+      </w:r>
+      <w:r>
+        <w:t>ется при перезагрузке страницы.</w:t>
+      </w:r>
+    </w:p>
+    <w:p>
+      <w:pPr>
+        <w:pStyle w:val="a3"/>
+      </w:pPr>
+      <w:r>
+        <w:t xml:space="preserve">Фиксированная круглая кнопка </w:t>
+      </w:r>
+      <w:r>
+        <w:t>«Наверх»</w:t>
+      </w:r>
       <w:r>
         <w:t xml:space="preserve"> </w:t>
       </w:r>
       <w:r>
-        <w:br/>
-        <w:t xml:space="preserve">и </w:t>
-      </w:r>
-      <w:proofErr w:type="spellStart"/>
-      <w:r>
-        <w:t>Edge</w:t>
-      </w:r>
-      <w:proofErr w:type="spellEnd"/>
-      <w:r>
-        <w:t>.</w:t>
-      </w:r>
-    </w:p>
-    <w:p>
-      <w:pPr>
-        <w:pStyle w:val="a3"/>
-      </w:pPr>
-      <w:r>
-        <w:t xml:space="preserve">Сайт поддерживает три языка: русский (RU), белорусский (BE), английский (EN). Переключение </w:t>
-      </w:r>
-      <w:r>
-        <w:t>через кнопки RU/BE/</w:t>
-      </w:r>
-      <w:r>
-        <w:t xml:space="preserve">EN в шапке сайта. </w:t>
-      </w:r>
-    </w:p>
-    <w:p>
-      <w:pPr>
-        <w:pStyle w:val="a3"/>
-      </w:pPr>
-      <w:r>
-        <w:t>Кнопка</w:t>
-      </w:r>
-      <w:r>
-        <w:t>-глазик</w:t>
-      </w:r>
-      <w:r>
-        <w:t xml:space="preserve"> в правом верхнем углу переключает тему. Стили для т</w:t>
-      </w:r>
-      <w:r>
-        <w:t>е</w:t>
-      </w:r>
-      <w:r>
-        <w:t>мной темы описаны в style.cs</w:t>
-      </w:r>
-      <w:r>
-        <w:t>s</w:t>
-      </w:r>
-      <w:r>
-        <w:t xml:space="preserve">. Выбор сохраняется в </w:t>
-      </w:r>
-      <w:proofErr w:type="spellStart"/>
-      <w:r>
-        <w:t>localStorage</w:t>
-      </w:r>
-      <w:proofErr w:type="spellEnd"/>
-      <w:r>
-        <w:t xml:space="preserve"> </w:t>
+        <w:t xml:space="preserve">фиолетового цвета </w:t>
+      </w:r>
+      <w:r>
+        <w:t xml:space="preserve">располагается </w:t>
+      </w:r>
+      <w:r>
+        <w:t>в правом верхнем углу. Появляется при прокрутке страницы вниз (более 300 px). При к</w:t>
+      </w:r>
+      <w:r>
+        <w:t xml:space="preserve">лике </w:t>
       </w:r>
       <w:r>
         <w:t>–</w:t>
       </w:r>
       <w:r>
-        <w:t xml:space="preserve"> тема не сбрасыва</w:t>
-      </w:r>
-      <w:r>
-        <w:t>ется при перезагрузке страницы.</w:t>
-      </w:r>
-    </w:p>
-    <w:p>
-      <w:pPr>
-        <w:pStyle w:val="a3"/>
-      </w:pPr>
-      <w:r>
-        <w:t xml:space="preserve">Фиксированная круглая кнопка </w:t>
-      </w:r>
-      <w:r>
-        <w:t>«Наверх»</w:t>
-      </w:r>
-      <w:r>
-        <w:t xml:space="preserve"> </w:t>
-      </w:r>
-      <w:r>
-        <w:t xml:space="preserve">фиолетового цвета </w:t>
-      </w:r>
-      <w:r>
-        <w:t xml:space="preserve">располагается </w:t>
-      </w:r>
-      <w:r>
-        <w:t xml:space="preserve">в правом верхнем углу. Появляется при прокрутке страницы вниз (более 300 </w:t>
-      </w:r>
-      <w:proofErr w:type="spellStart"/>
-      <w:r>
-        <w:t>px</w:t>
-      </w:r>
-      <w:proofErr w:type="spellEnd"/>
-      <w:r>
-        <w:t>). При к</w:t>
-      </w:r>
-      <w:r>
-        <w:t xml:space="preserve">лике </w:t>
+        <w:t xml:space="preserve"> плавная прокрутка вверх.</w:t>
+      </w:r>
+    </w:p>
+    <w:p>
+      <w:pPr>
+        <w:pStyle w:val="a3"/>
+      </w:pPr>
+      <w:r>
+        <w:t>Под голубым меню разделов размещается строка с 4 ссылками на страницы раздела «Пакеты»: «Пакеты услуг», «Архив тарифов», «Инструкция», «Прочие пакеты Белтелеком». Ак</w:t>
+      </w:r>
+      <w:r>
+        <w:t>тивная страница подсвечивается.</w:t>
+      </w:r>
+    </w:p>
+    <w:p>
+      <w:pPr>
+        <w:pStyle w:val="a3"/>
+      </w:pPr>
+      <w:r>
+        <w:t xml:space="preserve">В верхнем меню, в меню раздела, в футере и в блоке брендов </w:t>
       </w:r>
       <w:r>
         <w:t>–</w:t>
       </w:r>
       <w:r>
-        <w:t xml:space="preserve"> плавная прокрутка вверх.</w:t>
-      </w:r>
-    </w:p>
-    <w:p>
-      <w:pPr>
-        <w:pStyle w:val="a3"/>
-      </w:pPr>
-      <w:r>
-        <w:t xml:space="preserve">Под голубым меню разделов размещается строка с 4 ссылками на страницы раздела «Пакеты»: «Пакеты услуг», «Архив тарифов», «Инструкция», «Прочие пакеты </w:t>
-      </w:r>
-      <w:proofErr w:type="spellStart"/>
-      <w:r>
-        <w:t>Белтелеком</w:t>
-      </w:r>
-      <w:proofErr w:type="spellEnd"/>
-      <w:r>
-        <w:t>». Ак</w:t>
-      </w:r>
-      <w:r>
-        <w:t>тивная страница подсвечивается.</w:t>
-      </w:r>
-    </w:p>
-    <w:p>
-      <w:pPr>
-        <w:pStyle w:val="a3"/>
-      </w:pPr>
-      <w:r>
-        <w:t xml:space="preserve">В верхнем меню, в меню раздела, в футере и в блоке брендов </w:t>
-      </w:r>
-      <w:r>
-        <w:t>–</w:t>
-      </w:r>
-      <w:r>
-        <w:t xml:space="preserve"> ссылки на реальные страницы </w:t>
-      </w:r>
-      <w:proofErr w:type="spellStart"/>
-      <w:r>
-        <w:t>Белтелекома</w:t>
-      </w:r>
-      <w:proofErr w:type="spellEnd"/>
-      <w:r>
-        <w:t xml:space="preserve"> и внешние ресурсы (социальные сети, сайты брендов).</w:t>
+        <w:t xml:space="preserve"> ссылки на реальные страницы Белтелекома и внешние ресурсы (социальные сети, сайты брендов).</w:t>
       </w:r>
     </w:p>
     <w:p>
@@ -8432,7 +7873,7 @@
           <w:szCs w:val="28"/>
         </w:rPr>
       </w:pPr>
-      <w:bookmarkStart w:id="15" w:name="_Toc241681001"/>
+      <w:bookmarkStart w:id="14" w:name="_Toc241681001"/>
       <w:r>
         <w:rPr>
           <w:rFonts w:ascii="Times New Roman" w:hAnsi="Times New Roman" w:cs="Times New Roman"/>
@@ -8453,27 +7894,19 @@
         </w:rPr>
         <w:t>Проектирование</w:t>
       </w:r>
-      <w:bookmarkEnd w:id="15"/>
-    </w:p>
-    <w:p>
-      <w:pPr>
-        <w:pStyle w:val="a3"/>
-      </w:pPr>
-    </w:p>
-    <w:p>
-      <w:pPr>
-        <w:pStyle w:val="a3"/>
-      </w:pPr>
-      <w:r>
-        <w:t>На этапе проектирования был выполнен анализ текущих страниц раздела «Пакеты» официального сайта РУП «</w:t>
-      </w:r>
-      <w:proofErr w:type="spellStart"/>
-      <w:r>
-        <w:t>Белтелеком</w:t>
-      </w:r>
-      <w:proofErr w:type="spellEnd"/>
-      <w:r>
-        <w:t>» и созданы прототипы текущих и новых страниц.</w:t>
+      <w:bookmarkEnd w:id="14"/>
+    </w:p>
+    <w:p>
+      <w:pPr>
+        <w:pStyle w:val="a3"/>
+      </w:pPr>
+    </w:p>
+    <w:p>
+      <w:pPr>
+        <w:pStyle w:val="a3"/>
+      </w:pPr>
+      <w:r>
+        <w:t>На этапе проектирования был выполнен анализ текущих страниц раздела «Пакеты» официального сайта РУП «Белтелеком» и созданы прототипы текущих и новых страниц.</w:t>
       </w:r>
     </w:p>
     <w:p>
@@ -8505,15 +7938,7 @@
         <w:t>е</w:t>
       </w:r>
       <w:r>
-        <w:t xml:space="preserve"> недостатки и определить направления для </w:t>
-      </w:r>
-      <w:proofErr w:type="spellStart"/>
-      <w:r>
-        <w:t>редизайна</w:t>
-      </w:r>
-      <w:proofErr w:type="spellEnd"/>
-      <w:r>
-        <w:t>.</w:t>
+        <w:t xml:space="preserve"> недостатки и определить направления для редизайна.</w:t>
       </w:r>
     </w:p>
     <w:p>
@@ -8589,15 +8014,7 @@
         <w:t>–</w:t>
       </w:r>
       <w:r>
-        <w:t xml:space="preserve"> цветные макеты в </w:t>
-      </w:r>
-      <w:proofErr w:type="spellStart"/>
-      <w:r>
-        <w:t>Figma</w:t>
-      </w:r>
-      <w:proofErr w:type="spellEnd"/>
-      <w:r>
-        <w:t>.</w:t>
+        <w:t xml:space="preserve"> цветные макеты в Figma.</w:t>
       </w:r>
     </w:p>
     <w:p>
@@ -9125,18 +8542,8 @@
           <w:sz w:val="24"/>
           <w:szCs w:val="24"/>
         </w:rPr>
-        <w:t xml:space="preserve">Прочие пакеты </w:t>
-      </w:r>
-      <w:proofErr w:type="spellStart"/>
-      <w:r>
-        <w:rPr>
-          <w:b/>
-          <w:sz w:val="24"/>
-          <w:szCs w:val="24"/>
-        </w:rPr>
-        <w:t>Белтелеком</w:t>
-      </w:r>
-      <w:proofErr w:type="spellEnd"/>
+        <w:t>Прочие пакеты Белтелеком</w:t>
+      </w:r>
       <w:r>
         <w:rPr>
           <w:b/>
@@ -9286,18 +8693,8 @@
           <w:sz w:val="24"/>
           <w:szCs w:val="24"/>
         </w:rPr>
-        <w:t xml:space="preserve">Пакеты </w:t>
-      </w:r>
-      <w:proofErr w:type="spellStart"/>
-      <w:r>
-        <w:rPr>
-          <w:b/>
-          <w:sz w:val="24"/>
-          <w:szCs w:val="24"/>
-        </w:rPr>
-        <w:t>услгу</w:t>
-      </w:r>
-      <w:proofErr w:type="spellEnd"/>
+        <w:t>Пакеты услгу</w:t>
+      </w:r>
       <w:r>
         <w:rPr>
           <w:b/>
@@ -9321,8 +8718,8 @@
         <w:lastRenderedPageBreak/>
         <w:drawing>
           <wp:inline distT="0" distB="0" distL="0" distR="0" wp14:anchorId="2E161D90" wp14:editId="34DA30F1">
-            <wp:extent cx="3238500" cy="5451661"/>
-            <wp:effectExtent l="0" t="0" r="0" b="0"/>
+            <wp:extent cx="5169353" cy="8702040"/>
+            <wp:effectExtent l="0" t="0" r="0" b="3810"/>
             <wp:docPr id="19" name="Рисунок 19"/>
             <wp:cNvGraphicFramePr>
               <a:graphicFrameLocks xmlns:a="http://schemas.openxmlformats.org/drawingml/2006/main" noChangeAspect="1"/>
@@ -9343,7 +8740,7 @@
                   <pic:spPr>
                     <a:xfrm>
                       <a:off x="0" y="0"/>
-                      <a:ext cx="3238500" cy="5451661"/>
+                      <a:ext cx="5200543" cy="8754545"/>
                     </a:xfrm>
                     <a:prstGeom prst="rect">
                       <a:avLst/>
@@ -9355,6 +8752,8 @@
           </wp:inline>
         </w:drawing>
       </w:r>
+      <w:bookmarkStart w:id="15" w:name="_GoBack"/>
+      <w:bookmarkEnd w:id="15"/>
     </w:p>
     <w:p>
       <w:pPr>
@@ -9692,24 +9091,14 @@
           <w:sz w:val="24"/>
           <w:szCs w:val="24"/>
         </w:rPr>
-        <w:t xml:space="preserve">Прочие пакеты </w:t>
-      </w:r>
-      <w:proofErr w:type="spellStart"/>
+        <w:t>Прочие пакеты Белтелеком</w:t>
+      </w:r>
       <w:r>
         <w:rPr>
           <w:b/>
           <w:sz w:val="24"/>
           <w:szCs w:val="24"/>
         </w:rPr>
-        <w:t>Белтелеком</w:t>
-      </w:r>
-      <w:proofErr w:type="spellEnd"/>
-      <w:r>
-        <w:rPr>
-          <w:b/>
-          <w:sz w:val="24"/>
-          <w:szCs w:val="24"/>
-        </w:rPr>
         <w:t>»</w:t>
       </w:r>
     </w:p>
@@ -9723,15 +9112,7 @@
         <w:pStyle w:val="a3"/>
       </w:pPr>
       <w:r>
-        <w:t xml:space="preserve">Макеты выполнены в фиолетовой цветовой гамме с использованием фирменных цветов </w:t>
-      </w:r>
-      <w:proofErr w:type="spellStart"/>
-      <w:r>
-        <w:t>Белтелекома</w:t>
-      </w:r>
-      <w:proofErr w:type="spellEnd"/>
-      <w:r>
-        <w:t>:</w:t>
+        <w:t>Макеты выполнены в фиолетовой цветовой гамме с использованием фирменных цветов Белтелекома:</w:t>
       </w:r>
     </w:p>
     <w:p>
@@ -9929,37 +9310,13 @@
         <w:pStyle w:val="a3"/>
       </w:pPr>
       <w:r>
-        <w:t>Реализация выполнена в среде XAMPP (</w:t>
-      </w:r>
-      <w:proofErr w:type="spellStart"/>
-      <w:r>
-        <w:t>Apache</w:t>
-      </w:r>
-      <w:proofErr w:type="spellEnd"/>
-      <w:r>
-        <w:t xml:space="preserve"> + </w:t>
-      </w:r>
-      <w:proofErr w:type="spellStart"/>
-      <w:r>
-        <w:t>MySQL</w:t>
-      </w:r>
-      <w:proofErr w:type="spellEnd"/>
-      <w:r>
-        <w:t xml:space="preserve"> + PHP) </w:t>
+        <w:t xml:space="preserve">Реализация выполнена в среде XAMPP (Apache + MySQL + PHP) </w:t>
       </w:r>
       <w:r>
         <w:br/>
       </w:r>
       <w:r>
-        <w:t xml:space="preserve">с использованием редактора VS </w:t>
-      </w:r>
-      <w:proofErr w:type="spellStart"/>
-      <w:r>
-        <w:t>Code</w:t>
-      </w:r>
-      <w:proofErr w:type="spellEnd"/>
-      <w:r>
-        <w:t>.</w:t>
+        <w:t>с использованием редактора VS Code.</w:t>
       </w:r>
     </w:p>
     <w:p>
@@ -10091,55 +9448,15 @@
         <w:pStyle w:val="a3"/>
       </w:pPr>
       <w:r>
-        <w:t xml:space="preserve">Сначала в </w:t>
-      </w:r>
-      <w:proofErr w:type="spellStart"/>
-      <w:r>
-        <w:t>MySQL</w:t>
-      </w:r>
-      <w:proofErr w:type="spellEnd"/>
-      <w:r>
-        <w:t xml:space="preserve"> была создана база данных «</w:t>
-      </w:r>
-      <w:proofErr w:type="spellStart"/>
-      <w:r>
-        <w:t>beltelecom</w:t>
-      </w:r>
-      <w:proofErr w:type="spellEnd"/>
-      <w:r>
-        <w:t xml:space="preserve">» с таблицами для тарифов (49 записей: 22 активных + 27 архивных), дополнительных услуг, часто задаваемых вопросов (69 записей) и таблицами переводов для поддержки </w:t>
-      </w:r>
-      <w:proofErr w:type="spellStart"/>
-      <w:r>
-        <w:t>мультиязычности</w:t>
-      </w:r>
-      <w:proofErr w:type="spellEnd"/>
-      <w:r>
-        <w:t>.</w:t>
-      </w:r>
-    </w:p>
-    <w:p>
-      <w:pPr>
-        <w:pStyle w:val="a3"/>
-      </w:pPr>
-      <w:r>
-        <w:t xml:space="preserve">Каждая страница имеет единую структуру: </w:t>
-      </w:r>
-      <w:proofErr w:type="spellStart"/>
-      <w:r>
-        <w:t>header.php</w:t>
-      </w:r>
-      <w:proofErr w:type="spellEnd"/>
-      <w:r>
-        <w:t xml:space="preserve"> (шапка, верхнее меню, меню раздела, подменю страниц), основной контент, </w:t>
-      </w:r>
-      <w:proofErr w:type="spellStart"/>
-      <w:r>
-        <w:t>footer.php</w:t>
-      </w:r>
-      <w:proofErr w:type="spellEnd"/>
-      <w:r>
-        <w:t xml:space="preserve"> (футер, чат-бот). Используются PHP-скрипты для вывода данных из базы данных.</w:t>
+        <w:t>Сначала в MySQL была создана база данных «beltelecom» с таблицами для тарифов (49 записей: 22 активных + 27 архивных), дополнительных услуг, часто задаваемых вопросов (69 записей) и таблицами переводов для поддержки мультиязычности.</w:t>
+      </w:r>
+    </w:p>
+    <w:p>
+      <w:pPr>
+        <w:pStyle w:val="a3"/>
+      </w:pPr>
+      <w:r>
+        <w:t>Каждая страница имеет единую структуру: header.php (шапка, верхнее меню, меню раздела, подменю страниц), основной контент, footer.php (футер, чат-бот). Используются PHP-скрипты для вывода данных из базы данных.</w:t>
       </w:r>
     </w:p>
     <w:p>
@@ -10159,74 +9476,21 @@
         <w:br/>
       </w:r>
       <w:r>
-        <w:t xml:space="preserve">и кнопкой «Сравнить». Перевод полей карточек (название, скорость, телефон, ТВ) осуществляется через функцию </w:t>
-      </w:r>
-      <w:proofErr w:type="spellStart"/>
-      <w:proofErr w:type="gramStart"/>
-      <w:r>
-        <w:t>getTranslatedTariff</w:t>
-      </w:r>
-      <w:proofErr w:type="spellEnd"/>
-      <w:r>
-        <w:t>(</w:t>
-      </w:r>
-      <w:proofErr w:type="gramEnd"/>
-      <w:r>
-        <w:t xml:space="preserve">) в </w:t>
-      </w:r>
-      <w:proofErr w:type="spellStart"/>
-      <w:r>
-        <w:t>db.php</w:t>
-      </w:r>
-      <w:proofErr w:type="spellEnd"/>
-      <w:r>
-        <w:t xml:space="preserve">, которая обращается к таблице </w:t>
-      </w:r>
-      <w:proofErr w:type="spellStart"/>
-      <w:r>
-        <w:t>tariffs_translations</w:t>
-      </w:r>
-      <w:proofErr w:type="spellEnd"/>
-      <w:r>
-        <w:t xml:space="preserve"> и подставляет перевод в зависимости от выбранного языка.</w:t>
-      </w:r>
-    </w:p>
-    <w:p>
-      <w:pPr>
-        <w:pStyle w:val="a3"/>
-      </w:pPr>
-      <w:r>
-        <w:t xml:space="preserve">Фильтры и поиск реализованы на </w:t>
-      </w:r>
-      <w:proofErr w:type="spellStart"/>
-      <w:r>
-        <w:t>JavaScript</w:t>
-      </w:r>
-      <w:proofErr w:type="spellEnd"/>
-      <w:r>
-        <w:t>. Для страницы «Пакеты услуг» – фильтры по технологии (PON/</w:t>
-      </w:r>
-      <w:proofErr w:type="spellStart"/>
-      <w:r>
-        <w:t>xDSL</w:t>
-      </w:r>
-      <w:proofErr w:type="spellEnd"/>
-      <w:r>
-        <w:t xml:space="preserve">/LTE), наличию телевидения </w:t>
+        <w:t>и кнопкой «Сравнить». Перевод полей карточек (название, скорость, телефон, ТВ) осуществляется через функцию getTranslatedTariff() в db.php, которая обращается к таблице tariffs_translations и подставляет перевод в зависимости от выбранного языка.</w:t>
+      </w:r>
+    </w:p>
+    <w:p>
+      <w:pPr>
+        <w:pStyle w:val="a3"/>
+      </w:pPr>
+      <w:r>
+        <w:t xml:space="preserve">Фильтры и поиск реализованы на JavaScript. Для страницы «Пакеты услуг» – фильтры по технологии (PON/xDSL/LTE), наличию телевидения </w:t>
       </w:r>
       <w:r>
         <w:br/>
       </w:r>
       <w:r>
-        <w:t xml:space="preserve">и видеоконтроля, а также поиск по названию, скорости и цене. Для страницы «Архив тарифов» – фильтры по линейке, технологии и поиск. Фильтры работают по </w:t>
-      </w:r>
-      <w:proofErr w:type="spellStart"/>
-      <w:r>
-        <w:t>data</w:t>
-      </w:r>
-      <w:proofErr w:type="spellEnd"/>
-      <w:r>
-        <w:t>-атрибутам карточек. Карточки дополнительных услуг исключены из логики фильтрации, чтобы они не скрывались при поиске.</w:t>
+        <w:t>и видеоконтроля, а также поиск по названию, скорости и цене. Для страницы «Архив тарифов» – фильтры по линейке, технологии и поиск. Фильтры работают по data-атрибутам карточек. Карточки дополнительных услуг исключены из логики фильтрации, чтобы они не скрывались при поиске.</w:t>
       </w:r>
     </w:p>
     <w:p>
@@ -10256,45 +9520,13 @@
         <w:pStyle w:val="a3"/>
       </w:pPr>
       <w:r>
-        <w:t xml:space="preserve">Информационный помощник (чат) реализован на </w:t>
-      </w:r>
-      <w:proofErr w:type="spellStart"/>
-      <w:r>
-        <w:t>JavaScript</w:t>
-      </w:r>
-      <w:proofErr w:type="spellEnd"/>
-      <w:r>
-        <w:t xml:space="preserve"> </w:t>
+        <w:t xml:space="preserve">Информационный помощник (чат) реализован на JavaScript </w:t>
       </w:r>
       <w:r>
         <w:br/>
       </w:r>
       <w:r>
-        <w:t xml:space="preserve">с обращением к PHP-скрипту </w:t>
-      </w:r>
-      <w:proofErr w:type="spellStart"/>
-      <w:r>
-        <w:t>get_faq.php</w:t>
-      </w:r>
-      <w:proofErr w:type="spellEnd"/>
-      <w:r>
-        <w:t xml:space="preserve">. Скрипт ищет ответ в базе данных </w:t>
-      </w:r>
-      <w:proofErr w:type="spellStart"/>
-      <w:r>
-        <w:t>faq</w:t>
-      </w:r>
-      <w:proofErr w:type="spellEnd"/>
-      <w:r>
-        <w:t xml:space="preserve"> по ключевым словам. Если совпадений нет, </w:t>
-      </w:r>
-      <w:proofErr w:type="spellStart"/>
-      <w:r>
-        <w:t>JavaScript</w:t>
-      </w:r>
-      <w:proofErr w:type="spellEnd"/>
-      <w:r>
-        <w:t xml:space="preserve"> выводит форму для отправки вопроса оператору. Чат поддерживает быстрые кнопки </w:t>
+        <w:t xml:space="preserve">с обращением к PHP-скрипту get_faq.php. Скрипт ищет ответ в базе данных faq по ключевым словам. Если совпадений нет, JavaScript выводит форму для отправки вопроса оператору. Чат поддерживает быстрые кнопки </w:t>
       </w:r>
       <w:r>
         <w:br/>
@@ -10426,15 +9658,7 @@
         <w:t xml:space="preserve">Сайт поддерживает три языка: русский (RU), белорусский (BE), английский (EN). </w:t>
       </w:r>
       <w:r>
-        <w:t xml:space="preserve">Все тексты вынесены в базу данных (таблица </w:t>
-      </w:r>
-      <w:proofErr w:type="spellStart"/>
-      <w:r>
-        <w:t>translations</w:t>
-      </w:r>
-      <w:proofErr w:type="spellEnd"/>
-      <w:r>
-        <w:t>), что позволяет редактировать их без изменения кода.</w:t>
+        <w:t>Все тексты вынесены в базу данных (таблица translations), что позволяет редактировать их без изменения кода.</w:t>
       </w:r>
     </w:p>
     <w:p>
@@ -10448,67 +9672,35 @@
         <w:t>ом верхнем углу переключает тему со светлой на темную и обратно</w:t>
       </w:r>
       <w:r>
-        <w:t xml:space="preserve">. Выбор сохраняется в </w:t>
-      </w:r>
-      <w:proofErr w:type="spellStart"/>
-      <w:r>
-        <w:t>localStorage</w:t>
-      </w:r>
-      <w:proofErr w:type="spellEnd"/>
-      <w:r>
-        <w:t>.</w:t>
-      </w:r>
-    </w:p>
-    <w:p>
-      <w:pPr>
-        <w:pStyle w:val="a3"/>
-      </w:pPr>
-      <w:r>
-        <w:t>Для печати страниц реализованы CSS-правила @</w:t>
-      </w:r>
-      <w:proofErr w:type="spellStart"/>
-      <w:r>
-        <w:t>media</w:t>
-      </w:r>
-      <w:proofErr w:type="spellEnd"/>
+        <w:t>. Выбор сохраняется в localStorage.</w:t>
+      </w:r>
+    </w:p>
+    <w:p>
+      <w:pPr>
+        <w:pStyle w:val="a3"/>
+      </w:pPr>
+      <w:r>
+        <w:t>Для печати страниц реализованы CSS-правила @media print, которые скрывают шапку сайта, меню, футер, фильтры и кнопки, оставляя только контент (карточки тарифов или текст инструкции).</w:t>
+      </w:r>
+    </w:p>
+    <w:p>
+      <w:pPr>
+        <w:pStyle w:val="a3"/>
+      </w:pPr>
+      <w:r>
+        <w:t>Фиксированная круглая кнопка фиолетового цвета</w:t>
+      </w:r>
+      <w:r>
+        <w:t xml:space="preserve"> «Наверх»</w:t>
+      </w:r>
       <w:r>
         <w:t xml:space="preserve"> </w:t>
       </w:r>
-      <w:proofErr w:type="spellStart"/>
-      <w:r>
-        <w:t>print</w:t>
-      </w:r>
-      <w:proofErr w:type="spellEnd"/>
-      <w:r>
-        <w:t>, которые скрывают шапку сайта, меню, футер, фильтры и кнопки, оставляя только контент (карточки тарифов или текст инструкции).</w:t>
-      </w:r>
-    </w:p>
-    <w:p>
-      <w:pPr>
-        <w:pStyle w:val="a3"/>
-      </w:pPr>
-      <w:r>
-        <w:t>Фиксированная круглая кнопка фиолетового цвета</w:t>
-      </w:r>
-      <w:r>
-        <w:t xml:space="preserve"> «Наверх»</w:t>
-      </w:r>
-      <w:r>
-        <w:t xml:space="preserve"> </w:t>
-      </w:r>
       <w:r>
         <w:t xml:space="preserve">располагается </w:t>
       </w:r>
       <w:r>
-        <w:t xml:space="preserve">в правом верхнем углу. Появляется при прокрутке страницы вниз (более 300 </w:t>
-      </w:r>
-      <w:proofErr w:type="spellStart"/>
-      <w:r>
-        <w:t>px</w:t>
-      </w:r>
-      <w:proofErr w:type="spellEnd"/>
-      <w:r>
-        <w:t>). При к</w:t>
+        <w:t>в правом верхнем углу. Появляется при прокрутке страницы вниз (более 300 px). При к</w:t>
       </w:r>
       <w:r>
         <w:t>лике – плавная прокрутка вверх.</w:t>
@@ -10537,15 +9729,7 @@
         <w:t>–</w:t>
       </w:r>
       <w:r>
-        <w:t xml:space="preserve"> ссылки на реальные страницы </w:t>
-      </w:r>
-      <w:proofErr w:type="spellStart"/>
-      <w:r>
-        <w:t>Белтелекома</w:t>
-      </w:r>
-      <w:proofErr w:type="spellEnd"/>
-      <w:r>
-        <w:t xml:space="preserve"> и внешние ресурсы (с</w:t>
+        <w:t xml:space="preserve"> ссылки на реальные страницы Белтелекома и внешние ресурсы (с</w:t>
       </w:r>
       <w:r>
         <w:t>оциальные сети, сайты брендов).</w:t>
@@ -10615,49 +9799,7 @@
         </w:numPr>
       </w:pPr>
       <w:r>
-        <w:t xml:space="preserve">не переводились карточки тарифов при смене языка. Изначально переводы хранились в файлах </w:t>
-      </w:r>
-      <w:proofErr w:type="spellStart"/>
-      <w:r>
-        <w:t>texts</w:t>
-      </w:r>
-      <w:proofErr w:type="spellEnd"/>
-      <w:r>
-        <w:t>/*.</w:t>
-      </w:r>
-      <w:proofErr w:type="spellStart"/>
-      <w:r>
-        <w:t>php</w:t>
-      </w:r>
-      <w:proofErr w:type="spellEnd"/>
-      <w:r>
-        <w:t xml:space="preserve"> и использовалась функция </w:t>
-      </w:r>
-      <w:proofErr w:type="spellStart"/>
-      <w:proofErr w:type="gramStart"/>
-      <w:r>
-        <w:t>tc</w:t>
-      </w:r>
-      <w:proofErr w:type="spellEnd"/>
-      <w:r>
-        <w:t>(</w:t>
-      </w:r>
-      <w:proofErr w:type="gramEnd"/>
-      <w:r>
-        <w:t xml:space="preserve">). Было принято решение перенести все переводы в базу данных и переписать логику вывода на функцию </w:t>
-      </w:r>
-      <w:proofErr w:type="spellStart"/>
-      <w:proofErr w:type="gramStart"/>
-      <w:r>
-        <w:t>getTranslatedTariff</w:t>
-      </w:r>
-      <w:proofErr w:type="spellEnd"/>
-      <w:r>
-        <w:t>(</w:t>
-      </w:r>
-      <w:proofErr w:type="gramEnd"/>
-      <w:r>
-        <w:t>);</w:t>
+        <w:t>не переводились карточки тарифов при смене языка. Изначально переводы хранились в файлах texts/*.php и использовалась функция tc(). Было принято решение перенести все переводы в базу данных и переписать логику вывода на функцию getTranslatedTariff();</w:t>
       </w:r>
     </w:p>
     <w:p>
@@ -10693,15 +9835,7 @@
         </w:numPr>
       </w:pPr>
       <w:r>
-        <w:t xml:space="preserve">чат-бот давал некорректные ответы. Поиск срабатывал на любое слово длиннее 3 символов. В </w:t>
-      </w:r>
-      <w:proofErr w:type="spellStart"/>
-      <w:r>
-        <w:t>get_faq.php</w:t>
-      </w:r>
-      <w:proofErr w:type="spellEnd"/>
-      <w:r>
-        <w:t xml:space="preserve"> были добавлены стоп-слова и ограничения на длину слов и их количество в запросе, а также внедрена система умного поиска по вхождениям ключевых слов;</w:t>
+        <w:t>чат-бот давал некорректные ответы. Поиск срабатывал на любое слово длиннее 3 символов. В get_faq.php были добавлены стоп-слова и ограничения на длину слов и их количество в запросе, а также внедрена система умного поиска по вхождениям ключевых слов;</w:t>
       </w:r>
     </w:p>
     <w:p>
@@ -10724,47 +9858,10 @@
         <w:t>и телевидение</w:t>
       </w:r>
       <w:r>
-        <w:t xml:space="preserve"> (выводились прочерки). Проблема была решена </w:t>
-      </w:r>
-      <w:proofErr w:type="spellStart"/>
-      <w:r>
-        <w:t>парсингом</w:t>
-      </w:r>
-      <w:proofErr w:type="spellEnd"/>
-      <w:r>
-        <w:t xml:space="preserve"> текста из </w:t>
-      </w:r>
-      <w:proofErr w:type="gramStart"/>
-      <w:r>
-        <w:t>блока .</w:t>
-      </w:r>
-      <w:proofErr w:type="spellStart"/>
-      <w:r>
-        <w:t>features</w:t>
-      </w:r>
-      <w:proofErr w:type="spellEnd"/>
-      <w:proofErr w:type="gramEnd"/>
-      <w:r>
-        <w:t xml:space="preserve"> карточки, а заголовки таблицы были переведены через глобальную переменную </w:t>
-      </w:r>
-      <w:proofErr w:type="spellStart"/>
-      <w:r>
-        <w:t>window.transla</w:t>
-      </w:r>
-      <w:r>
-        <w:t>tions</w:t>
-      </w:r>
-      <w:proofErr w:type="spellEnd"/>
-      <w:r>
-        <w:t xml:space="preserve">, объявленную в </w:t>
-      </w:r>
-      <w:proofErr w:type="spellStart"/>
-      <w:r>
-        <w:t>footer.php</w:t>
-      </w:r>
-      <w:proofErr w:type="spellEnd"/>
-      <w:r>
-        <w:t>.</w:t>
+        <w:t xml:space="preserve"> (выводились прочерки). Проблема была решена парсингом текста из блока .features карточки, а заголовки таблицы были переведены через глобальную переменную window.transla</w:t>
+      </w:r>
+      <w:r>
+        <w:t>tions, объявленную в footer.php.</w:t>
       </w:r>
       <w:r>
         <w:br w:type="page"/>
@@ -10815,31 +9912,15 @@
         <w:t xml:space="preserve"> цифровых технологий</w:t>
       </w:r>
       <w:r>
-        <w:t xml:space="preserve"> РУП «</w:t>
-      </w:r>
-      <w:proofErr w:type="spellStart"/>
-      <w:r>
-        <w:t>Белтелеком</w:t>
-      </w:r>
-      <w:proofErr w:type="spellEnd"/>
-      <w:r>
-        <w:t>» были закреплены и углублены теоретические знания в области информационных технологий, а также приобретены практические навыки работы с программным и аппаратным обеспечением предприятия.</w:t>
-      </w:r>
-    </w:p>
-    <w:p>
-      <w:pPr>
-        <w:pStyle w:val="a3"/>
-      </w:pPr>
-      <w:r>
-        <w:t>В первом разделе отчета была рассмотрена структура и назначение базовой организации – РУП «</w:t>
-      </w:r>
-      <w:proofErr w:type="spellStart"/>
-      <w:r>
-        <w:t>Белтелеком</w:t>
-      </w:r>
-      <w:proofErr w:type="spellEnd"/>
-      <w:r>
-        <w:t xml:space="preserve">», изучены правила внутреннего трудового распорядка, инструкции по охране труда и технике безопасности, </w:t>
+        <w:t xml:space="preserve"> РУП «Белтелеком» были закреплены и углублены теоретические знания в области информационных технологий, а также приобретены практические навыки работы с программным и аппаратным обеспечением предприятия.</w:t>
+      </w:r>
+    </w:p>
+    <w:p>
+      <w:pPr>
+        <w:pStyle w:val="a3"/>
+      </w:pPr>
+      <w:r>
+        <w:t xml:space="preserve">В первом разделе отчета была рассмотрена структура и назначение базовой организации – РУП «Белтелеком», изучены правила внутреннего трудового распорядка, инструкции по охране труда и технике безопасности, </w:t>
       </w:r>
       <w:r>
         <w:br/>
@@ -10871,47 +9952,15 @@
         <w:br/>
       </w:r>
       <w:r>
-        <w:t xml:space="preserve">и документация на него, а также работа с публичными информационными сервисами </w:t>
-      </w:r>
-      <w:proofErr w:type="spellStart"/>
-      <w:r>
-        <w:t>Белтелеком</w:t>
-      </w:r>
-      <w:proofErr w:type="spellEnd"/>
-      <w:r>
-        <w:t xml:space="preserve"> – официальным сайтом и личным кабинетом «Мой </w:t>
-      </w:r>
-      <w:proofErr w:type="spellStart"/>
-      <w:r>
-        <w:t>Белтелеком</w:t>
-      </w:r>
-      <w:proofErr w:type="spellEnd"/>
-      <w:r>
-        <w:t>».</w:t>
-      </w:r>
-    </w:p>
-    <w:p>
-      <w:pPr>
-        <w:pStyle w:val="a3"/>
-      </w:pPr>
-      <w:r>
-        <w:t xml:space="preserve">Индивидуальное задание заключалось в </w:t>
-      </w:r>
-      <w:proofErr w:type="spellStart"/>
-      <w:r>
-        <w:t>редизайне</w:t>
-      </w:r>
-      <w:proofErr w:type="spellEnd"/>
-      <w:r>
-        <w:t xml:space="preserve"> и проектировании контента и структуры веб-страницы для презентации услуг РУП «</w:t>
-      </w:r>
-      <w:proofErr w:type="spellStart"/>
-      <w:r>
-        <w:t>Белтелеком</w:t>
-      </w:r>
-      <w:proofErr w:type="spellEnd"/>
-      <w:r>
-        <w:t xml:space="preserve">» на основе анализа действующих тарифов. В рамках его выполнения был проведен анализ текущих страниц раздела «Пакеты», выявлены основные недостатки: перегруженность таблицами, отсутствие фильтров, поиска </w:t>
+        <w:t>и документация на него, а также работа с публичными информационными сервисами Белтелеком – официальным сайтом и личным кабинетом «Мой Белтелеком».</w:t>
+      </w:r>
+    </w:p>
+    <w:p>
+      <w:pPr>
+        <w:pStyle w:val="a3"/>
+      </w:pPr>
+      <w:r>
+        <w:t xml:space="preserve">Индивидуальное задание заключалось в редизайне и проектировании контента и структуры веб-страницы для презентации услуг РУП «Белтелеком» на основе анализа действующих тарифов. В рамках его выполнения был проведен анализ текущих страниц раздела «Пакеты», выявлены основные недостатки: перегруженность таблицами, отсутствие фильтров, поиска </w:t>
       </w:r>
       <w:r>
         <w:br/>
@@ -10925,23 +9974,7 @@
         <w:pStyle w:val="a3"/>
       </w:pPr>
       <w:r>
-        <w:t xml:space="preserve">На основе анализа были созданы прототипы текущих и новых страниц, а затем – цветные макеты всех четырех страниц в программе </w:t>
-      </w:r>
-      <w:proofErr w:type="spellStart"/>
-      <w:r>
-        <w:t>Figma</w:t>
-      </w:r>
-      <w:proofErr w:type="spellEnd"/>
-      <w:r>
-        <w:t xml:space="preserve">. Для хранения данных спроектирована и наполнена база данных </w:t>
-      </w:r>
-      <w:proofErr w:type="spellStart"/>
-      <w:r>
-        <w:t>MySQL</w:t>
-      </w:r>
-      <w:proofErr w:type="spellEnd"/>
-      <w:r>
-        <w:t>, включающая таблицу т</w:t>
+        <w:t>На основе анализа были созданы прототипы текущих и новых страниц, а затем – цветные макеты всех четырех страниц в программе Figma. Для хранения данных спроектирована и наполнена база данных MySQL, включающая таблицу т</w:t>
       </w:r>
       <w:r>
         <w:t xml:space="preserve">арифов и таблицу вопросов для информационного </w:t>
@@ -10967,15 +10000,7 @@
         <w:br/>
       </w:r>
       <w:r>
-        <w:t xml:space="preserve">и «Прочие пакеты </w:t>
-      </w:r>
-      <w:proofErr w:type="spellStart"/>
-      <w:r>
-        <w:t>Белтелеком</w:t>
-      </w:r>
-      <w:proofErr w:type="spellEnd"/>
-      <w:r>
-        <w:t xml:space="preserve">». Каждая страница имеет единую структуру: шапка с меню, подменю страниц, основной контент и футер. </w:t>
+        <w:t xml:space="preserve">и «Прочие пакеты Белтелеком». Каждая страница имеет единую структуру: шапка с меню, подменю страниц, основной контент и футер. </w:t>
       </w:r>
       <w:r>
         <w:t>Реализованы фильтры, поиск и сравнение тарифов, а также информационный помощник (чат) для ответов на часто задаваемые</w:t>
@@ -10989,23 +10014,7 @@
         <w:pStyle w:val="a3"/>
       </w:pPr>
       <w:r>
-        <w:t xml:space="preserve">В результате прохождения практики были достигнуты поставленные цели и выполнены все задачи. Полученные навыки работы с PHP, </w:t>
-      </w:r>
-      <w:proofErr w:type="spellStart"/>
-      <w:r>
-        <w:t>MySQL</w:t>
-      </w:r>
-      <w:proofErr w:type="spellEnd"/>
-      <w:r>
-        <w:t xml:space="preserve">, </w:t>
-      </w:r>
-      <w:proofErr w:type="spellStart"/>
-      <w:r>
-        <w:t>JavaScript</w:t>
-      </w:r>
-      <w:proofErr w:type="spellEnd"/>
-      <w:r>
-        <w:t>, CSS и HTML позволяют в дальнейшем самостоятельно разрабатывать веб-приложения и информационные системы. Практика показала важность комплексного подхода к разработке – от анализа предметной области и проектирования до реализации и отладки.</w:t>
+        <w:t>В результате прохождения практики были достигнуты поставленные цели и выполнены все задачи. Полученные навыки работы с PHP, MySQL, JavaScript, CSS и HTML позволяют в дальнейшем самостоятельно разрабатывать веб-приложения и информационные системы. Практика показала важность комплексного подхода к разработке – от анализа предметной области и проектирования до реализации и отладки.</w:t>
       </w:r>
       <w:r>
         <w:br w:type="page"/>
@@ -11047,33 +10056,12 @@
           <w:numId w:val="31"/>
         </w:numPr>
       </w:pPr>
-      <w:proofErr w:type="spellStart"/>
-      <w:r>
-        <w:t>Белтелеком</w:t>
-      </w:r>
-      <w:proofErr w:type="spellEnd"/>
-      <w:r>
-        <w:t xml:space="preserve"> [Электронный ресурс</w:t>
-      </w:r>
-      <w:proofErr w:type="gramStart"/>
-      <w:r>
-        <w:t>] :</w:t>
-      </w:r>
-      <w:proofErr w:type="gramEnd"/>
-      <w:r>
-        <w:t xml:space="preserve"> официальный сайт </w:t>
+      <w:r>
+        <w:t xml:space="preserve">Белтелеком [Электронный ресурс] : официальный сайт </w:t>
       </w:r>
       <w:r>
         <w:br/>
-        <w:t>РУП «</w:t>
-      </w:r>
-      <w:proofErr w:type="spellStart"/>
-      <w:r>
-        <w:t>Белтелеком</w:t>
-      </w:r>
-      <w:proofErr w:type="spellEnd"/>
-      <w:r>
-        <w:t>». – Режим доступа: https://beltelecom.by. – Дата доступа: 02.09.2026.</w:t>
+        <w:t>РУП «Белтелеком». – Режим доступа: https://beltelecom.by. – Дата доступа: 02.09.2026.</w:t>
       </w:r>
     </w:p>
     <w:p>
@@ -11117,27 +10105,7 @@
           <w:sz w:val="28"/>
           <w:szCs w:val="28"/>
         </w:rPr>
-        <w:t>РУП «</w:t>
-      </w:r>
-      <w:proofErr w:type="spellStart"/>
-      <w:r>
-        <w:rPr>
-          <w:rFonts w:ascii="Times New Roman" w:hAnsi="Times New Roman" w:cs="Times New Roman"/>
-          <w:color w:val="000000" w:themeColor="text1"/>
-          <w:sz w:val="28"/>
-          <w:szCs w:val="28"/>
-        </w:rPr>
-        <w:t>Белтелеком</w:t>
-      </w:r>
-      <w:proofErr w:type="spellEnd"/>
-      <w:r>
-        <w:rPr>
-          <w:rFonts w:ascii="Times New Roman" w:hAnsi="Times New Roman" w:cs="Times New Roman"/>
-          <w:color w:val="000000" w:themeColor="text1"/>
-          <w:sz w:val="28"/>
-          <w:szCs w:val="28"/>
-        </w:rPr>
-        <w:t>»</w:t>
+        <w:t>РУП «Белтелеком»</w:t>
       </w:r>
       <w:r>
         <w:rPr>
@@ -11212,23 +10180,7 @@
         </w:numPr>
       </w:pPr>
       <w:r>
-        <w:t xml:space="preserve">О </w:t>
-      </w:r>
-      <w:proofErr w:type="spellStart"/>
-      <w:r>
-        <w:t>LanDocs</w:t>
-      </w:r>
-      <w:proofErr w:type="spellEnd"/>
-      <w:r>
-        <w:t xml:space="preserve"> [Электронный ресурс</w:t>
-      </w:r>
-      <w:proofErr w:type="gramStart"/>
-      <w:r>
-        <w:t>] :</w:t>
-      </w:r>
-      <w:proofErr w:type="gramEnd"/>
-      <w:r>
-        <w:t xml:space="preserve"> официальный сайт официального дистрибьютора ЛАНИТ в России. – Режим доступа: http://www.landocs.ru/. – Дата доступа: 15.09.2026.</w:t>
+        <w:t>О LanDocs [Электронный ресурс] : официальный сайт официального дистрибьютора ЛАНИТ в России. – Режим доступа: http://www.landocs.ru/. – Дата доступа: 15.09.2026.</w:t>
       </w:r>
     </w:p>
     <w:p>
@@ -11240,15 +10192,7 @@
         </w:numPr>
       </w:pPr>
       <w:r>
-        <w:t xml:space="preserve">Официальная документация </w:t>
-      </w:r>
-      <w:proofErr w:type="spellStart"/>
-      <w:r>
-        <w:t>JavaScript</w:t>
-      </w:r>
-      <w:proofErr w:type="spellEnd"/>
-      <w:r>
-        <w:t xml:space="preserve"> [Электронный ресурс]. – Режим доступа: https://developer.mozilla.org/ru/docs/Web/JavaScript. – Дата доступа: 04.10.2026.</w:t>
+        <w:t>Официальная документация JavaScript [Электронный ресурс]. – Режим доступа: https://developer.mozilla.org/ru/docs/Web/JavaScript. – Дата доступа: 04.10.2026.</w:t>
       </w:r>
     </w:p>
     <w:p>
@@ -11426,7 +10370,7 @@
             <w:sz w:val="24"/>
             <w:szCs w:val="24"/>
           </w:rPr>
-          <w:t>20</w:t>
+          <w:t>22</w:t>
         </w:r>
         <w:r>
           <w:rPr>
@@ -15977,7 +14921,7 @@
 </file>
 
 <file path=customXml/itemProps1.xml><?xml version="1.0" encoding="utf-8"?>
-<ds:datastoreItem xmlns:ds="http://schemas.openxmlformats.org/officeDocument/2006/customXml" ds:itemID="{6A1D5252-FAC8-437E-A06D-83D4EB109FAD}">
+<ds:datastoreItem xmlns:ds="http://schemas.openxmlformats.org/officeDocument/2006/customXml" ds:itemID="{AF8DD366-44CB-4B0A-BCFA-F30E577519CE}">
   <ds:schemaRefs>
     <ds:schemaRef ds:uri="http://schemas.openxmlformats.org/officeDocument/2006/bibliography"/>
   </ds:schemaRefs>
